--- a/C/0422MID/IOTA_C_06_鄭立強.docx
+++ b/C/0422MID/IOTA_C_06_鄭立強.docx
@@ -1,6 +1,6 @@
 
 <file path=word/document.xml><?xml version="1.0" encoding="utf-8"?>
-<w:document xmlns:wpc="http://schemas.microsoft.com/office/word/2010/wordprocessingCanvas" xmlns:cx="http://schemas.microsoft.com/office/drawing/2014/chartex" xmlns:cx1="http://schemas.microsoft.com/office/drawing/2015/9/8/chartex" xmlns:cx2="http://schemas.microsoft.com/office/drawing/2015/10/21/chartex" xmlns:cx3="http://schemas.microsoft.com/office/drawing/2016/5/9/chartex" xmlns:cx4="http://schemas.microsoft.com/office/drawing/2016/5/10/chartex" xmlns:cx5="http://schemas.microsoft.com/office/drawing/2016/5/11/chartex" xmlns:cx6="http://schemas.microsoft.com/office/drawing/2016/5/12/chartex" xmlns:cx7="http://schemas.microsoft.com/office/drawing/2016/5/13/chartex" xmlns:cx8="http://schemas.microsoft.com/office/drawing/2016/5/14/chartex" xmlns:mc="http://schemas.openxmlformats.org/markup-compatibility/2006" xmlns:aink="http://schemas.microsoft.com/office/drawing/2016/ink" xmlns:am3d="http://schemas.microsoft.com/office/drawing/2017/model3d" xmlns:o="urn:schemas-microsoft-com:office:office" xmlns:oel="http://schemas.microsoft.com/office/2019/extlst" xmlns:r="http://schemas.openxmlformats.org/officeDocument/2006/relationships" xmlns:m="http://schemas.openxmlformats.org/officeDocument/2006/math" xmlns:v="urn:schemas-microsoft-com:vml" xmlns:wp14="http://schemas.microsoft.com/office/word/2010/wordprocessingDrawing" xmlns:wp="http://schemas.openxmlformats.org/drawingml/2006/wordprocessingDrawing" xmlns:w10="urn:schemas-microsoft-com:office:word" xmlns:w="http://schemas.openxmlformats.org/wordprocessingml/2006/main" xmlns:w14="http://schemas.microsoft.com/office/word/2010/wordml" xmlns:w15="http://schemas.microsoft.com/office/word/2012/wordml" xmlns:w16cex="http://schemas.microsoft.com/office/word/2018/wordml/cex" xmlns:w16cid="http://schemas.microsoft.com/office/word/2016/wordml/cid" xmlns:w16="http://schemas.microsoft.com/office/word/2018/wordml" xmlns:w16du="http://schemas.microsoft.com/office/word/2023/wordml/word16du" xmlns:w16sdtdh="http://schemas.microsoft.com/office/word/2020/wordml/sdtdatahash" xmlns:w16sdtfl="http://schemas.microsoft.com/office/word/2024/wordml/sdtformatlock" xmlns:w16se="http://schemas.microsoft.com/office/word/2015/wordml/symex" xmlns:wpg="http://schemas.microsoft.com/office/word/2010/wordprocessingGroup" xmlns:wpi="http://schemas.microsoft.com/office/word/2010/wordprocessingInk" xmlns:wne="http://schemas.microsoft.com/office/word/2006/wordml" xmlns:wps="http://schemas.microsoft.com/office/word/2010/wordprocessingShape" mc:Ignorable="w14 w15 w16se w16cid w16 w16cex w16sdtdh w16sdtfl w16du wp14">
+<w:document xmlns:wpc="http://schemas.microsoft.com/office/word/2010/wordprocessingCanvas" xmlns:cx="http://schemas.microsoft.com/office/drawing/2014/chartex" xmlns:cx1="http://schemas.microsoft.com/office/drawing/2015/9/8/chartex" xmlns:cx2="http://schemas.microsoft.com/office/drawing/2015/10/21/chartex" xmlns:cx3="http://schemas.microsoft.com/office/drawing/2016/5/9/chartex" xmlns:cx4="http://schemas.microsoft.com/office/drawing/2016/5/10/chartex" xmlns:cx5="http://schemas.microsoft.com/office/drawing/2016/5/11/chartex" xmlns:cx6="http://schemas.microsoft.com/office/drawing/2016/5/12/chartex" xmlns:cx7="http://schemas.microsoft.com/office/drawing/2016/5/13/chartex" xmlns:cx8="http://schemas.microsoft.com/office/drawing/2016/5/14/chartex" xmlns:mc="http://schemas.openxmlformats.org/markup-compatibility/2006" xmlns:aink="http://schemas.microsoft.com/office/drawing/2016/ink" xmlns:am3d="http://schemas.microsoft.com/office/drawing/2017/model3d" xmlns:o="urn:schemas-microsoft-com:office:office" xmlns:oel="http://schemas.microsoft.com/office/2019/extlst" xmlns:r="http://schemas.openxmlformats.org/officeDocument/2006/relationships" xmlns:m="http://schemas.openxmlformats.org/officeDocument/2006/math" xmlns:v="urn:schemas-microsoft-com:vml" xmlns:wp14="http://schemas.microsoft.com/office/word/2010/wordprocessingDrawing" xmlns:wp="http://schemas.openxmlformats.org/drawingml/2006/wordprocessingDrawing" xmlns:w10="urn:schemas-microsoft-com:office:word" xmlns:w="http://schemas.openxmlformats.org/wordprocessingml/2006/main" xmlns:w14="http://schemas.microsoft.com/office/word/2010/wordml" xmlns:w15="http://schemas.microsoft.com/office/word/2012/wordml" xmlns:w16cex="http://schemas.microsoft.com/office/word/2018/wordml/cex" xmlns:w16cid="http://schemas.microsoft.com/office/word/2016/wordml/cid" xmlns:w16="http://schemas.microsoft.com/office/word/2018/wordml" xmlns:w16du="http://schemas.microsoft.com/office/word/2023/wordml/word16du" xmlns:w16sdtdh="http://schemas.microsoft.com/office/word/2020/wordml/sdtdatahash" xmlns:w16se="http://schemas.microsoft.com/office/word/2015/wordml/symex" xmlns:wpg="http://schemas.microsoft.com/office/word/2010/wordprocessingGroup" xmlns:wpi="http://schemas.microsoft.com/office/word/2010/wordprocessingInk" xmlns:wne="http://schemas.microsoft.com/office/word/2006/wordml" xmlns:wps="http://schemas.microsoft.com/office/word/2010/wordprocessingShape" mc:Ignorable="w14 w15 w16se w16cid w16 w16cex w16sdtdh wp14">
   <w:body>
     <w:p>
       <w:pPr>
@@ -11,9 +11,9 @@
           <w:noProof/>
         </w:rPr>
         <w:drawing>
-          <wp:inline distT="0" distB="0" distL="0" distR="0" wp14:anchorId="3D0E7FFD" wp14:editId="67364AB5">
-            <wp:extent cx="3902272" cy="5200361"/>
-            <wp:effectExtent l="0" t="0" r="3175" b="635"/>
+          <wp:inline distT="0" distB="0" distL="0" distR="0" wp14:anchorId="3D0E7FFD" wp14:editId="008ABA24">
+            <wp:extent cx="5175115" cy="6896612"/>
+            <wp:effectExtent l="0" t="0" r="0" b="0"/>
             <wp:docPr id="1411792322" name="圖片 1"/>
             <wp:cNvGraphicFramePr>
               <a:graphicFrameLocks xmlns:a="http://schemas.openxmlformats.org/drawingml/2006/main" noChangeAspect="1"/>
@@ -43,7 +43,7 @@
                   <pic:spPr bwMode="auto">
                     <a:xfrm>
                       <a:off x="0" y="0"/>
-                      <a:ext cx="3905799" cy="5205061"/>
+                      <a:ext cx="5224687" cy="6962674"/>
                     </a:xfrm>
                     <a:prstGeom prst="rect">
                       <a:avLst/>
@@ -66,6 +66,8807 @@
         <w:spacing w:line="240" w:lineRule="auto"/>
       </w:pPr>
       <w:r>
+        <w:rPr>
+          <w:rFonts w:hint="eastAsia"/>
+        </w:rPr>
+        <w:t>/</w:t>
+      </w:r>
+      <w:r>
+        <w:t>/</w:t>
+      </w:r>
+      <w:r>
+        <w:t>1</w:t>
+      </w:r>
+      <w:r>
+        <w:t>.</w:t>
+      </w:r>
+    </w:p>
+    <w:p>
+      <w:pPr>
+        <w:tabs>
+          <w:tab w:val="left" w:pos="642"/>
+        </w:tabs>
+        <w:autoSpaceDE w:val="0"/>
+        <w:autoSpaceDN w:val="0"/>
+        <w:adjustRightInd w:val="0"/>
+        <w:spacing w:after="0" w:line="240" w:lineRule="auto"/>
+        <w:rPr>
+          <w:rFonts w:ascii="Menlo" w:hAnsi="Menlo" w:cs="Menlo"/>
+          <w:color w:val="000000" w:themeColor="text1"/>
+          <w:kern w:val="0"/>
+          <w:sz w:val="26"/>
+          <w:szCs w:val="26"/>
+        </w:rPr>
+      </w:pPr>
+      <w:r>
+        <w:rPr>
+          <w:rFonts w:ascii="Menlo" w:hAnsi="Menlo" w:cs="Menlo"/>
+          <w:color w:val="000000" w:themeColor="text1"/>
+          <w:kern w:val="0"/>
+          <w:sz w:val="26"/>
+          <w:szCs w:val="26"/>
+        </w:rPr>
+        <w:t>#include &lt;</w:t>
+      </w:r>
+      <w:proofErr w:type="spellStart"/>
+      <w:r>
+        <w:rPr>
+          <w:rFonts w:ascii="Menlo" w:hAnsi="Menlo" w:cs="Menlo"/>
+          <w:color w:val="000000" w:themeColor="text1"/>
+          <w:kern w:val="0"/>
+          <w:sz w:val="26"/>
+          <w:szCs w:val="26"/>
+        </w:rPr>
+        <w:t>stdio.h</w:t>
+      </w:r>
+      <w:proofErr w:type="spellEnd"/>
+      <w:r>
+        <w:rPr>
+          <w:rFonts w:ascii="Menlo" w:hAnsi="Menlo" w:cs="Menlo"/>
+          <w:color w:val="000000" w:themeColor="text1"/>
+          <w:kern w:val="0"/>
+          <w:sz w:val="26"/>
+          <w:szCs w:val="26"/>
+        </w:rPr>
+        <w:t>&gt;</w:t>
+      </w:r>
+    </w:p>
+    <w:p>
+      <w:pPr>
+        <w:tabs>
+          <w:tab w:val="left" w:pos="642"/>
+        </w:tabs>
+        <w:autoSpaceDE w:val="0"/>
+        <w:autoSpaceDN w:val="0"/>
+        <w:adjustRightInd w:val="0"/>
+        <w:spacing w:after="0" w:line="240" w:lineRule="auto"/>
+        <w:rPr>
+          <w:rFonts w:ascii="Menlo" w:hAnsi="Menlo" w:cs="Menlo"/>
+          <w:color w:val="000000" w:themeColor="text1"/>
+          <w:kern w:val="0"/>
+          <w:sz w:val="26"/>
+          <w:szCs w:val="26"/>
+        </w:rPr>
+      </w:pPr>
+      <w:r>
+        <w:rPr>
+          <w:rFonts w:ascii="Menlo" w:hAnsi="Menlo" w:cs="Menlo"/>
+          <w:color w:val="000000" w:themeColor="text1"/>
+          <w:kern w:val="0"/>
+          <w:sz w:val="26"/>
+          <w:szCs w:val="26"/>
+        </w:rPr>
+        <w:t>#include &lt;</w:t>
+      </w:r>
+      <w:proofErr w:type="spellStart"/>
+      <w:r>
+        <w:rPr>
+          <w:rFonts w:ascii="Menlo" w:hAnsi="Menlo" w:cs="Menlo"/>
+          <w:color w:val="000000" w:themeColor="text1"/>
+          <w:kern w:val="0"/>
+          <w:sz w:val="26"/>
+          <w:szCs w:val="26"/>
+        </w:rPr>
+        <w:t>stdlib.h</w:t>
+      </w:r>
+      <w:proofErr w:type="spellEnd"/>
+      <w:r>
+        <w:rPr>
+          <w:rFonts w:ascii="Menlo" w:hAnsi="Menlo" w:cs="Menlo"/>
+          <w:color w:val="000000" w:themeColor="text1"/>
+          <w:kern w:val="0"/>
+          <w:sz w:val="26"/>
+          <w:szCs w:val="26"/>
+        </w:rPr>
+        <w:t>&gt;</w:t>
+      </w:r>
+    </w:p>
+    <w:p>
+      <w:pPr>
+        <w:tabs>
+          <w:tab w:val="left" w:pos="642"/>
+        </w:tabs>
+        <w:autoSpaceDE w:val="0"/>
+        <w:autoSpaceDN w:val="0"/>
+        <w:adjustRightInd w:val="0"/>
+        <w:spacing w:after="0" w:line="240" w:lineRule="auto"/>
+        <w:rPr>
+          <w:rFonts w:ascii="Menlo" w:hAnsi="Menlo" w:cs="Menlo"/>
+          <w:color w:val="000000" w:themeColor="text1"/>
+          <w:kern w:val="0"/>
+          <w:sz w:val="26"/>
+          <w:szCs w:val="26"/>
+        </w:rPr>
+      </w:pPr>
+    </w:p>
+    <w:p>
+      <w:pPr>
+        <w:tabs>
+          <w:tab w:val="left" w:pos="642"/>
+        </w:tabs>
+        <w:autoSpaceDE w:val="0"/>
+        <w:autoSpaceDN w:val="0"/>
+        <w:adjustRightInd w:val="0"/>
+        <w:spacing w:after="0" w:line="240" w:lineRule="auto"/>
+        <w:rPr>
+          <w:rFonts w:ascii="Menlo" w:hAnsi="Menlo" w:cs="Menlo"/>
+          <w:color w:val="000000" w:themeColor="text1"/>
+          <w:kern w:val="0"/>
+          <w:sz w:val="26"/>
+          <w:szCs w:val="26"/>
+        </w:rPr>
+      </w:pPr>
+      <w:r>
+        <w:rPr>
+          <w:rFonts w:ascii="Menlo" w:hAnsi="Menlo" w:cs="Menlo"/>
+          <w:color w:val="000000" w:themeColor="text1"/>
+          <w:kern w:val="0"/>
+          <w:sz w:val="26"/>
+          <w:szCs w:val="26"/>
+        </w:rPr>
+        <w:t>#define CUBIC(X) ((X)*(X)*(X))</w:t>
+      </w:r>
+    </w:p>
+    <w:p>
+      <w:pPr>
+        <w:tabs>
+          <w:tab w:val="left" w:pos="642"/>
+        </w:tabs>
+        <w:autoSpaceDE w:val="0"/>
+        <w:autoSpaceDN w:val="0"/>
+        <w:adjustRightInd w:val="0"/>
+        <w:spacing w:after="0" w:line="240" w:lineRule="auto"/>
+        <w:rPr>
+          <w:rFonts w:ascii="Menlo" w:hAnsi="Menlo" w:cs="Menlo"/>
+          <w:color w:val="000000" w:themeColor="text1"/>
+          <w:kern w:val="0"/>
+          <w:sz w:val="26"/>
+          <w:szCs w:val="26"/>
+        </w:rPr>
+      </w:pPr>
+      <w:r>
+        <w:rPr>
+          <w:rFonts w:ascii="Menlo" w:hAnsi="Menlo" w:cs="Menlo"/>
+          <w:b/>
+          <w:bCs/>
+          <w:color w:val="000000" w:themeColor="text1"/>
+          <w:kern w:val="0"/>
+          <w:sz w:val="26"/>
+          <w:szCs w:val="26"/>
+        </w:rPr>
+        <w:t>int</w:t>
+      </w:r>
+      <w:r>
+        <w:rPr>
+          <w:rFonts w:ascii="Menlo" w:hAnsi="Menlo" w:cs="Menlo"/>
+          <w:color w:val="000000" w:themeColor="text1"/>
+          <w:kern w:val="0"/>
+          <w:sz w:val="26"/>
+          <w:szCs w:val="26"/>
+        </w:rPr>
+        <w:t xml:space="preserve"> main(</w:t>
+      </w:r>
+      <w:r>
+        <w:rPr>
+          <w:rFonts w:ascii="Menlo" w:hAnsi="Menlo" w:cs="Menlo"/>
+          <w:b/>
+          <w:bCs/>
+          <w:color w:val="000000" w:themeColor="text1"/>
+          <w:kern w:val="0"/>
+          <w:sz w:val="26"/>
+          <w:szCs w:val="26"/>
+        </w:rPr>
+        <w:t>void</w:t>
+      </w:r>
+      <w:r>
+        <w:rPr>
+          <w:rFonts w:ascii="Menlo" w:hAnsi="Menlo" w:cs="Menlo"/>
+          <w:color w:val="000000" w:themeColor="text1"/>
+          <w:kern w:val="0"/>
+          <w:sz w:val="26"/>
+          <w:szCs w:val="26"/>
+        </w:rPr>
+        <w:t>) {</w:t>
+      </w:r>
+    </w:p>
+    <w:p>
+      <w:pPr>
+        <w:tabs>
+          <w:tab w:val="left" w:pos="642"/>
+        </w:tabs>
+        <w:autoSpaceDE w:val="0"/>
+        <w:autoSpaceDN w:val="0"/>
+        <w:adjustRightInd w:val="0"/>
+        <w:spacing w:after="0" w:line="240" w:lineRule="auto"/>
+        <w:rPr>
+          <w:rFonts w:ascii="Menlo" w:hAnsi="Menlo" w:cs="Menlo"/>
+          <w:color w:val="000000" w:themeColor="text1"/>
+          <w:kern w:val="0"/>
+          <w:sz w:val="26"/>
+          <w:szCs w:val="26"/>
+        </w:rPr>
+      </w:pPr>
+      <w:r>
+        <w:rPr>
+          <w:rFonts w:ascii="Menlo" w:hAnsi="Menlo" w:cs="Menlo"/>
+          <w:color w:val="000000" w:themeColor="text1"/>
+          <w:kern w:val="0"/>
+          <w:sz w:val="26"/>
+          <w:szCs w:val="26"/>
+        </w:rPr>
+        <w:lastRenderedPageBreak/>
+        <w:t xml:space="preserve">    </w:t>
+      </w:r>
+      <w:proofErr w:type="spellStart"/>
+      <w:r>
+        <w:rPr>
+          <w:rFonts w:ascii="Menlo" w:hAnsi="Menlo" w:cs="Menlo"/>
+          <w:color w:val="000000" w:themeColor="text1"/>
+          <w:kern w:val="0"/>
+          <w:sz w:val="26"/>
+          <w:szCs w:val="26"/>
+        </w:rPr>
+        <w:t>printf</w:t>
+      </w:r>
+      <w:proofErr w:type="spellEnd"/>
+      <w:r>
+        <w:rPr>
+          <w:rFonts w:ascii="Menlo" w:hAnsi="Menlo" w:cs="Menlo"/>
+          <w:color w:val="000000" w:themeColor="text1"/>
+          <w:kern w:val="0"/>
+          <w:sz w:val="26"/>
+          <w:szCs w:val="26"/>
+        </w:rPr>
+        <w:t>("%d\</w:t>
+      </w:r>
+      <w:proofErr w:type="spellStart"/>
+      <w:r>
+        <w:rPr>
+          <w:rFonts w:ascii="Menlo" w:hAnsi="Menlo" w:cs="Menlo"/>
+          <w:color w:val="000000" w:themeColor="text1"/>
+          <w:kern w:val="0"/>
+          <w:sz w:val="26"/>
+          <w:szCs w:val="26"/>
+        </w:rPr>
+        <w:t>n</w:t>
+      </w:r>
+      <w:proofErr w:type="gramStart"/>
+      <w:r>
+        <w:rPr>
+          <w:rFonts w:ascii="Menlo" w:hAnsi="Menlo" w:cs="Menlo"/>
+          <w:color w:val="000000" w:themeColor="text1"/>
+          <w:kern w:val="0"/>
+          <w:sz w:val="26"/>
+          <w:szCs w:val="26"/>
+        </w:rPr>
+        <w:t>",CUBIC</w:t>
+      </w:r>
+      <w:proofErr w:type="spellEnd"/>
+      <w:proofErr w:type="gramEnd"/>
+      <w:r>
+        <w:rPr>
+          <w:rFonts w:ascii="Menlo" w:hAnsi="Menlo" w:cs="Menlo"/>
+          <w:color w:val="000000" w:themeColor="text1"/>
+          <w:kern w:val="0"/>
+          <w:sz w:val="26"/>
+          <w:szCs w:val="26"/>
+        </w:rPr>
+        <w:t>(5));</w:t>
+      </w:r>
+    </w:p>
+    <w:p>
+      <w:pPr>
+        <w:tabs>
+          <w:tab w:val="left" w:pos="642"/>
+        </w:tabs>
+        <w:autoSpaceDE w:val="0"/>
+        <w:autoSpaceDN w:val="0"/>
+        <w:adjustRightInd w:val="0"/>
+        <w:spacing w:after="0" w:line="240" w:lineRule="auto"/>
+        <w:rPr>
+          <w:rFonts w:ascii="Menlo" w:hAnsi="Menlo" w:cs="Menlo"/>
+          <w:color w:val="000000" w:themeColor="text1"/>
+          <w:kern w:val="0"/>
+          <w:sz w:val="26"/>
+          <w:szCs w:val="26"/>
+        </w:rPr>
+      </w:pPr>
+      <w:r>
+        <w:rPr>
+          <w:rFonts w:ascii="Menlo" w:hAnsi="Menlo" w:cs="Menlo"/>
+          <w:color w:val="000000" w:themeColor="text1"/>
+          <w:kern w:val="0"/>
+          <w:sz w:val="26"/>
+          <w:szCs w:val="26"/>
+        </w:rPr>
+        <w:t xml:space="preserve">    </w:t>
+      </w:r>
+      <w:proofErr w:type="spellStart"/>
+      <w:r>
+        <w:rPr>
+          <w:rFonts w:ascii="Menlo" w:hAnsi="Menlo" w:cs="Menlo"/>
+          <w:color w:val="000000" w:themeColor="text1"/>
+          <w:kern w:val="0"/>
+          <w:sz w:val="26"/>
+          <w:szCs w:val="26"/>
+        </w:rPr>
+        <w:t>printf</w:t>
+      </w:r>
+      <w:proofErr w:type="spellEnd"/>
+      <w:r>
+        <w:rPr>
+          <w:rFonts w:ascii="Menlo" w:hAnsi="Menlo" w:cs="Menlo"/>
+          <w:color w:val="000000" w:themeColor="text1"/>
+          <w:kern w:val="0"/>
+          <w:sz w:val="26"/>
+          <w:szCs w:val="26"/>
+        </w:rPr>
+        <w:t>("%f\</w:t>
+      </w:r>
+      <w:proofErr w:type="spellStart"/>
+      <w:r>
+        <w:rPr>
+          <w:rFonts w:ascii="Menlo" w:hAnsi="Menlo" w:cs="Menlo"/>
+          <w:color w:val="000000" w:themeColor="text1"/>
+          <w:kern w:val="0"/>
+          <w:sz w:val="26"/>
+          <w:szCs w:val="26"/>
+        </w:rPr>
+        <w:t>n</w:t>
+      </w:r>
+      <w:proofErr w:type="gramStart"/>
+      <w:r>
+        <w:rPr>
+          <w:rFonts w:ascii="Menlo" w:hAnsi="Menlo" w:cs="Menlo"/>
+          <w:color w:val="000000" w:themeColor="text1"/>
+          <w:kern w:val="0"/>
+          <w:sz w:val="26"/>
+          <w:szCs w:val="26"/>
+        </w:rPr>
+        <w:t>",CUBIC</w:t>
+      </w:r>
+      <w:proofErr w:type="spellEnd"/>
+      <w:proofErr w:type="gramEnd"/>
+      <w:r>
+        <w:rPr>
+          <w:rFonts w:ascii="Menlo" w:hAnsi="Menlo" w:cs="Menlo"/>
+          <w:color w:val="000000" w:themeColor="text1"/>
+          <w:kern w:val="0"/>
+          <w:sz w:val="26"/>
+          <w:szCs w:val="26"/>
+        </w:rPr>
+        <w:t>(2.4));</w:t>
+      </w:r>
+    </w:p>
+    <w:p>
+      <w:pPr>
+        <w:tabs>
+          <w:tab w:val="left" w:pos="642"/>
+        </w:tabs>
+        <w:autoSpaceDE w:val="0"/>
+        <w:autoSpaceDN w:val="0"/>
+        <w:adjustRightInd w:val="0"/>
+        <w:spacing w:after="0" w:line="240" w:lineRule="auto"/>
+        <w:rPr>
+          <w:rFonts w:ascii="Menlo" w:hAnsi="Menlo" w:cs="Menlo"/>
+          <w:color w:val="000000" w:themeColor="text1"/>
+          <w:kern w:val="0"/>
+          <w:sz w:val="26"/>
+          <w:szCs w:val="26"/>
+        </w:rPr>
+      </w:pPr>
+      <w:r>
+        <w:rPr>
+          <w:rFonts w:ascii="Menlo" w:hAnsi="Menlo" w:cs="Menlo"/>
+          <w:color w:val="000000" w:themeColor="text1"/>
+          <w:kern w:val="0"/>
+          <w:sz w:val="26"/>
+          <w:szCs w:val="26"/>
+        </w:rPr>
+        <w:t xml:space="preserve">    </w:t>
+      </w:r>
+      <w:r>
+        <w:rPr>
+          <w:rFonts w:ascii="Menlo" w:hAnsi="Menlo" w:cs="Menlo"/>
+          <w:b/>
+          <w:bCs/>
+          <w:color w:val="000000" w:themeColor="text1"/>
+          <w:kern w:val="0"/>
+          <w:sz w:val="26"/>
+          <w:szCs w:val="26"/>
+        </w:rPr>
+        <w:t>return</w:t>
+      </w:r>
+      <w:r>
+        <w:rPr>
+          <w:rFonts w:ascii="Menlo" w:hAnsi="Menlo" w:cs="Menlo"/>
+          <w:color w:val="000000" w:themeColor="text1"/>
+          <w:kern w:val="0"/>
+          <w:sz w:val="26"/>
+          <w:szCs w:val="26"/>
+        </w:rPr>
+        <w:t xml:space="preserve"> 0;</w:t>
+      </w:r>
+    </w:p>
+    <w:p>
+      <w:pPr>
+        <w:widowControl/>
+        <w:pBdr>
+          <w:bottom w:val="single" w:sz="6" w:space="1" w:color="auto"/>
+        </w:pBdr>
+        <w:spacing w:line="240" w:lineRule="auto"/>
+        <w:rPr>
+          <w:rFonts w:ascii="Menlo" w:hAnsi="Menlo" w:cs="Menlo"/>
+          <w:color w:val="000000" w:themeColor="text1"/>
+          <w:kern w:val="0"/>
+          <w:sz w:val="26"/>
+          <w:szCs w:val="26"/>
+        </w:rPr>
+      </w:pPr>
+      <w:r>
+        <w:rPr>
+          <w:rFonts w:ascii="Menlo" w:hAnsi="Menlo" w:cs="Menlo"/>
+          <w:color w:val="000000" w:themeColor="text1"/>
+          <w:kern w:val="0"/>
+          <w:sz w:val="26"/>
+          <w:szCs w:val="26"/>
+        </w:rPr>
+        <w:t>}</w:t>
+      </w:r>
+    </w:p>
+    <w:p>
+      <w:pPr>
+        <w:widowControl/>
+        <w:pBdr>
+          <w:bottom w:val="single" w:sz="6" w:space="1" w:color="auto"/>
+        </w:pBdr>
+        <w:spacing w:line="240" w:lineRule="auto"/>
+        <w:rPr>
+          <w:rFonts w:ascii="Menlo" w:hAnsi="Menlo" w:cs="Menlo"/>
+          <w:color w:val="000000" w:themeColor="text1"/>
+          <w:kern w:val="0"/>
+          <w:sz w:val="26"/>
+          <w:szCs w:val="26"/>
+        </w:rPr>
+      </w:pPr>
+    </w:p>
+    <w:p>
+      <w:pPr>
+        <w:widowControl/>
+        <w:spacing w:line="240" w:lineRule="auto"/>
+        <w:rPr>
+          <w:rFonts w:ascii="Menlo" w:hAnsi="Menlo" w:cs="Menlo" w:hint="eastAsia"/>
+          <w:color w:val="000000" w:themeColor="text1"/>
+          <w:kern w:val="0"/>
+          <w:sz w:val="26"/>
+          <w:szCs w:val="26"/>
+        </w:rPr>
+      </w:pPr>
+    </w:p>
+    <w:p>
+      <w:pPr>
+        <w:widowControl/>
+        <w:spacing w:line="240" w:lineRule="auto"/>
+        <w:rPr>
+          <w:rFonts w:ascii="Menlo" w:hAnsi="Menlo" w:cs="Menlo"/>
+          <w:color w:val="000000" w:themeColor="text1"/>
+          <w:kern w:val="0"/>
+          <w:sz w:val="26"/>
+          <w:szCs w:val="26"/>
+        </w:rPr>
+      </w:pPr>
+      <w:r>
+        <w:rPr>
+          <w:rFonts w:ascii="Menlo" w:hAnsi="Menlo" w:cs="Menlo"/>
+          <w:color w:val="000000" w:themeColor="text1"/>
+          <w:kern w:val="0"/>
+          <w:sz w:val="26"/>
+          <w:szCs w:val="26"/>
+        </w:rPr>
+        <w:t>//</w:t>
+      </w:r>
+      <w:r>
+        <w:rPr>
+          <w:rFonts w:ascii="Menlo" w:hAnsi="Menlo" w:cs="Menlo" w:hint="eastAsia"/>
+          <w:color w:val="000000" w:themeColor="text1"/>
+          <w:kern w:val="0"/>
+          <w:sz w:val="26"/>
+          <w:szCs w:val="26"/>
+        </w:rPr>
+        <w:t>2</w:t>
+      </w:r>
+      <w:r>
+        <w:rPr>
+          <w:rFonts w:ascii="Menlo" w:hAnsi="Menlo" w:cs="Menlo"/>
+          <w:color w:val="000000" w:themeColor="text1"/>
+          <w:kern w:val="0"/>
+          <w:sz w:val="26"/>
+          <w:szCs w:val="26"/>
+        </w:rPr>
+        <w:t>.</w:t>
+      </w:r>
+    </w:p>
+    <w:p>
+      <w:pPr>
+        <w:tabs>
+          <w:tab w:val="left" w:pos="642"/>
+        </w:tabs>
+        <w:autoSpaceDE w:val="0"/>
+        <w:autoSpaceDN w:val="0"/>
+        <w:adjustRightInd w:val="0"/>
+        <w:spacing w:after="0" w:line="240" w:lineRule="auto"/>
+        <w:rPr>
+          <w:rFonts w:ascii="Menlo" w:hAnsi="Menlo" w:cs="Menlo"/>
+          <w:color w:val="000000" w:themeColor="text1"/>
+          <w:kern w:val="0"/>
+          <w:sz w:val="26"/>
+          <w:szCs w:val="26"/>
+        </w:rPr>
+      </w:pPr>
+      <w:r>
+        <w:rPr>
+          <w:rFonts w:ascii="Menlo" w:hAnsi="Menlo" w:cs="Menlo"/>
+          <w:color w:val="000000" w:themeColor="text1"/>
+          <w:kern w:val="0"/>
+          <w:sz w:val="26"/>
+          <w:szCs w:val="26"/>
+        </w:rPr>
+        <w:t>#include &lt;</w:t>
+      </w:r>
+      <w:proofErr w:type="spellStart"/>
+      <w:r>
+        <w:rPr>
+          <w:rFonts w:ascii="Menlo" w:hAnsi="Menlo" w:cs="Menlo"/>
+          <w:color w:val="000000" w:themeColor="text1"/>
+          <w:kern w:val="0"/>
+          <w:sz w:val="26"/>
+          <w:szCs w:val="26"/>
+        </w:rPr>
+        <w:t>stdio.h</w:t>
+      </w:r>
+      <w:proofErr w:type="spellEnd"/>
+      <w:r>
+        <w:rPr>
+          <w:rFonts w:ascii="Menlo" w:hAnsi="Menlo" w:cs="Menlo"/>
+          <w:color w:val="000000" w:themeColor="text1"/>
+          <w:kern w:val="0"/>
+          <w:sz w:val="26"/>
+          <w:szCs w:val="26"/>
+        </w:rPr>
+        <w:t>&gt;</w:t>
+      </w:r>
+    </w:p>
+    <w:p>
+      <w:pPr>
+        <w:tabs>
+          <w:tab w:val="left" w:pos="642"/>
+        </w:tabs>
+        <w:autoSpaceDE w:val="0"/>
+        <w:autoSpaceDN w:val="0"/>
+        <w:adjustRightInd w:val="0"/>
+        <w:spacing w:after="0" w:line="240" w:lineRule="auto"/>
+        <w:rPr>
+          <w:rFonts w:ascii="Menlo" w:hAnsi="Menlo" w:cs="Menlo"/>
+          <w:color w:val="000000" w:themeColor="text1"/>
+          <w:kern w:val="0"/>
+          <w:sz w:val="26"/>
+          <w:szCs w:val="26"/>
+        </w:rPr>
+      </w:pPr>
+      <w:r>
+        <w:rPr>
+          <w:rFonts w:ascii="Menlo" w:hAnsi="Menlo" w:cs="Menlo"/>
+          <w:color w:val="000000" w:themeColor="text1"/>
+          <w:kern w:val="0"/>
+          <w:sz w:val="26"/>
+          <w:szCs w:val="26"/>
+        </w:rPr>
+        <w:t>#include &lt;</w:t>
+      </w:r>
+      <w:proofErr w:type="spellStart"/>
+      <w:r>
+        <w:rPr>
+          <w:rFonts w:ascii="Menlo" w:hAnsi="Menlo" w:cs="Menlo"/>
+          <w:color w:val="000000" w:themeColor="text1"/>
+          <w:kern w:val="0"/>
+          <w:sz w:val="26"/>
+          <w:szCs w:val="26"/>
+        </w:rPr>
+        <w:t>stdlib.h</w:t>
+      </w:r>
+      <w:proofErr w:type="spellEnd"/>
+      <w:r>
+        <w:rPr>
+          <w:rFonts w:ascii="Menlo" w:hAnsi="Menlo" w:cs="Menlo"/>
+          <w:color w:val="000000" w:themeColor="text1"/>
+          <w:kern w:val="0"/>
+          <w:sz w:val="26"/>
+          <w:szCs w:val="26"/>
+        </w:rPr>
+        <w:t>&gt;</w:t>
+      </w:r>
+    </w:p>
+    <w:p>
+      <w:pPr>
+        <w:tabs>
+          <w:tab w:val="left" w:pos="642"/>
+        </w:tabs>
+        <w:autoSpaceDE w:val="0"/>
+        <w:autoSpaceDN w:val="0"/>
+        <w:adjustRightInd w:val="0"/>
+        <w:spacing w:after="0" w:line="240" w:lineRule="auto"/>
+        <w:rPr>
+          <w:rFonts w:ascii="Menlo" w:hAnsi="Menlo" w:cs="Menlo"/>
+          <w:color w:val="000000" w:themeColor="text1"/>
+          <w:kern w:val="0"/>
+          <w:sz w:val="26"/>
+          <w:szCs w:val="26"/>
+        </w:rPr>
+      </w:pPr>
+    </w:p>
+    <w:p>
+      <w:pPr>
+        <w:tabs>
+          <w:tab w:val="left" w:pos="642"/>
+        </w:tabs>
+        <w:autoSpaceDE w:val="0"/>
+        <w:autoSpaceDN w:val="0"/>
+        <w:adjustRightInd w:val="0"/>
+        <w:spacing w:after="0" w:line="240" w:lineRule="auto"/>
+        <w:rPr>
+          <w:rFonts w:ascii="Menlo" w:hAnsi="Menlo" w:cs="Menlo"/>
+          <w:color w:val="000000" w:themeColor="text1"/>
+          <w:kern w:val="0"/>
+          <w:sz w:val="26"/>
+          <w:szCs w:val="26"/>
+        </w:rPr>
+      </w:pPr>
+      <w:r>
+        <w:rPr>
+          <w:rFonts w:ascii="Menlo" w:hAnsi="Menlo" w:cs="Menlo"/>
+          <w:color w:val="000000" w:themeColor="text1"/>
+          <w:kern w:val="0"/>
+          <w:sz w:val="26"/>
+          <w:szCs w:val="26"/>
+        </w:rPr>
+        <w:t xml:space="preserve">#define </w:t>
+      </w:r>
+      <w:proofErr w:type="spellStart"/>
+      <w:r>
+        <w:rPr>
+          <w:rFonts w:ascii="Menlo" w:hAnsi="Menlo" w:cs="Menlo"/>
+          <w:color w:val="000000" w:themeColor="text1"/>
+          <w:kern w:val="0"/>
+          <w:sz w:val="26"/>
+          <w:szCs w:val="26"/>
+        </w:rPr>
+        <w:t>CalNumber</w:t>
+      </w:r>
+      <w:proofErr w:type="spellEnd"/>
+      <w:r>
+        <w:rPr>
+          <w:rFonts w:ascii="Menlo" w:hAnsi="Menlo" w:cs="Menlo"/>
+          <w:color w:val="000000" w:themeColor="text1"/>
+          <w:kern w:val="0"/>
+          <w:sz w:val="26"/>
+          <w:szCs w:val="26"/>
+        </w:rPr>
+        <w:t xml:space="preserve"> 5</w:t>
+      </w:r>
+    </w:p>
+    <w:p>
+      <w:pPr>
+        <w:tabs>
+          <w:tab w:val="left" w:pos="642"/>
+        </w:tabs>
+        <w:autoSpaceDE w:val="0"/>
+        <w:autoSpaceDN w:val="0"/>
+        <w:adjustRightInd w:val="0"/>
+        <w:spacing w:after="0" w:line="240" w:lineRule="auto"/>
+        <w:rPr>
+          <w:rFonts w:ascii="Menlo" w:hAnsi="Menlo" w:cs="Menlo"/>
+          <w:color w:val="000000" w:themeColor="text1"/>
+          <w:kern w:val="0"/>
+          <w:sz w:val="26"/>
+          <w:szCs w:val="26"/>
+        </w:rPr>
+      </w:pPr>
+    </w:p>
+    <w:p>
+      <w:pPr>
+        <w:tabs>
+          <w:tab w:val="left" w:pos="642"/>
+        </w:tabs>
+        <w:autoSpaceDE w:val="0"/>
+        <w:autoSpaceDN w:val="0"/>
+        <w:adjustRightInd w:val="0"/>
+        <w:spacing w:after="0" w:line="240" w:lineRule="auto"/>
+        <w:rPr>
+          <w:rFonts w:ascii="Menlo" w:hAnsi="Menlo" w:cs="Menlo"/>
+          <w:color w:val="000000" w:themeColor="text1"/>
+          <w:kern w:val="0"/>
+          <w:sz w:val="26"/>
+          <w:szCs w:val="26"/>
+        </w:rPr>
+      </w:pPr>
+      <w:r>
+        <w:rPr>
+          <w:rFonts w:ascii="Menlo" w:hAnsi="Menlo" w:cs="Menlo"/>
+          <w:b/>
+          <w:bCs/>
+          <w:color w:val="000000" w:themeColor="text1"/>
+          <w:kern w:val="0"/>
+          <w:sz w:val="26"/>
+          <w:szCs w:val="26"/>
+        </w:rPr>
+        <w:t>int</w:t>
+      </w:r>
+      <w:r>
+        <w:rPr>
+          <w:rFonts w:ascii="Menlo" w:hAnsi="Menlo" w:cs="Menlo"/>
+          <w:color w:val="000000" w:themeColor="text1"/>
+          <w:kern w:val="0"/>
+          <w:sz w:val="26"/>
+          <w:szCs w:val="26"/>
+        </w:rPr>
+        <w:t xml:space="preserve"> main(</w:t>
+      </w:r>
+      <w:r>
+        <w:rPr>
+          <w:rFonts w:ascii="Menlo" w:hAnsi="Menlo" w:cs="Menlo"/>
+          <w:b/>
+          <w:bCs/>
+          <w:color w:val="000000" w:themeColor="text1"/>
+          <w:kern w:val="0"/>
+          <w:sz w:val="26"/>
+          <w:szCs w:val="26"/>
+        </w:rPr>
+        <w:t>void</w:t>
+      </w:r>
+      <w:r>
+        <w:rPr>
+          <w:rFonts w:ascii="Menlo" w:hAnsi="Menlo" w:cs="Menlo"/>
+          <w:color w:val="000000" w:themeColor="text1"/>
+          <w:kern w:val="0"/>
+          <w:sz w:val="26"/>
+          <w:szCs w:val="26"/>
+        </w:rPr>
+        <w:t>) {</w:t>
+      </w:r>
+    </w:p>
+    <w:p>
+      <w:pPr>
+        <w:tabs>
+          <w:tab w:val="left" w:pos="642"/>
+        </w:tabs>
+        <w:autoSpaceDE w:val="0"/>
+        <w:autoSpaceDN w:val="0"/>
+        <w:adjustRightInd w:val="0"/>
+        <w:spacing w:after="0" w:line="240" w:lineRule="auto"/>
+        <w:rPr>
+          <w:rFonts w:ascii="Menlo" w:hAnsi="Menlo" w:cs="Menlo"/>
+          <w:color w:val="000000" w:themeColor="text1"/>
+          <w:kern w:val="0"/>
+          <w:sz w:val="26"/>
+          <w:szCs w:val="26"/>
+        </w:rPr>
+      </w:pPr>
+      <w:r>
+        <w:rPr>
+          <w:rFonts w:ascii="Menlo" w:hAnsi="Menlo" w:cs="Menlo"/>
+          <w:color w:val="000000" w:themeColor="text1"/>
+          <w:kern w:val="0"/>
+          <w:sz w:val="26"/>
+          <w:szCs w:val="26"/>
+        </w:rPr>
+        <w:t xml:space="preserve">    </w:t>
+      </w:r>
+      <w:proofErr w:type="spellStart"/>
+      <w:r>
+        <w:rPr>
+          <w:rFonts w:ascii="Menlo" w:hAnsi="Menlo" w:cs="Menlo"/>
+          <w:color w:val="000000" w:themeColor="text1"/>
+          <w:kern w:val="0"/>
+          <w:sz w:val="26"/>
+          <w:szCs w:val="26"/>
+        </w:rPr>
+        <w:t>printf</w:t>
+      </w:r>
+      <w:proofErr w:type="spellEnd"/>
+      <w:r>
+        <w:rPr>
+          <w:rFonts w:ascii="Menlo" w:hAnsi="Menlo" w:cs="Menlo"/>
+          <w:color w:val="000000" w:themeColor="text1"/>
+          <w:kern w:val="0"/>
+          <w:sz w:val="26"/>
+          <w:szCs w:val="26"/>
+        </w:rPr>
+        <w:t>("%d\</w:t>
+      </w:r>
+      <w:proofErr w:type="spellStart"/>
+      <w:r>
+        <w:rPr>
+          <w:rFonts w:ascii="Menlo" w:hAnsi="Menlo" w:cs="Menlo"/>
+          <w:color w:val="000000" w:themeColor="text1"/>
+          <w:kern w:val="0"/>
+          <w:sz w:val="26"/>
+          <w:szCs w:val="26"/>
+        </w:rPr>
+        <w:t>n</w:t>
+      </w:r>
+      <w:proofErr w:type="gramStart"/>
+      <w:r>
+        <w:rPr>
+          <w:rFonts w:ascii="Menlo" w:hAnsi="Menlo" w:cs="Menlo"/>
+          <w:color w:val="000000" w:themeColor="text1"/>
+          <w:kern w:val="0"/>
+          <w:sz w:val="26"/>
+          <w:szCs w:val="26"/>
+        </w:rPr>
+        <w:t>",fac</w:t>
+      </w:r>
+      <w:proofErr w:type="spellEnd"/>
+      <w:proofErr w:type="gramEnd"/>
+      <w:r>
+        <w:rPr>
+          <w:rFonts w:ascii="Menlo" w:hAnsi="Menlo" w:cs="Menlo"/>
+          <w:color w:val="000000" w:themeColor="text1"/>
+          <w:kern w:val="0"/>
+          <w:sz w:val="26"/>
+          <w:szCs w:val="26"/>
+        </w:rPr>
+        <w:t>(</w:t>
+      </w:r>
+      <w:proofErr w:type="spellStart"/>
+      <w:r>
+        <w:rPr>
+          <w:rFonts w:ascii="Menlo" w:hAnsi="Menlo" w:cs="Menlo"/>
+          <w:color w:val="000000" w:themeColor="text1"/>
+          <w:kern w:val="0"/>
+          <w:sz w:val="26"/>
+          <w:szCs w:val="26"/>
+        </w:rPr>
+        <w:t>CalNumber</w:t>
+      </w:r>
+      <w:proofErr w:type="spellEnd"/>
+      <w:r>
+        <w:rPr>
+          <w:rFonts w:ascii="Menlo" w:hAnsi="Menlo" w:cs="Menlo"/>
+          <w:color w:val="000000" w:themeColor="text1"/>
+          <w:kern w:val="0"/>
+          <w:sz w:val="26"/>
+          <w:szCs w:val="26"/>
+        </w:rPr>
+        <w:t>));</w:t>
+      </w:r>
+    </w:p>
+    <w:p>
+      <w:pPr>
+        <w:tabs>
+          <w:tab w:val="left" w:pos="642"/>
+        </w:tabs>
+        <w:autoSpaceDE w:val="0"/>
+        <w:autoSpaceDN w:val="0"/>
+        <w:adjustRightInd w:val="0"/>
+        <w:spacing w:after="0" w:line="240" w:lineRule="auto"/>
+        <w:rPr>
+          <w:rFonts w:ascii="Menlo" w:hAnsi="Menlo" w:cs="Menlo"/>
+          <w:color w:val="000000" w:themeColor="text1"/>
+          <w:kern w:val="0"/>
+          <w:sz w:val="26"/>
+          <w:szCs w:val="26"/>
+        </w:rPr>
+      </w:pPr>
+      <w:r>
+        <w:rPr>
+          <w:rFonts w:ascii="Menlo" w:hAnsi="Menlo" w:cs="Menlo"/>
+          <w:color w:val="000000" w:themeColor="text1"/>
+          <w:kern w:val="0"/>
+          <w:sz w:val="26"/>
+          <w:szCs w:val="26"/>
+        </w:rPr>
+        <w:t xml:space="preserve">    system("pause");</w:t>
+      </w:r>
+    </w:p>
+    <w:p>
+      <w:pPr>
+        <w:tabs>
+          <w:tab w:val="left" w:pos="642"/>
+        </w:tabs>
+        <w:autoSpaceDE w:val="0"/>
+        <w:autoSpaceDN w:val="0"/>
+        <w:adjustRightInd w:val="0"/>
+        <w:spacing w:after="0" w:line="240" w:lineRule="auto"/>
+        <w:rPr>
+          <w:rFonts w:ascii="Menlo" w:hAnsi="Menlo" w:cs="Menlo"/>
+          <w:color w:val="000000" w:themeColor="text1"/>
+          <w:kern w:val="0"/>
+          <w:sz w:val="26"/>
+          <w:szCs w:val="26"/>
+        </w:rPr>
+      </w:pPr>
+      <w:r>
+        <w:rPr>
+          <w:rFonts w:ascii="Menlo" w:hAnsi="Menlo" w:cs="Menlo"/>
+          <w:color w:val="000000" w:themeColor="text1"/>
+          <w:kern w:val="0"/>
+          <w:sz w:val="26"/>
+          <w:szCs w:val="26"/>
+        </w:rPr>
+        <w:t xml:space="preserve">    </w:t>
+      </w:r>
+      <w:r>
+        <w:rPr>
+          <w:rFonts w:ascii="Menlo" w:hAnsi="Menlo" w:cs="Menlo"/>
+          <w:b/>
+          <w:bCs/>
+          <w:color w:val="000000" w:themeColor="text1"/>
+          <w:kern w:val="0"/>
+          <w:sz w:val="26"/>
+          <w:szCs w:val="26"/>
+        </w:rPr>
+        <w:t>return</w:t>
+      </w:r>
+      <w:r>
+        <w:rPr>
+          <w:rFonts w:ascii="Menlo" w:hAnsi="Menlo" w:cs="Menlo"/>
+          <w:color w:val="000000" w:themeColor="text1"/>
+          <w:kern w:val="0"/>
+          <w:sz w:val="26"/>
+          <w:szCs w:val="26"/>
+        </w:rPr>
+        <w:t xml:space="preserve"> 0;</w:t>
+      </w:r>
+    </w:p>
+    <w:p>
+      <w:pPr>
+        <w:tabs>
+          <w:tab w:val="left" w:pos="642"/>
+        </w:tabs>
+        <w:autoSpaceDE w:val="0"/>
+        <w:autoSpaceDN w:val="0"/>
+        <w:adjustRightInd w:val="0"/>
+        <w:spacing w:after="0" w:line="240" w:lineRule="auto"/>
+        <w:rPr>
+          <w:rFonts w:ascii="Menlo" w:hAnsi="Menlo" w:cs="Menlo"/>
+          <w:color w:val="000000" w:themeColor="text1"/>
+          <w:kern w:val="0"/>
+          <w:sz w:val="26"/>
+          <w:szCs w:val="26"/>
+        </w:rPr>
+      </w:pPr>
+      <w:r>
+        <w:rPr>
+          <w:rFonts w:ascii="Menlo" w:hAnsi="Menlo" w:cs="Menlo"/>
+          <w:color w:val="000000" w:themeColor="text1"/>
+          <w:kern w:val="0"/>
+          <w:sz w:val="26"/>
+          <w:szCs w:val="26"/>
+        </w:rPr>
+        <w:t>}</w:t>
+      </w:r>
+    </w:p>
+    <w:p>
+      <w:pPr>
+        <w:tabs>
+          <w:tab w:val="left" w:pos="642"/>
+        </w:tabs>
+        <w:autoSpaceDE w:val="0"/>
+        <w:autoSpaceDN w:val="0"/>
+        <w:adjustRightInd w:val="0"/>
+        <w:spacing w:after="0" w:line="240" w:lineRule="auto"/>
+        <w:rPr>
+          <w:rFonts w:ascii="Menlo" w:hAnsi="Menlo" w:cs="Menlo"/>
+          <w:color w:val="000000" w:themeColor="text1"/>
+          <w:kern w:val="0"/>
+          <w:sz w:val="26"/>
+          <w:szCs w:val="26"/>
+        </w:rPr>
+      </w:pPr>
+    </w:p>
+    <w:p>
+      <w:pPr>
+        <w:tabs>
+          <w:tab w:val="left" w:pos="642"/>
+        </w:tabs>
+        <w:autoSpaceDE w:val="0"/>
+        <w:autoSpaceDN w:val="0"/>
+        <w:adjustRightInd w:val="0"/>
+        <w:spacing w:after="0" w:line="240" w:lineRule="auto"/>
+        <w:rPr>
+          <w:rFonts w:ascii="Menlo" w:hAnsi="Menlo" w:cs="Menlo"/>
+          <w:color w:val="000000" w:themeColor="text1"/>
+          <w:kern w:val="0"/>
+          <w:sz w:val="26"/>
+          <w:szCs w:val="26"/>
+        </w:rPr>
+      </w:pPr>
+    </w:p>
+    <w:p>
+      <w:pPr>
+        <w:tabs>
+          <w:tab w:val="left" w:pos="642"/>
+        </w:tabs>
+        <w:autoSpaceDE w:val="0"/>
+        <w:autoSpaceDN w:val="0"/>
+        <w:adjustRightInd w:val="0"/>
+        <w:spacing w:after="0" w:line="240" w:lineRule="auto"/>
+        <w:rPr>
+          <w:rFonts w:ascii="Menlo" w:hAnsi="Menlo" w:cs="Menlo"/>
+          <w:color w:val="000000" w:themeColor="text1"/>
+          <w:kern w:val="0"/>
+          <w:sz w:val="26"/>
+          <w:szCs w:val="26"/>
+        </w:rPr>
+      </w:pPr>
+      <w:r>
+        <w:rPr>
+          <w:rFonts w:ascii="Menlo" w:hAnsi="Menlo" w:cs="Menlo"/>
+          <w:b/>
+          <w:bCs/>
+          <w:color w:val="000000" w:themeColor="text1"/>
+          <w:kern w:val="0"/>
+          <w:sz w:val="26"/>
+          <w:szCs w:val="26"/>
+        </w:rPr>
+        <w:t>int</w:t>
+      </w:r>
+      <w:r>
+        <w:rPr>
+          <w:rFonts w:ascii="Menlo" w:hAnsi="Menlo" w:cs="Menlo"/>
+          <w:color w:val="000000" w:themeColor="text1"/>
+          <w:kern w:val="0"/>
+          <w:sz w:val="26"/>
+          <w:szCs w:val="26"/>
+        </w:rPr>
+        <w:t xml:space="preserve"> </w:t>
+      </w:r>
+      <w:proofErr w:type="gramStart"/>
+      <w:r>
+        <w:rPr>
+          <w:rFonts w:ascii="Menlo" w:hAnsi="Menlo" w:cs="Menlo"/>
+          <w:color w:val="000000" w:themeColor="text1"/>
+          <w:kern w:val="0"/>
+          <w:sz w:val="26"/>
+          <w:szCs w:val="26"/>
+        </w:rPr>
+        <w:t>fac(</w:t>
+      </w:r>
+      <w:proofErr w:type="gramEnd"/>
+      <w:r>
+        <w:rPr>
+          <w:rFonts w:ascii="Menlo" w:hAnsi="Menlo" w:cs="Menlo"/>
+          <w:b/>
+          <w:bCs/>
+          <w:color w:val="000000" w:themeColor="text1"/>
+          <w:kern w:val="0"/>
+          <w:sz w:val="26"/>
+          <w:szCs w:val="26"/>
+        </w:rPr>
+        <w:t>int</w:t>
+      </w:r>
+      <w:r>
+        <w:rPr>
+          <w:rFonts w:ascii="Menlo" w:hAnsi="Menlo" w:cs="Menlo"/>
+          <w:color w:val="000000" w:themeColor="text1"/>
+          <w:kern w:val="0"/>
+          <w:sz w:val="26"/>
+          <w:szCs w:val="26"/>
+        </w:rPr>
+        <w:t xml:space="preserve"> n) {</w:t>
+      </w:r>
+    </w:p>
+    <w:p>
+      <w:pPr>
+        <w:tabs>
+          <w:tab w:val="left" w:pos="642"/>
+        </w:tabs>
+        <w:autoSpaceDE w:val="0"/>
+        <w:autoSpaceDN w:val="0"/>
+        <w:adjustRightInd w:val="0"/>
+        <w:spacing w:after="0" w:line="240" w:lineRule="auto"/>
+        <w:rPr>
+          <w:rFonts w:ascii="Menlo" w:hAnsi="Menlo" w:cs="Menlo"/>
+          <w:color w:val="000000" w:themeColor="text1"/>
+          <w:kern w:val="0"/>
+          <w:sz w:val="26"/>
+          <w:szCs w:val="26"/>
+        </w:rPr>
+      </w:pPr>
+      <w:r>
+        <w:rPr>
+          <w:rFonts w:ascii="Menlo" w:hAnsi="Menlo" w:cs="Menlo"/>
+          <w:color w:val="000000" w:themeColor="text1"/>
+          <w:kern w:val="0"/>
+          <w:sz w:val="26"/>
+          <w:szCs w:val="26"/>
+        </w:rPr>
+        <w:t xml:space="preserve">    </w:t>
+      </w:r>
+      <w:r>
+        <w:rPr>
+          <w:rFonts w:ascii="Menlo" w:hAnsi="Menlo" w:cs="Menlo"/>
+          <w:b/>
+          <w:bCs/>
+          <w:color w:val="000000" w:themeColor="text1"/>
+          <w:kern w:val="0"/>
+          <w:sz w:val="26"/>
+          <w:szCs w:val="26"/>
+        </w:rPr>
+        <w:t>if</w:t>
+      </w:r>
+      <w:r>
+        <w:rPr>
+          <w:rFonts w:ascii="Menlo" w:hAnsi="Menlo" w:cs="Menlo"/>
+          <w:color w:val="000000" w:themeColor="text1"/>
+          <w:kern w:val="0"/>
+          <w:sz w:val="26"/>
+          <w:szCs w:val="26"/>
+        </w:rPr>
+        <w:t xml:space="preserve"> (n &gt; 1) {</w:t>
+      </w:r>
+    </w:p>
+    <w:p>
+      <w:pPr>
+        <w:tabs>
+          <w:tab w:val="left" w:pos="642"/>
+        </w:tabs>
+        <w:autoSpaceDE w:val="0"/>
+        <w:autoSpaceDN w:val="0"/>
+        <w:adjustRightInd w:val="0"/>
+        <w:spacing w:after="0" w:line="240" w:lineRule="auto"/>
+        <w:rPr>
+          <w:rFonts w:ascii="Menlo" w:hAnsi="Menlo" w:cs="Menlo"/>
+          <w:color w:val="000000" w:themeColor="text1"/>
+          <w:kern w:val="0"/>
+          <w:sz w:val="26"/>
+          <w:szCs w:val="26"/>
+        </w:rPr>
+      </w:pPr>
+      <w:r>
+        <w:rPr>
+          <w:rFonts w:ascii="Menlo" w:hAnsi="Menlo" w:cs="Menlo"/>
+          <w:color w:val="000000" w:themeColor="text1"/>
+          <w:kern w:val="0"/>
+          <w:sz w:val="26"/>
+          <w:szCs w:val="26"/>
+        </w:rPr>
+        <w:t xml:space="preserve">       </w:t>
+      </w:r>
+      <w:r>
+        <w:rPr>
+          <w:rFonts w:ascii="Menlo" w:hAnsi="Menlo" w:cs="Menlo"/>
+          <w:b/>
+          <w:bCs/>
+          <w:color w:val="000000" w:themeColor="text1"/>
+          <w:kern w:val="0"/>
+          <w:sz w:val="26"/>
+          <w:szCs w:val="26"/>
+        </w:rPr>
+        <w:t>return</w:t>
+      </w:r>
+      <w:r>
+        <w:rPr>
+          <w:rFonts w:ascii="Menlo" w:hAnsi="Menlo" w:cs="Menlo"/>
+          <w:color w:val="000000" w:themeColor="text1"/>
+          <w:kern w:val="0"/>
+          <w:sz w:val="26"/>
+          <w:szCs w:val="26"/>
+        </w:rPr>
+        <w:t xml:space="preserve"> n * </w:t>
+      </w:r>
+      <w:proofErr w:type="gramStart"/>
+      <w:r>
+        <w:rPr>
+          <w:rFonts w:ascii="Menlo" w:hAnsi="Menlo" w:cs="Menlo"/>
+          <w:color w:val="000000" w:themeColor="text1"/>
+          <w:kern w:val="0"/>
+          <w:sz w:val="26"/>
+          <w:szCs w:val="26"/>
+        </w:rPr>
+        <w:t>fac(</w:t>
+      </w:r>
+      <w:proofErr w:type="gramEnd"/>
+      <w:r>
+        <w:rPr>
+          <w:rFonts w:ascii="Menlo" w:hAnsi="Menlo" w:cs="Menlo"/>
+          <w:color w:val="000000" w:themeColor="text1"/>
+          <w:kern w:val="0"/>
+          <w:sz w:val="26"/>
+          <w:szCs w:val="26"/>
+        </w:rPr>
+        <w:t>n - 1);</w:t>
+      </w:r>
+    </w:p>
+    <w:p>
+      <w:pPr>
+        <w:tabs>
+          <w:tab w:val="left" w:pos="642"/>
+        </w:tabs>
+        <w:autoSpaceDE w:val="0"/>
+        <w:autoSpaceDN w:val="0"/>
+        <w:adjustRightInd w:val="0"/>
+        <w:spacing w:after="0" w:line="240" w:lineRule="auto"/>
+        <w:rPr>
+          <w:rFonts w:ascii="Menlo" w:hAnsi="Menlo" w:cs="Menlo"/>
+          <w:color w:val="000000" w:themeColor="text1"/>
+          <w:kern w:val="0"/>
+          <w:sz w:val="26"/>
+          <w:szCs w:val="26"/>
+        </w:rPr>
+      </w:pPr>
+      <w:r>
+        <w:rPr>
+          <w:rFonts w:ascii="Menlo" w:hAnsi="Menlo" w:cs="Menlo"/>
+          <w:color w:val="000000" w:themeColor="text1"/>
+          <w:kern w:val="0"/>
+          <w:sz w:val="26"/>
+          <w:szCs w:val="26"/>
+        </w:rPr>
+        <w:t xml:space="preserve">    </w:t>
+      </w:r>
+      <w:proofErr w:type="gramStart"/>
+      <w:r>
+        <w:rPr>
+          <w:rFonts w:ascii="Menlo" w:hAnsi="Menlo" w:cs="Menlo"/>
+          <w:color w:val="000000" w:themeColor="text1"/>
+          <w:kern w:val="0"/>
+          <w:sz w:val="26"/>
+          <w:szCs w:val="26"/>
+        </w:rPr>
+        <w:t>}</w:t>
+      </w:r>
+      <w:r>
+        <w:rPr>
+          <w:rFonts w:ascii="Menlo" w:hAnsi="Menlo" w:cs="Menlo"/>
+          <w:b/>
+          <w:bCs/>
+          <w:color w:val="000000" w:themeColor="text1"/>
+          <w:kern w:val="0"/>
+          <w:sz w:val="26"/>
+          <w:szCs w:val="26"/>
+        </w:rPr>
+        <w:t>else</w:t>
+      </w:r>
+      <w:proofErr w:type="gramEnd"/>
+      <w:r>
+        <w:rPr>
+          <w:rFonts w:ascii="Menlo" w:hAnsi="Menlo" w:cs="Menlo"/>
+          <w:color w:val="000000" w:themeColor="text1"/>
+          <w:kern w:val="0"/>
+          <w:sz w:val="26"/>
+          <w:szCs w:val="26"/>
+        </w:rPr>
+        <w:t>{</w:t>
+      </w:r>
+    </w:p>
+    <w:p>
+      <w:pPr>
+        <w:tabs>
+          <w:tab w:val="left" w:pos="642"/>
+        </w:tabs>
+        <w:autoSpaceDE w:val="0"/>
+        <w:autoSpaceDN w:val="0"/>
+        <w:adjustRightInd w:val="0"/>
+        <w:spacing w:after="0" w:line="240" w:lineRule="auto"/>
+        <w:rPr>
+          <w:rFonts w:ascii="Menlo" w:hAnsi="Menlo" w:cs="Menlo"/>
+          <w:color w:val="000000" w:themeColor="text1"/>
+          <w:kern w:val="0"/>
+          <w:sz w:val="26"/>
+          <w:szCs w:val="26"/>
+        </w:rPr>
+      </w:pPr>
+      <w:r>
+        <w:rPr>
+          <w:rFonts w:ascii="Menlo" w:hAnsi="Menlo" w:cs="Menlo"/>
+          <w:color w:val="000000" w:themeColor="text1"/>
+          <w:kern w:val="0"/>
+          <w:sz w:val="26"/>
+          <w:szCs w:val="26"/>
+        </w:rPr>
+        <w:t xml:space="preserve">        </w:t>
+      </w:r>
+      <w:r>
+        <w:rPr>
+          <w:rFonts w:ascii="Menlo" w:hAnsi="Menlo" w:cs="Menlo"/>
+          <w:b/>
+          <w:bCs/>
+          <w:color w:val="000000" w:themeColor="text1"/>
+          <w:kern w:val="0"/>
+          <w:sz w:val="26"/>
+          <w:szCs w:val="26"/>
+        </w:rPr>
+        <w:t>return</w:t>
+      </w:r>
+      <w:r>
+        <w:rPr>
+          <w:rFonts w:ascii="Menlo" w:hAnsi="Menlo" w:cs="Menlo"/>
+          <w:color w:val="000000" w:themeColor="text1"/>
+          <w:kern w:val="0"/>
+          <w:sz w:val="26"/>
+          <w:szCs w:val="26"/>
+        </w:rPr>
+        <w:t xml:space="preserve"> 1;</w:t>
+      </w:r>
+    </w:p>
+    <w:p>
+      <w:pPr>
+        <w:tabs>
+          <w:tab w:val="left" w:pos="642"/>
+        </w:tabs>
+        <w:autoSpaceDE w:val="0"/>
+        <w:autoSpaceDN w:val="0"/>
+        <w:adjustRightInd w:val="0"/>
+        <w:spacing w:after="0" w:line="240" w:lineRule="auto"/>
+        <w:rPr>
+          <w:rFonts w:ascii="Menlo" w:hAnsi="Menlo" w:cs="Menlo"/>
+          <w:color w:val="000000" w:themeColor="text1"/>
+          <w:kern w:val="0"/>
+          <w:sz w:val="26"/>
+          <w:szCs w:val="26"/>
+        </w:rPr>
+      </w:pPr>
+      <w:r>
+        <w:rPr>
+          <w:rFonts w:ascii="Menlo" w:hAnsi="Menlo" w:cs="Menlo"/>
+          <w:color w:val="000000" w:themeColor="text1"/>
+          <w:kern w:val="0"/>
+          <w:sz w:val="26"/>
+          <w:szCs w:val="26"/>
+        </w:rPr>
+        <w:t xml:space="preserve">    }</w:t>
+      </w:r>
+    </w:p>
+    <w:p>
+      <w:pPr>
+        <w:widowControl/>
+        <w:pBdr>
+          <w:bottom w:val="single" w:sz="6" w:space="1" w:color="auto"/>
+        </w:pBdr>
+        <w:spacing w:line="240" w:lineRule="auto"/>
+        <w:rPr>
+          <w:rFonts w:ascii="Menlo" w:hAnsi="Menlo" w:cs="Menlo"/>
+          <w:color w:val="000000" w:themeColor="text1"/>
+          <w:kern w:val="0"/>
+          <w:sz w:val="26"/>
+          <w:szCs w:val="26"/>
+        </w:rPr>
+      </w:pPr>
+      <w:r>
+        <w:rPr>
+          <w:rFonts w:ascii="Menlo" w:hAnsi="Menlo" w:cs="Menlo"/>
+          <w:color w:val="000000" w:themeColor="text1"/>
+          <w:kern w:val="0"/>
+          <w:sz w:val="26"/>
+          <w:szCs w:val="26"/>
+        </w:rPr>
+        <w:t>}</w:t>
+      </w:r>
+    </w:p>
+    <w:p>
+      <w:pPr>
+        <w:widowControl/>
+        <w:spacing w:line="240" w:lineRule="auto"/>
+        <w:rPr>
+          <w:rFonts w:ascii="Menlo" w:hAnsi="Menlo" w:cs="Menlo" w:hint="eastAsia"/>
+          <w:color w:val="000000" w:themeColor="text1"/>
+          <w:kern w:val="0"/>
+          <w:sz w:val="26"/>
+          <w:szCs w:val="26"/>
+        </w:rPr>
+      </w:pPr>
+    </w:p>
+    <w:p>
+      <w:pPr>
+        <w:widowControl/>
+        <w:spacing w:line="240" w:lineRule="auto"/>
+        <w:rPr>
+          <w:rFonts w:ascii="Menlo" w:hAnsi="Menlo" w:cs="Menlo"/>
+          <w:color w:val="000000" w:themeColor="text1"/>
+          <w:kern w:val="0"/>
+          <w:sz w:val="26"/>
+          <w:szCs w:val="26"/>
+        </w:rPr>
+      </w:pPr>
+      <w:r>
+        <w:rPr>
+          <w:rFonts w:ascii="Menlo" w:hAnsi="Menlo" w:cs="Menlo" w:hint="eastAsia"/>
+          <w:color w:val="000000" w:themeColor="text1"/>
+          <w:kern w:val="0"/>
+          <w:sz w:val="26"/>
+          <w:szCs w:val="26"/>
+        </w:rPr>
+        <w:t>/</w:t>
+      </w:r>
+      <w:r>
+        <w:rPr>
+          <w:rFonts w:ascii="Menlo" w:hAnsi="Menlo" w:cs="Menlo"/>
+          <w:color w:val="000000" w:themeColor="text1"/>
+          <w:kern w:val="0"/>
+          <w:sz w:val="26"/>
+          <w:szCs w:val="26"/>
+        </w:rPr>
+        <w:t>/3.</w:t>
+      </w:r>
+    </w:p>
+    <w:p>
+      <w:pPr>
+        <w:tabs>
+          <w:tab w:val="left" w:pos="642"/>
+        </w:tabs>
+        <w:autoSpaceDE w:val="0"/>
+        <w:autoSpaceDN w:val="0"/>
+        <w:adjustRightInd w:val="0"/>
+        <w:spacing w:after="0" w:line="240" w:lineRule="auto"/>
+        <w:rPr>
+          <w:rFonts w:ascii="Menlo" w:hAnsi="Menlo" w:cs="Menlo"/>
+          <w:color w:val="000000" w:themeColor="text1"/>
+          <w:kern w:val="0"/>
+          <w:sz w:val="26"/>
+          <w:szCs w:val="26"/>
+        </w:rPr>
+      </w:pPr>
+      <w:r>
+        <w:rPr>
+          <w:rFonts w:ascii="Menlo" w:hAnsi="Menlo" w:cs="Menlo"/>
+          <w:color w:val="000000" w:themeColor="text1"/>
+          <w:kern w:val="0"/>
+          <w:sz w:val="26"/>
+          <w:szCs w:val="26"/>
+        </w:rPr>
+        <w:t>#include &lt;</w:t>
+      </w:r>
+      <w:proofErr w:type="spellStart"/>
+      <w:r>
+        <w:rPr>
+          <w:rFonts w:ascii="Menlo" w:hAnsi="Menlo" w:cs="Menlo"/>
+          <w:color w:val="000000" w:themeColor="text1"/>
+          <w:kern w:val="0"/>
+          <w:sz w:val="26"/>
+          <w:szCs w:val="26"/>
+        </w:rPr>
+        <w:t>stdio.h</w:t>
+      </w:r>
+      <w:proofErr w:type="spellEnd"/>
+      <w:r>
+        <w:rPr>
+          <w:rFonts w:ascii="Menlo" w:hAnsi="Menlo" w:cs="Menlo"/>
+          <w:color w:val="000000" w:themeColor="text1"/>
+          <w:kern w:val="0"/>
+          <w:sz w:val="26"/>
+          <w:szCs w:val="26"/>
+        </w:rPr>
+        <w:t>&gt;</w:t>
+      </w:r>
+    </w:p>
+    <w:p>
+      <w:pPr>
+        <w:tabs>
+          <w:tab w:val="left" w:pos="642"/>
+        </w:tabs>
+        <w:autoSpaceDE w:val="0"/>
+        <w:autoSpaceDN w:val="0"/>
+        <w:adjustRightInd w:val="0"/>
+        <w:spacing w:after="0" w:line="240" w:lineRule="auto"/>
+        <w:rPr>
+          <w:rFonts w:ascii="Menlo" w:hAnsi="Menlo" w:cs="Menlo"/>
+          <w:color w:val="000000" w:themeColor="text1"/>
+          <w:kern w:val="0"/>
+          <w:sz w:val="26"/>
+          <w:szCs w:val="26"/>
+        </w:rPr>
+      </w:pPr>
+      <w:r>
+        <w:rPr>
+          <w:rFonts w:ascii="Menlo" w:hAnsi="Menlo" w:cs="Menlo"/>
+          <w:color w:val="000000" w:themeColor="text1"/>
+          <w:kern w:val="0"/>
+          <w:sz w:val="26"/>
+          <w:szCs w:val="26"/>
+        </w:rPr>
+        <w:t>#include &lt;</w:t>
+      </w:r>
+      <w:proofErr w:type="spellStart"/>
+      <w:r>
+        <w:rPr>
+          <w:rFonts w:ascii="Menlo" w:hAnsi="Menlo" w:cs="Menlo"/>
+          <w:color w:val="000000" w:themeColor="text1"/>
+          <w:kern w:val="0"/>
+          <w:sz w:val="26"/>
+          <w:szCs w:val="26"/>
+        </w:rPr>
+        <w:t>stdlib.h</w:t>
+      </w:r>
+      <w:proofErr w:type="spellEnd"/>
+      <w:r>
+        <w:rPr>
+          <w:rFonts w:ascii="Menlo" w:hAnsi="Menlo" w:cs="Menlo"/>
+          <w:color w:val="000000" w:themeColor="text1"/>
+          <w:kern w:val="0"/>
+          <w:sz w:val="26"/>
+          <w:szCs w:val="26"/>
+        </w:rPr>
+        <w:t>&gt;</w:t>
+      </w:r>
+    </w:p>
+    <w:p>
+      <w:pPr>
+        <w:tabs>
+          <w:tab w:val="left" w:pos="642"/>
+        </w:tabs>
+        <w:autoSpaceDE w:val="0"/>
+        <w:autoSpaceDN w:val="0"/>
+        <w:adjustRightInd w:val="0"/>
+        <w:spacing w:after="0" w:line="240" w:lineRule="auto"/>
+        <w:rPr>
+          <w:rFonts w:ascii="Menlo" w:hAnsi="Menlo" w:cs="Menlo"/>
+          <w:color w:val="000000" w:themeColor="text1"/>
+          <w:kern w:val="0"/>
+          <w:sz w:val="26"/>
+          <w:szCs w:val="26"/>
+        </w:rPr>
+      </w:pPr>
+    </w:p>
+    <w:p>
+      <w:pPr>
+        <w:tabs>
+          <w:tab w:val="left" w:pos="642"/>
+        </w:tabs>
+        <w:autoSpaceDE w:val="0"/>
+        <w:autoSpaceDN w:val="0"/>
+        <w:adjustRightInd w:val="0"/>
+        <w:spacing w:after="0" w:line="240" w:lineRule="auto"/>
+        <w:rPr>
+          <w:rFonts w:ascii="Menlo" w:hAnsi="Menlo" w:cs="Menlo"/>
+          <w:color w:val="000000" w:themeColor="text1"/>
+          <w:kern w:val="0"/>
+          <w:sz w:val="26"/>
+          <w:szCs w:val="26"/>
+        </w:rPr>
+      </w:pPr>
+      <w:r>
+        <w:rPr>
+          <w:rFonts w:ascii="Menlo" w:hAnsi="Menlo" w:cs="Menlo"/>
+          <w:color w:val="000000" w:themeColor="text1"/>
+          <w:kern w:val="0"/>
+          <w:sz w:val="26"/>
+          <w:szCs w:val="26"/>
+        </w:rPr>
+        <w:t xml:space="preserve">#define </w:t>
+      </w:r>
+      <w:proofErr w:type="spellStart"/>
+      <w:r>
+        <w:rPr>
+          <w:rFonts w:ascii="Menlo" w:hAnsi="Menlo" w:cs="Menlo"/>
+          <w:color w:val="000000" w:themeColor="text1"/>
+          <w:kern w:val="0"/>
+          <w:sz w:val="26"/>
+          <w:szCs w:val="26"/>
+        </w:rPr>
+        <w:t>CalNumber</w:t>
+      </w:r>
+      <w:proofErr w:type="spellEnd"/>
+      <w:r>
+        <w:rPr>
+          <w:rFonts w:ascii="Menlo" w:hAnsi="Menlo" w:cs="Menlo"/>
+          <w:color w:val="000000" w:themeColor="text1"/>
+          <w:kern w:val="0"/>
+          <w:sz w:val="26"/>
+          <w:szCs w:val="26"/>
+        </w:rPr>
+        <w:t xml:space="preserve"> 5</w:t>
+      </w:r>
+    </w:p>
+    <w:p>
+      <w:pPr>
+        <w:tabs>
+          <w:tab w:val="left" w:pos="642"/>
+        </w:tabs>
+        <w:autoSpaceDE w:val="0"/>
+        <w:autoSpaceDN w:val="0"/>
+        <w:adjustRightInd w:val="0"/>
+        <w:spacing w:after="0" w:line="240" w:lineRule="auto"/>
+        <w:rPr>
+          <w:rFonts w:ascii="Menlo" w:hAnsi="Menlo" w:cs="Menlo"/>
+          <w:color w:val="000000" w:themeColor="text1"/>
+          <w:kern w:val="0"/>
+          <w:sz w:val="26"/>
+          <w:szCs w:val="26"/>
+        </w:rPr>
+      </w:pPr>
+    </w:p>
+    <w:p>
+      <w:pPr>
+        <w:tabs>
+          <w:tab w:val="left" w:pos="642"/>
+        </w:tabs>
+        <w:autoSpaceDE w:val="0"/>
+        <w:autoSpaceDN w:val="0"/>
+        <w:adjustRightInd w:val="0"/>
+        <w:spacing w:after="0" w:line="240" w:lineRule="auto"/>
+        <w:rPr>
+          <w:rFonts w:ascii="Menlo" w:hAnsi="Menlo" w:cs="Menlo"/>
+          <w:color w:val="000000" w:themeColor="text1"/>
+          <w:kern w:val="0"/>
+          <w:sz w:val="26"/>
+          <w:szCs w:val="26"/>
+        </w:rPr>
+      </w:pPr>
+      <w:r>
+        <w:rPr>
+          <w:rFonts w:ascii="Menlo" w:hAnsi="Menlo" w:cs="Menlo"/>
+          <w:b/>
+          <w:bCs/>
+          <w:color w:val="000000" w:themeColor="text1"/>
+          <w:kern w:val="0"/>
+          <w:sz w:val="26"/>
+          <w:szCs w:val="26"/>
+        </w:rPr>
+        <w:t>int</w:t>
+      </w:r>
+      <w:r>
+        <w:rPr>
+          <w:rFonts w:ascii="Menlo" w:hAnsi="Menlo" w:cs="Menlo"/>
+          <w:color w:val="000000" w:themeColor="text1"/>
+          <w:kern w:val="0"/>
+          <w:sz w:val="26"/>
+          <w:szCs w:val="26"/>
+        </w:rPr>
+        <w:t xml:space="preserve"> main(</w:t>
+      </w:r>
+      <w:r>
+        <w:rPr>
+          <w:rFonts w:ascii="Menlo" w:hAnsi="Menlo" w:cs="Menlo"/>
+          <w:b/>
+          <w:bCs/>
+          <w:color w:val="000000" w:themeColor="text1"/>
+          <w:kern w:val="0"/>
+          <w:sz w:val="26"/>
+          <w:szCs w:val="26"/>
+        </w:rPr>
+        <w:t>void</w:t>
+      </w:r>
+      <w:r>
+        <w:rPr>
+          <w:rFonts w:ascii="Menlo" w:hAnsi="Menlo" w:cs="Menlo"/>
+          <w:color w:val="000000" w:themeColor="text1"/>
+          <w:kern w:val="0"/>
+          <w:sz w:val="26"/>
+          <w:szCs w:val="26"/>
+        </w:rPr>
+        <w:t>) {</w:t>
+      </w:r>
+    </w:p>
+    <w:p>
+      <w:pPr>
+        <w:tabs>
+          <w:tab w:val="left" w:pos="642"/>
+        </w:tabs>
+        <w:autoSpaceDE w:val="0"/>
+        <w:autoSpaceDN w:val="0"/>
+        <w:adjustRightInd w:val="0"/>
+        <w:spacing w:after="0" w:line="240" w:lineRule="auto"/>
+        <w:rPr>
+          <w:rFonts w:ascii="Menlo" w:hAnsi="Menlo" w:cs="Menlo"/>
+          <w:color w:val="000000" w:themeColor="text1"/>
+          <w:kern w:val="0"/>
+          <w:sz w:val="26"/>
+          <w:szCs w:val="26"/>
+        </w:rPr>
+      </w:pPr>
+      <w:r>
+        <w:rPr>
+          <w:rFonts w:ascii="Menlo" w:hAnsi="Menlo" w:cs="Menlo"/>
+          <w:color w:val="000000" w:themeColor="text1"/>
+          <w:kern w:val="0"/>
+          <w:sz w:val="26"/>
+          <w:szCs w:val="26"/>
+        </w:rPr>
+        <w:t xml:space="preserve">    </w:t>
+      </w:r>
+      <w:proofErr w:type="spellStart"/>
+      <w:r>
+        <w:rPr>
+          <w:rFonts w:ascii="Menlo" w:hAnsi="Menlo" w:cs="Menlo"/>
+          <w:color w:val="000000" w:themeColor="text1"/>
+          <w:kern w:val="0"/>
+          <w:sz w:val="26"/>
+          <w:szCs w:val="26"/>
+        </w:rPr>
+        <w:t>printf</w:t>
+      </w:r>
+      <w:proofErr w:type="spellEnd"/>
+      <w:r>
+        <w:rPr>
+          <w:rFonts w:ascii="Menlo" w:hAnsi="Menlo" w:cs="Menlo"/>
+          <w:color w:val="000000" w:themeColor="text1"/>
+          <w:kern w:val="0"/>
+          <w:sz w:val="26"/>
+          <w:szCs w:val="26"/>
+        </w:rPr>
+        <w:t>("%d\n</w:t>
+      </w:r>
+      <w:proofErr w:type="gramStart"/>
+      <w:r>
+        <w:rPr>
+          <w:rFonts w:ascii="Menlo" w:hAnsi="Menlo" w:cs="Menlo"/>
+          <w:color w:val="000000" w:themeColor="text1"/>
+          <w:kern w:val="0"/>
+          <w:sz w:val="26"/>
+          <w:szCs w:val="26"/>
+        </w:rPr>
+        <w:t>",cub</w:t>
+      </w:r>
+      <w:proofErr w:type="gramEnd"/>
+      <w:r>
+        <w:rPr>
+          <w:rFonts w:ascii="Menlo" w:hAnsi="Menlo" w:cs="Menlo"/>
+          <w:color w:val="000000" w:themeColor="text1"/>
+          <w:kern w:val="0"/>
+          <w:sz w:val="26"/>
+          <w:szCs w:val="26"/>
+        </w:rPr>
+        <w:t>8(</w:t>
+      </w:r>
+      <w:proofErr w:type="spellStart"/>
+      <w:r>
+        <w:rPr>
+          <w:rFonts w:ascii="Menlo" w:hAnsi="Menlo" w:cs="Menlo"/>
+          <w:color w:val="000000" w:themeColor="text1"/>
+          <w:kern w:val="0"/>
+          <w:sz w:val="26"/>
+          <w:szCs w:val="26"/>
+        </w:rPr>
+        <w:t>CalNumber</w:t>
+      </w:r>
+      <w:proofErr w:type="spellEnd"/>
+      <w:r>
+        <w:rPr>
+          <w:rFonts w:ascii="Menlo" w:hAnsi="Menlo" w:cs="Menlo"/>
+          <w:color w:val="000000" w:themeColor="text1"/>
+          <w:kern w:val="0"/>
+          <w:sz w:val="26"/>
+          <w:szCs w:val="26"/>
+        </w:rPr>
+        <w:t>));</w:t>
+      </w:r>
+    </w:p>
+    <w:p>
+      <w:pPr>
+        <w:tabs>
+          <w:tab w:val="left" w:pos="642"/>
+        </w:tabs>
+        <w:autoSpaceDE w:val="0"/>
+        <w:autoSpaceDN w:val="0"/>
+        <w:adjustRightInd w:val="0"/>
+        <w:spacing w:after="0" w:line="240" w:lineRule="auto"/>
+        <w:rPr>
+          <w:rFonts w:ascii="Menlo" w:hAnsi="Menlo" w:cs="Menlo"/>
+          <w:color w:val="000000" w:themeColor="text1"/>
+          <w:kern w:val="0"/>
+          <w:sz w:val="26"/>
+          <w:szCs w:val="26"/>
+        </w:rPr>
+      </w:pPr>
+      <w:r>
+        <w:rPr>
+          <w:rFonts w:ascii="Menlo" w:hAnsi="Menlo" w:cs="Menlo"/>
+          <w:color w:val="000000" w:themeColor="text1"/>
+          <w:kern w:val="0"/>
+          <w:sz w:val="26"/>
+          <w:szCs w:val="26"/>
+        </w:rPr>
+        <w:lastRenderedPageBreak/>
+        <w:t xml:space="preserve">    system("pause");</w:t>
+      </w:r>
+    </w:p>
+    <w:p>
+      <w:pPr>
+        <w:tabs>
+          <w:tab w:val="left" w:pos="642"/>
+        </w:tabs>
+        <w:autoSpaceDE w:val="0"/>
+        <w:autoSpaceDN w:val="0"/>
+        <w:adjustRightInd w:val="0"/>
+        <w:spacing w:after="0" w:line="240" w:lineRule="auto"/>
+        <w:rPr>
+          <w:rFonts w:ascii="Menlo" w:hAnsi="Menlo" w:cs="Menlo"/>
+          <w:color w:val="000000" w:themeColor="text1"/>
+          <w:kern w:val="0"/>
+          <w:sz w:val="26"/>
+          <w:szCs w:val="26"/>
+        </w:rPr>
+      </w:pPr>
+      <w:r>
+        <w:rPr>
+          <w:rFonts w:ascii="Menlo" w:hAnsi="Menlo" w:cs="Menlo"/>
+          <w:color w:val="000000" w:themeColor="text1"/>
+          <w:kern w:val="0"/>
+          <w:sz w:val="26"/>
+          <w:szCs w:val="26"/>
+        </w:rPr>
+        <w:t xml:space="preserve">    </w:t>
+      </w:r>
+      <w:r>
+        <w:rPr>
+          <w:rFonts w:ascii="Menlo" w:hAnsi="Menlo" w:cs="Menlo"/>
+          <w:b/>
+          <w:bCs/>
+          <w:color w:val="000000" w:themeColor="text1"/>
+          <w:kern w:val="0"/>
+          <w:sz w:val="26"/>
+          <w:szCs w:val="26"/>
+        </w:rPr>
+        <w:t>return</w:t>
+      </w:r>
+      <w:r>
+        <w:rPr>
+          <w:rFonts w:ascii="Menlo" w:hAnsi="Menlo" w:cs="Menlo"/>
+          <w:color w:val="000000" w:themeColor="text1"/>
+          <w:kern w:val="0"/>
+          <w:sz w:val="26"/>
+          <w:szCs w:val="26"/>
+        </w:rPr>
+        <w:t xml:space="preserve"> 0;</w:t>
+      </w:r>
+    </w:p>
+    <w:p>
+      <w:pPr>
+        <w:tabs>
+          <w:tab w:val="left" w:pos="642"/>
+        </w:tabs>
+        <w:autoSpaceDE w:val="0"/>
+        <w:autoSpaceDN w:val="0"/>
+        <w:adjustRightInd w:val="0"/>
+        <w:spacing w:after="0" w:line="240" w:lineRule="auto"/>
+        <w:rPr>
+          <w:rFonts w:ascii="Menlo" w:hAnsi="Menlo" w:cs="Menlo"/>
+          <w:color w:val="000000" w:themeColor="text1"/>
+          <w:kern w:val="0"/>
+          <w:sz w:val="26"/>
+          <w:szCs w:val="26"/>
+        </w:rPr>
+      </w:pPr>
+      <w:r>
+        <w:rPr>
+          <w:rFonts w:ascii="Menlo" w:hAnsi="Menlo" w:cs="Menlo"/>
+          <w:color w:val="000000" w:themeColor="text1"/>
+          <w:kern w:val="0"/>
+          <w:sz w:val="26"/>
+          <w:szCs w:val="26"/>
+        </w:rPr>
+        <w:t>}</w:t>
+      </w:r>
+    </w:p>
+    <w:p>
+      <w:pPr>
+        <w:tabs>
+          <w:tab w:val="left" w:pos="642"/>
+        </w:tabs>
+        <w:autoSpaceDE w:val="0"/>
+        <w:autoSpaceDN w:val="0"/>
+        <w:adjustRightInd w:val="0"/>
+        <w:spacing w:after="0" w:line="240" w:lineRule="auto"/>
+        <w:rPr>
+          <w:rFonts w:ascii="Menlo" w:hAnsi="Menlo" w:cs="Menlo"/>
+          <w:color w:val="000000" w:themeColor="text1"/>
+          <w:kern w:val="0"/>
+          <w:sz w:val="26"/>
+          <w:szCs w:val="26"/>
+        </w:rPr>
+      </w:pPr>
+    </w:p>
+    <w:p>
+      <w:pPr>
+        <w:tabs>
+          <w:tab w:val="left" w:pos="642"/>
+        </w:tabs>
+        <w:autoSpaceDE w:val="0"/>
+        <w:autoSpaceDN w:val="0"/>
+        <w:adjustRightInd w:val="0"/>
+        <w:spacing w:after="0" w:line="240" w:lineRule="auto"/>
+        <w:rPr>
+          <w:rFonts w:ascii="Menlo" w:hAnsi="Menlo" w:cs="Menlo"/>
+          <w:color w:val="000000" w:themeColor="text1"/>
+          <w:kern w:val="0"/>
+          <w:sz w:val="26"/>
+          <w:szCs w:val="26"/>
+        </w:rPr>
+      </w:pPr>
+    </w:p>
+    <w:p>
+      <w:pPr>
+        <w:tabs>
+          <w:tab w:val="left" w:pos="642"/>
+        </w:tabs>
+        <w:autoSpaceDE w:val="0"/>
+        <w:autoSpaceDN w:val="0"/>
+        <w:adjustRightInd w:val="0"/>
+        <w:spacing w:after="0" w:line="240" w:lineRule="auto"/>
+        <w:rPr>
+          <w:rFonts w:ascii="Menlo" w:hAnsi="Menlo" w:cs="Menlo"/>
+          <w:color w:val="000000" w:themeColor="text1"/>
+          <w:kern w:val="0"/>
+          <w:sz w:val="26"/>
+          <w:szCs w:val="26"/>
+        </w:rPr>
+      </w:pPr>
+      <w:r>
+        <w:rPr>
+          <w:rFonts w:ascii="Menlo" w:hAnsi="Menlo" w:cs="Menlo"/>
+          <w:b/>
+          <w:bCs/>
+          <w:color w:val="000000" w:themeColor="text1"/>
+          <w:kern w:val="0"/>
+          <w:sz w:val="26"/>
+          <w:szCs w:val="26"/>
+        </w:rPr>
+        <w:t>int</w:t>
+      </w:r>
+      <w:r>
+        <w:rPr>
+          <w:rFonts w:ascii="Menlo" w:hAnsi="Menlo" w:cs="Menlo"/>
+          <w:color w:val="000000" w:themeColor="text1"/>
+          <w:kern w:val="0"/>
+          <w:sz w:val="26"/>
+          <w:szCs w:val="26"/>
+        </w:rPr>
+        <w:t xml:space="preserve"> cub8(</w:t>
+      </w:r>
+      <w:r>
+        <w:rPr>
+          <w:rFonts w:ascii="Menlo" w:hAnsi="Menlo" w:cs="Menlo"/>
+          <w:b/>
+          <w:bCs/>
+          <w:color w:val="000000" w:themeColor="text1"/>
+          <w:kern w:val="0"/>
+          <w:sz w:val="26"/>
+          <w:szCs w:val="26"/>
+        </w:rPr>
+        <w:t>int</w:t>
+      </w:r>
+      <w:r>
+        <w:rPr>
+          <w:rFonts w:ascii="Menlo" w:hAnsi="Menlo" w:cs="Menlo"/>
+          <w:color w:val="000000" w:themeColor="text1"/>
+          <w:kern w:val="0"/>
+          <w:sz w:val="26"/>
+          <w:szCs w:val="26"/>
+        </w:rPr>
+        <w:t xml:space="preserve"> x) {    </w:t>
+      </w:r>
+    </w:p>
+    <w:p>
+      <w:pPr>
+        <w:tabs>
+          <w:tab w:val="left" w:pos="642"/>
+        </w:tabs>
+        <w:autoSpaceDE w:val="0"/>
+        <w:autoSpaceDN w:val="0"/>
+        <w:adjustRightInd w:val="0"/>
+        <w:spacing w:after="0" w:line="240" w:lineRule="auto"/>
+        <w:rPr>
+          <w:rFonts w:ascii="Menlo" w:hAnsi="Menlo" w:cs="Menlo"/>
+          <w:color w:val="000000" w:themeColor="text1"/>
+          <w:kern w:val="0"/>
+          <w:sz w:val="26"/>
+          <w:szCs w:val="26"/>
+        </w:rPr>
+      </w:pPr>
+      <w:r>
+        <w:rPr>
+          <w:rFonts w:ascii="Menlo" w:hAnsi="Menlo" w:cs="Menlo"/>
+          <w:color w:val="000000" w:themeColor="text1"/>
+          <w:kern w:val="0"/>
+          <w:sz w:val="26"/>
+          <w:szCs w:val="26"/>
+        </w:rPr>
+        <w:t xml:space="preserve">    </w:t>
+      </w:r>
+      <w:r>
+        <w:rPr>
+          <w:rFonts w:ascii="Menlo" w:hAnsi="Menlo" w:cs="Menlo"/>
+          <w:b/>
+          <w:bCs/>
+          <w:color w:val="000000" w:themeColor="text1"/>
+          <w:kern w:val="0"/>
+          <w:sz w:val="26"/>
+          <w:szCs w:val="26"/>
+        </w:rPr>
+        <w:t>int</w:t>
+      </w:r>
+      <w:r>
+        <w:rPr>
+          <w:rFonts w:ascii="Menlo" w:hAnsi="Menlo" w:cs="Menlo"/>
+          <w:color w:val="000000" w:themeColor="text1"/>
+          <w:kern w:val="0"/>
+          <w:sz w:val="26"/>
+          <w:szCs w:val="26"/>
+        </w:rPr>
+        <w:t xml:space="preserve"> result=1;</w:t>
+      </w:r>
+    </w:p>
+    <w:p>
+      <w:pPr>
+        <w:tabs>
+          <w:tab w:val="left" w:pos="642"/>
+        </w:tabs>
+        <w:autoSpaceDE w:val="0"/>
+        <w:autoSpaceDN w:val="0"/>
+        <w:adjustRightInd w:val="0"/>
+        <w:spacing w:after="0" w:line="240" w:lineRule="auto"/>
+        <w:rPr>
+          <w:rFonts w:ascii="Menlo" w:hAnsi="Menlo" w:cs="Menlo"/>
+          <w:color w:val="000000" w:themeColor="text1"/>
+          <w:kern w:val="0"/>
+          <w:sz w:val="26"/>
+          <w:szCs w:val="26"/>
+        </w:rPr>
+      </w:pPr>
+      <w:r>
+        <w:rPr>
+          <w:rFonts w:ascii="Menlo" w:hAnsi="Menlo" w:cs="Menlo"/>
+          <w:color w:val="000000" w:themeColor="text1"/>
+          <w:kern w:val="0"/>
+          <w:sz w:val="26"/>
+          <w:szCs w:val="26"/>
+        </w:rPr>
+        <w:t xml:space="preserve">    </w:t>
+      </w:r>
+      <w:r>
+        <w:rPr>
+          <w:rFonts w:ascii="Menlo" w:hAnsi="Menlo" w:cs="Menlo"/>
+          <w:b/>
+          <w:bCs/>
+          <w:color w:val="000000" w:themeColor="text1"/>
+          <w:kern w:val="0"/>
+          <w:sz w:val="26"/>
+          <w:szCs w:val="26"/>
+        </w:rPr>
+        <w:t>int</w:t>
+      </w:r>
+      <w:r>
+        <w:rPr>
+          <w:rFonts w:ascii="Menlo" w:hAnsi="Menlo" w:cs="Menlo"/>
+          <w:color w:val="000000" w:themeColor="text1"/>
+          <w:kern w:val="0"/>
+          <w:sz w:val="26"/>
+          <w:szCs w:val="26"/>
+        </w:rPr>
+        <w:t xml:space="preserve"> </w:t>
+      </w:r>
+      <w:proofErr w:type="spellStart"/>
+      <w:r>
+        <w:rPr>
+          <w:rFonts w:ascii="Menlo" w:hAnsi="Menlo" w:cs="Menlo"/>
+          <w:color w:val="000000" w:themeColor="text1"/>
+          <w:kern w:val="0"/>
+          <w:sz w:val="26"/>
+          <w:szCs w:val="26"/>
+        </w:rPr>
+        <w:t>i</w:t>
+      </w:r>
+      <w:proofErr w:type="spellEnd"/>
+      <w:r>
+        <w:rPr>
+          <w:rFonts w:ascii="Menlo" w:hAnsi="Menlo" w:cs="Menlo"/>
+          <w:color w:val="000000" w:themeColor="text1"/>
+          <w:kern w:val="0"/>
+          <w:sz w:val="26"/>
+          <w:szCs w:val="26"/>
+        </w:rPr>
+        <w:t>;</w:t>
+      </w:r>
+    </w:p>
+    <w:p>
+      <w:pPr>
+        <w:tabs>
+          <w:tab w:val="left" w:pos="642"/>
+        </w:tabs>
+        <w:autoSpaceDE w:val="0"/>
+        <w:autoSpaceDN w:val="0"/>
+        <w:adjustRightInd w:val="0"/>
+        <w:spacing w:after="0" w:line="240" w:lineRule="auto"/>
+        <w:rPr>
+          <w:rFonts w:ascii="Menlo" w:hAnsi="Menlo" w:cs="Menlo"/>
+          <w:color w:val="000000" w:themeColor="text1"/>
+          <w:kern w:val="0"/>
+          <w:sz w:val="26"/>
+          <w:szCs w:val="26"/>
+        </w:rPr>
+      </w:pPr>
+      <w:r>
+        <w:rPr>
+          <w:rFonts w:ascii="Menlo" w:hAnsi="Menlo" w:cs="Menlo"/>
+          <w:color w:val="000000" w:themeColor="text1"/>
+          <w:kern w:val="0"/>
+          <w:sz w:val="26"/>
+          <w:szCs w:val="26"/>
+        </w:rPr>
+        <w:t xml:space="preserve">    </w:t>
+      </w:r>
+      <w:r>
+        <w:rPr>
+          <w:rFonts w:ascii="Menlo" w:hAnsi="Menlo" w:cs="Menlo"/>
+          <w:b/>
+          <w:bCs/>
+          <w:color w:val="000000" w:themeColor="text1"/>
+          <w:kern w:val="0"/>
+          <w:sz w:val="26"/>
+          <w:szCs w:val="26"/>
+        </w:rPr>
+        <w:t>for</w:t>
+      </w:r>
+      <w:r>
+        <w:rPr>
+          <w:rFonts w:ascii="Menlo" w:hAnsi="Menlo" w:cs="Menlo"/>
+          <w:color w:val="000000" w:themeColor="text1"/>
+          <w:kern w:val="0"/>
+          <w:sz w:val="26"/>
+          <w:szCs w:val="26"/>
+        </w:rPr>
+        <w:t>(</w:t>
+      </w:r>
+      <w:proofErr w:type="spellStart"/>
+      <w:r>
+        <w:rPr>
+          <w:rFonts w:ascii="Menlo" w:hAnsi="Menlo" w:cs="Menlo"/>
+          <w:color w:val="000000" w:themeColor="text1"/>
+          <w:kern w:val="0"/>
+          <w:sz w:val="26"/>
+          <w:szCs w:val="26"/>
+        </w:rPr>
+        <w:t>i</w:t>
+      </w:r>
+      <w:proofErr w:type="spellEnd"/>
+      <w:r>
+        <w:rPr>
+          <w:rFonts w:ascii="Menlo" w:hAnsi="Menlo" w:cs="Menlo"/>
+          <w:color w:val="000000" w:themeColor="text1"/>
+          <w:kern w:val="0"/>
+          <w:sz w:val="26"/>
+          <w:szCs w:val="26"/>
+        </w:rPr>
+        <w:t>=</w:t>
+      </w:r>
+      <w:proofErr w:type="gramStart"/>
+      <w:r>
+        <w:rPr>
+          <w:rFonts w:ascii="Menlo" w:hAnsi="Menlo" w:cs="Menlo"/>
+          <w:color w:val="000000" w:themeColor="text1"/>
+          <w:kern w:val="0"/>
+          <w:sz w:val="26"/>
+          <w:szCs w:val="26"/>
+        </w:rPr>
+        <w:t>0;i</w:t>
+      </w:r>
+      <w:proofErr w:type="gramEnd"/>
+      <w:r>
+        <w:rPr>
+          <w:rFonts w:ascii="Menlo" w:hAnsi="Menlo" w:cs="Menlo"/>
+          <w:color w:val="000000" w:themeColor="text1"/>
+          <w:kern w:val="0"/>
+          <w:sz w:val="26"/>
+          <w:szCs w:val="26"/>
+        </w:rPr>
+        <w:t>&lt;8;i++){</w:t>
+      </w:r>
+    </w:p>
+    <w:p>
+      <w:pPr>
+        <w:tabs>
+          <w:tab w:val="left" w:pos="642"/>
+        </w:tabs>
+        <w:autoSpaceDE w:val="0"/>
+        <w:autoSpaceDN w:val="0"/>
+        <w:adjustRightInd w:val="0"/>
+        <w:spacing w:after="0" w:line="240" w:lineRule="auto"/>
+        <w:rPr>
+          <w:rFonts w:ascii="Menlo" w:hAnsi="Menlo" w:cs="Menlo"/>
+          <w:color w:val="000000" w:themeColor="text1"/>
+          <w:kern w:val="0"/>
+          <w:sz w:val="26"/>
+          <w:szCs w:val="26"/>
+        </w:rPr>
+      </w:pPr>
+      <w:r>
+        <w:rPr>
+          <w:rFonts w:ascii="Menlo" w:hAnsi="Menlo" w:cs="Menlo"/>
+          <w:color w:val="000000" w:themeColor="text1"/>
+          <w:kern w:val="0"/>
+          <w:sz w:val="26"/>
+          <w:szCs w:val="26"/>
+        </w:rPr>
+        <w:t xml:space="preserve">        result*=x;</w:t>
+      </w:r>
+    </w:p>
+    <w:p>
+      <w:pPr>
+        <w:tabs>
+          <w:tab w:val="left" w:pos="642"/>
+        </w:tabs>
+        <w:autoSpaceDE w:val="0"/>
+        <w:autoSpaceDN w:val="0"/>
+        <w:adjustRightInd w:val="0"/>
+        <w:spacing w:after="0" w:line="240" w:lineRule="auto"/>
+        <w:rPr>
+          <w:rFonts w:ascii="Menlo" w:hAnsi="Menlo" w:cs="Menlo"/>
+          <w:color w:val="000000" w:themeColor="text1"/>
+          <w:kern w:val="0"/>
+          <w:sz w:val="26"/>
+          <w:szCs w:val="26"/>
+        </w:rPr>
+      </w:pPr>
+      <w:r>
+        <w:rPr>
+          <w:rFonts w:ascii="Menlo" w:hAnsi="Menlo" w:cs="Menlo"/>
+          <w:color w:val="000000" w:themeColor="text1"/>
+          <w:kern w:val="0"/>
+          <w:sz w:val="26"/>
+          <w:szCs w:val="26"/>
+        </w:rPr>
+        <w:t xml:space="preserve">    }</w:t>
+      </w:r>
+    </w:p>
+    <w:p>
+      <w:pPr>
+        <w:tabs>
+          <w:tab w:val="left" w:pos="642"/>
+        </w:tabs>
+        <w:autoSpaceDE w:val="0"/>
+        <w:autoSpaceDN w:val="0"/>
+        <w:adjustRightInd w:val="0"/>
+        <w:spacing w:after="0" w:line="240" w:lineRule="auto"/>
+        <w:rPr>
+          <w:rFonts w:ascii="Menlo" w:hAnsi="Menlo" w:cs="Menlo"/>
+          <w:color w:val="000000" w:themeColor="text1"/>
+          <w:kern w:val="0"/>
+          <w:sz w:val="26"/>
+          <w:szCs w:val="26"/>
+        </w:rPr>
+      </w:pPr>
+      <w:r>
+        <w:rPr>
+          <w:rFonts w:ascii="Menlo" w:hAnsi="Menlo" w:cs="Menlo"/>
+          <w:color w:val="000000" w:themeColor="text1"/>
+          <w:kern w:val="0"/>
+          <w:sz w:val="26"/>
+          <w:szCs w:val="26"/>
+        </w:rPr>
+        <w:t xml:space="preserve">    </w:t>
+      </w:r>
+      <w:r>
+        <w:rPr>
+          <w:rFonts w:ascii="Menlo" w:hAnsi="Menlo" w:cs="Menlo"/>
+          <w:b/>
+          <w:bCs/>
+          <w:color w:val="000000" w:themeColor="text1"/>
+          <w:kern w:val="0"/>
+          <w:sz w:val="26"/>
+          <w:szCs w:val="26"/>
+        </w:rPr>
+        <w:t>return</w:t>
+      </w:r>
+      <w:r>
+        <w:rPr>
+          <w:rFonts w:ascii="Menlo" w:hAnsi="Menlo" w:cs="Menlo"/>
+          <w:color w:val="000000" w:themeColor="text1"/>
+          <w:kern w:val="0"/>
+          <w:sz w:val="26"/>
+          <w:szCs w:val="26"/>
+        </w:rPr>
+        <w:t xml:space="preserve"> result;</w:t>
+      </w:r>
+    </w:p>
+    <w:p>
+      <w:pPr>
+        <w:widowControl/>
+        <w:pBdr>
+          <w:bottom w:val="single" w:sz="6" w:space="1" w:color="auto"/>
+        </w:pBdr>
+        <w:spacing w:line="240" w:lineRule="auto"/>
+        <w:rPr>
+          <w:rFonts w:ascii="Menlo" w:hAnsi="Menlo" w:cs="Menlo"/>
+          <w:color w:val="000000" w:themeColor="text1"/>
+          <w:kern w:val="0"/>
+          <w:sz w:val="26"/>
+          <w:szCs w:val="26"/>
+        </w:rPr>
+      </w:pPr>
+      <w:r>
+        <w:rPr>
+          <w:rFonts w:ascii="Menlo" w:hAnsi="Menlo" w:cs="Menlo"/>
+          <w:color w:val="000000" w:themeColor="text1"/>
+          <w:kern w:val="0"/>
+          <w:sz w:val="26"/>
+          <w:szCs w:val="26"/>
+        </w:rPr>
+        <w:t>}</w:t>
+      </w:r>
+    </w:p>
+    <w:p>
+      <w:pPr>
+        <w:widowControl/>
+        <w:pBdr>
+          <w:bottom w:val="single" w:sz="6" w:space="1" w:color="auto"/>
+        </w:pBdr>
+        <w:spacing w:line="240" w:lineRule="auto"/>
+        <w:rPr>
+          <w:rFonts w:ascii="Menlo" w:hAnsi="Menlo" w:cs="Menlo"/>
+          <w:color w:val="000000" w:themeColor="text1"/>
+          <w:kern w:val="0"/>
+          <w:sz w:val="26"/>
+          <w:szCs w:val="26"/>
+        </w:rPr>
+      </w:pPr>
+    </w:p>
+    <w:p>
+      <w:pPr>
+        <w:widowControl/>
+        <w:spacing w:line="240" w:lineRule="auto"/>
+        <w:rPr>
+          <w:rFonts w:ascii="Menlo" w:hAnsi="Menlo" w:cs="Menlo" w:hint="eastAsia"/>
+          <w:color w:val="000000" w:themeColor="text1"/>
+          <w:kern w:val="0"/>
+          <w:sz w:val="26"/>
+          <w:szCs w:val="26"/>
+        </w:rPr>
+      </w:pPr>
+    </w:p>
+    <w:p>
+      <w:pPr>
+        <w:widowControl/>
+        <w:spacing w:line="240" w:lineRule="auto"/>
+        <w:rPr>
+          <w:rFonts w:ascii="Menlo" w:hAnsi="Menlo" w:cs="Menlo"/>
+          <w:color w:val="000000" w:themeColor="text1"/>
+          <w:kern w:val="0"/>
+          <w:sz w:val="26"/>
+          <w:szCs w:val="26"/>
+        </w:rPr>
+      </w:pPr>
+      <w:r>
+        <w:rPr>
+          <w:rFonts w:ascii="Menlo" w:hAnsi="Menlo" w:cs="Menlo"/>
+          <w:color w:val="000000" w:themeColor="text1"/>
+          <w:kern w:val="0"/>
+          <w:sz w:val="26"/>
+          <w:szCs w:val="26"/>
+        </w:rPr>
+        <w:t>//</w:t>
+      </w:r>
+      <w:r>
+        <w:rPr>
+          <w:rFonts w:ascii="Menlo" w:hAnsi="Menlo" w:cs="Menlo" w:hint="eastAsia"/>
+          <w:color w:val="000000" w:themeColor="text1"/>
+          <w:kern w:val="0"/>
+          <w:sz w:val="26"/>
+          <w:szCs w:val="26"/>
+        </w:rPr>
+        <w:t>4</w:t>
+      </w:r>
+      <w:r>
+        <w:rPr>
+          <w:rFonts w:ascii="Menlo" w:hAnsi="Menlo" w:cs="Menlo"/>
+          <w:color w:val="000000" w:themeColor="text1"/>
+          <w:kern w:val="0"/>
+          <w:sz w:val="26"/>
+          <w:szCs w:val="26"/>
+        </w:rPr>
+        <w:t>.</w:t>
+      </w:r>
+    </w:p>
+    <w:p>
+      <w:pPr>
+        <w:tabs>
+          <w:tab w:val="left" w:pos="642"/>
+        </w:tabs>
+        <w:autoSpaceDE w:val="0"/>
+        <w:autoSpaceDN w:val="0"/>
+        <w:adjustRightInd w:val="0"/>
+        <w:spacing w:after="0" w:line="240" w:lineRule="auto"/>
+        <w:rPr>
+          <w:rFonts w:ascii="Menlo" w:hAnsi="Menlo" w:cs="Menlo"/>
+          <w:color w:val="000000" w:themeColor="text1"/>
+          <w:kern w:val="0"/>
+          <w:sz w:val="26"/>
+          <w:szCs w:val="26"/>
+        </w:rPr>
+      </w:pPr>
+      <w:r>
+        <w:rPr>
+          <w:rFonts w:ascii="Menlo" w:hAnsi="Menlo" w:cs="Menlo"/>
+          <w:color w:val="000000" w:themeColor="text1"/>
+          <w:kern w:val="0"/>
+          <w:sz w:val="26"/>
+          <w:szCs w:val="26"/>
+        </w:rPr>
+        <w:t>#include &lt;</w:t>
+      </w:r>
+      <w:proofErr w:type="spellStart"/>
+      <w:r>
+        <w:rPr>
+          <w:rFonts w:ascii="Menlo" w:hAnsi="Menlo" w:cs="Menlo"/>
+          <w:color w:val="000000" w:themeColor="text1"/>
+          <w:kern w:val="0"/>
+          <w:sz w:val="26"/>
+          <w:szCs w:val="26"/>
+        </w:rPr>
+        <w:t>stdio.h</w:t>
+      </w:r>
+      <w:proofErr w:type="spellEnd"/>
+      <w:r>
+        <w:rPr>
+          <w:rFonts w:ascii="Menlo" w:hAnsi="Menlo" w:cs="Menlo"/>
+          <w:color w:val="000000" w:themeColor="text1"/>
+          <w:kern w:val="0"/>
+          <w:sz w:val="26"/>
+          <w:szCs w:val="26"/>
+        </w:rPr>
+        <w:t>&gt;</w:t>
+      </w:r>
+    </w:p>
+    <w:p>
+      <w:pPr>
+        <w:tabs>
+          <w:tab w:val="left" w:pos="642"/>
+        </w:tabs>
+        <w:autoSpaceDE w:val="0"/>
+        <w:autoSpaceDN w:val="0"/>
+        <w:adjustRightInd w:val="0"/>
+        <w:spacing w:after="0" w:line="240" w:lineRule="auto"/>
+        <w:rPr>
+          <w:rFonts w:ascii="Menlo" w:hAnsi="Menlo" w:cs="Menlo"/>
+          <w:color w:val="000000" w:themeColor="text1"/>
+          <w:kern w:val="0"/>
+          <w:sz w:val="26"/>
+          <w:szCs w:val="26"/>
+        </w:rPr>
+      </w:pPr>
+      <w:r>
+        <w:rPr>
+          <w:rFonts w:ascii="Menlo" w:hAnsi="Menlo" w:cs="Menlo"/>
+          <w:color w:val="000000" w:themeColor="text1"/>
+          <w:kern w:val="0"/>
+          <w:sz w:val="26"/>
+          <w:szCs w:val="26"/>
+        </w:rPr>
+        <w:t>#include &lt;</w:t>
+      </w:r>
+      <w:proofErr w:type="spellStart"/>
+      <w:r>
+        <w:rPr>
+          <w:rFonts w:ascii="Menlo" w:hAnsi="Menlo" w:cs="Menlo"/>
+          <w:color w:val="000000" w:themeColor="text1"/>
+          <w:kern w:val="0"/>
+          <w:sz w:val="26"/>
+          <w:szCs w:val="26"/>
+        </w:rPr>
+        <w:t>stdlib.h</w:t>
+      </w:r>
+      <w:proofErr w:type="spellEnd"/>
+      <w:r>
+        <w:rPr>
+          <w:rFonts w:ascii="Menlo" w:hAnsi="Menlo" w:cs="Menlo"/>
+          <w:color w:val="000000" w:themeColor="text1"/>
+          <w:kern w:val="0"/>
+          <w:sz w:val="26"/>
+          <w:szCs w:val="26"/>
+        </w:rPr>
+        <w:t>&gt;</w:t>
+      </w:r>
+    </w:p>
+    <w:p>
+      <w:pPr>
+        <w:tabs>
+          <w:tab w:val="left" w:pos="642"/>
+        </w:tabs>
+        <w:autoSpaceDE w:val="0"/>
+        <w:autoSpaceDN w:val="0"/>
+        <w:adjustRightInd w:val="0"/>
+        <w:spacing w:after="0" w:line="240" w:lineRule="auto"/>
+        <w:rPr>
+          <w:rFonts w:ascii="Menlo" w:hAnsi="Menlo" w:cs="Menlo"/>
+          <w:color w:val="000000" w:themeColor="text1"/>
+          <w:kern w:val="0"/>
+          <w:sz w:val="26"/>
+          <w:szCs w:val="26"/>
+        </w:rPr>
+      </w:pPr>
+    </w:p>
+    <w:p>
+      <w:pPr>
+        <w:tabs>
+          <w:tab w:val="left" w:pos="642"/>
+        </w:tabs>
+        <w:autoSpaceDE w:val="0"/>
+        <w:autoSpaceDN w:val="0"/>
+        <w:adjustRightInd w:val="0"/>
+        <w:spacing w:after="0" w:line="240" w:lineRule="auto"/>
+        <w:rPr>
+          <w:rFonts w:ascii="Menlo" w:hAnsi="Menlo" w:cs="Menlo"/>
+          <w:color w:val="000000" w:themeColor="text1"/>
+          <w:kern w:val="0"/>
+          <w:sz w:val="26"/>
+          <w:szCs w:val="26"/>
+        </w:rPr>
+      </w:pPr>
+      <w:r>
+        <w:rPr>
+          <w:rFonts w:ascii="Menlo" w:hAnsi="Menlo" w:cs="Menlo"/>
+          <w:color w:val="000000" w:themeColor="text1"/>
+          <w:kern w:val="0"/>
+          <w:sz w:val="26"/>
+          <w:szCs w:val="26"/>
+        </w:rPr>
+        <w:t>#define HOURPAY 170.0</w:t>
+      </w:r>
+    </w:p>
+    <w:p>
+      <w:pPr>
+        <w:tabs>
+          <w:tab w:val="left" w:pos="642"/>
+        </w:tabs>
+        <w:autoSpaceDE w:val="0"/>
+        <w:autoSpaceDN w:val="0"/>
+        <w:adjustRightInd w:val="0"/>
+        <w:spacing w:after="0" w:line="240" w:lineRule="auto"/>
+        <w:rPr>
+          <w:rFonts w:ascii="Menlo" w:hAnsi="Menlo" w:cs="Menlo"/>
+          <w:color w:val="000000" w:themeColor="text1"/>
+          <w:kern w:val="0"/>
+          <w:sz w:val="26"/>
+          <w:szCs w:val="26"/>
+        </w:rPr>
+      </w:pPr>
+      <w:r>
+        <w:rPr>
+          <w:rFonts w:ascii="Menlo" w:hAnsi="Menlo" w:cs="Menlo"/>
+          <w:b/>
+          <w:bCs/>
+          <w:color w:val="000000" w:themeColor="text1"/>
+          <w:kern w:val="0"/>
+          <w:sz w:val="26"/>
+          <w:szCs w:val="26"/>
+        </w:rPr>
+        <w:t>float</w:t>
+      </w:r>
+      <w:r>
+        <w:rPr>
+          <w:rFonts w:ascii="Menlo" w:hAnsi="Menlo" w:cs="Menlo"/>
+          <w:color w:val="000000" w:themeColor="text1"/>
+          <w:kern w:val="0"/>
+          <w:sz w:val="26"/>
+          <w:szCs w:val="26"/>
+        </w:rPr>
+        <w:t xml:space="preserve"> salary(</w:t>
+      </w:r>
+      <w:r>
+        <w:rPr>
+          <w:rFonts w:ascii="Menlo" w:hAnsi="Menlo" w:cs="Menlo"/>
+          <w:b/>
+          <w:bCs/>
+          <w:color w:val="000000" w:themeColor="text1"/>
+          <w:kern w:val="0"/>
+          <w:sz w:val="26"/>
+          <w:szCs w:val="26"/>
+        </w:rPr>
+        <w:t>float</w:t>
+      </w:r>
+      <w:r>
+        <w:rPr>
+          <w:rFonts w:ascii="Menlo" w:hAnsi="Menlo" w:cs="Menlo"/>
+          <w:color w:val="000000" w:themeColor="text1"/>
+          <w:kern w:val="0"/>
+          <w:sz w:val="26"/>
+          <w:szCs w:val="26"/>
+        </w:rPr>
+        <w:t xml:space="preserve">); </w:t>
+      </w:r>
+    </w:p>
+    <w:p>
+      <w:pPr>
+        <w:tabs>
+          <w:tab w:val="left" w:pos="642"/>
+        </w:tabs>
+        <w:autoSpaceDE w:val="0"/>
+        <w:autoSpaceDN w:val="0"/>
+        <w:adjustRightInd w:val="0"/>
+        <w:spacing w:after="0" w:line="240" w:lineRule="auto"/>
+        <w:rPr>
+          <w:rFonts w:ascii="Menlo" w:hAnsi="Menlo" w:cs="Menlo"/>
+          <w:color w:val="000000" w:themeColor="text1"/>
+          <w:kern w:val="0"/>
+          <w:sz w:val="26"/>
+          <w:szCs w:val="26"/>
+        </w:rPr>
+      </w:pPr>
+    </w:p>
+    <w:p>
+      <w:pPr>
+        <w:tabs>
+          <w:tab w:val="left" w:pos="642"/>
+        </w:tabs>
+        <w:autoSpaceDE w:val="0"/>
+        <w:autoSpaceDN w:val="0"/>
+        <w:adjustRightInd w:val="0"/>
+        <w:spacing w:after="0" w:line="240" w:lineRule="auto"/>
+        <w:rPr>
+          <w:rFonts w:ascii="Menlo" w:hAnsi="Menlo" w:cs="Menlo"/>
+          <w:color w:val="000000" w:themeColor="text1"/>
+          <w:kern w:val="0"/>
+          <w:sz w:val="26"/>
+          <w:szCs w:val="26"/>
+        </w:rPr>
+      </w:pPr>
+      <w:r>
+        <w:rPr>
+          <w:rFonts w:ascii="Menlo" w:hAnsi="Menlo" w:cs="Menlo"/>
+          <w:b/>
+          <w:bCs/>
+          <w:color w:val="000000" w:themeColor="text1"/>
+          <w:kern w:val="0"/>
+          <w:sz w:val="26"/>
+          <w:szCs w:val="26"/>
+        </w:rPr>
+        <w:t>int</w:t>
+      </w:r>
+      <w:r>
+        <w:rPr>
+          <w:rFonts w:ascii="Menlo" w:hAnsi="Menlo" w:cs="Menlo"/>
+          <w:color w:val="000000" w:themeColor="text1"/>
+          <w:kern w:val="0"/>
+          <w:sz w:val="26"/>
+          <w:szCs w:val="26"/>
+        </w:rPr>
+        <w:t xml:space="preserve"> main(</w:t>
+      </w:r>
+      <w:r>
+        <w:rPr>
+          <w:rFonts w:ascii="Menlo" w:hAnsi="Menlo" w:cs="Menlo"/>
+          <w:b/>
+          <w:bCs/>
+          <w:color w:val="000000" w:themeColor="text1"/>
+          <w:kern w:val="0"/>
+          <w:sz w:val="26"/>
+          <w:szCs w:val="26"/>
+        </w:rPr>
+        <w:t>void</w:t>
+      </w:r>
+      <w:r>
+        <w:rPr>
+          <w:rFonts w:ascii="Menlo" w:hAnsi="Menlo" w:cs="Menlo"/>
+          <w:color w:val="000000" w:themeColor="text1"/>
+          <w:kern w:val="0"/>
+          <w:sz w:val="26"/>
+          <w:szCs w:val="26"/>
+        </w:rPr>
+        <w:t>) {</w:t>
+      </w:r>
+    </w:p>
+    <w:p>
+      <w:pPr>
+        <w:tabs>
+          <w:tab w:val="left" w:pos="642"/>
+        </w:tabs>
+        <w:autoSpaceDE w:val="0"/>
+        <w:autoSpaceDN w:val="0"/>
+        <w:adjustRightInd w:val="0"/>
+        <w:spacing w:after="0" w:line="240" w:lineRule="auto"/>
+        <w:rPr>
+          <w:rFonts w:ascii="Menlo" w:hAnsi="Menlo" w:cs="Menlo"/>
+          <w:color w:val="000000" w:themeColor="text1"/>
+          <w:kern w:val="0"/>
+          <w:sz w:val="26"/>
+          <w:szCs w:val="26"/>
+        </w:rPr>
+      </w:pPr>
+      <w:r>
+        <w:rPr>
+          <w:rFonts w:ascii="Menlo" w:hAnsi="Menlo" w:cs="Menlo"/>
+          <w:color w:val="000000" w:themeColor="text1"/>
+          <w:kern w:val="0"/>
+          <w:sz w:val="26"/>
+          <w:szCs w:val="26"/>
+        </w:rPr>
+        <w:t xml:space="preserve">    </w:t>
+      </w:r>
+      <w:r>
+        <w:rPr>
+          <w:rFonts w:ascii="Menlo" w:hAnsi="Menlo" w:cs="Menlo"/>
+          <w:b/>
+          <w:bCs/>
+          <w:color w:val="000000" w:themeColor="text1"/>
+          <w:kern w:val="0"/>
+          <w:sz w:val="26"/>
+          <w:szCs w:val="26"/>
+        </w:rPr>
+        <w:t>float</w:t>
+      </w:r>
+      <w:r>
+        <w:rPr>
+          <w:rFonts w:ascii="Menlo" w:hAnsi="Menlo" w:cs="Menlo"/>
+          <w:color w:val="000000" w:themeColor="text1"/>
+          <w:kern w:val="0"/>
+          <w:sz w:val="26"/>
+          <w:szCs w:val="26"/>
+        </w:rPr>
+        <w:t xml:space="preserve"> hours=0.0;</w:t>
+      </w:r>
+    </w:p>
+    <w:p>
+      <w:pPr>
+        <w:tabs>
+          <w:tab w:val="left" w:pos="642"/>
+        </w:tabs>
+        <w:autoSpaceDE w:val="0"/>
+        <w:autoSpaceDN w:val="0"/>
+        <w:adjustRightInd w:val="0"/>
+        <w:spacing w:after="0" w:line="240" w:lineRule="auto"/>
+        <w:rPr>
+          <w:rFonts w:ascii="Menlo" w:hAnsi="Menlo" w:cs="Menlo"/>
+          <w:color w:val="000000" w:themeColor="text1"/>
+          <w:kern w:val="0"/>
+          <w:sz w:val="26"/>
+          <w:szCs w:val="26"/>
+        </w:rPr>
+      </w:pPr>
+      <w:r>
+        <w:rPr>
+          <w:rFonts w:ascii="Menlo" w:hAnsi="Menlo" w:cs="Menlo"/>
+          <w:color w:val="000000" w:themeColor="text1"/>
+          <w:kern w:val="0"/>
+          <w:sz w:val="26"/>
+          <w:szCs w:val="26"/>
+        </w:rPr>
+        <w:t xml:space="preserve">    //43</w:t>
+      </w:r>
+    </w:p>
+    <w:p>
+      <w:pPr>
+        <w:tabs>
+          <w:tab w:val="left" w:pos="642"/>
+        </w:tabs>
+        <w:autoSpaceDE w:val="0"/>
+        <w:autoSpaceDN w:val="0"/>
+        <w:adjustRightInd w:val="0"/>
+        <w:spacing w:after="0" w:line="240" w:lineRule="auto"/>
+        <w:rPr>
+          <w:rFonts w:ascii="Menlo" w:hAnsi="Menlo" w:cs="Menlo"/>
+          <w:color w:val="000000" w:themeColor="text1"/>
+          <w:kern w:val="0"/>
+          <w:sz w:val="26"/>
+          <w:szCs w:val="26"/>
+        </w:rPr>
+      </w:pPr>
+      <w:r>
+        <w:rPr>
+          <w:rFonts w:ascii="Menlo" w:hAnsi="Menlo" w:cs="Menlo"/>
+          <w:color w:val="000000" w:themeColor="text1"/>
+          <w:kern w:val="0"/>
+          <w:sz w:val="26"/>
+          <w:szCs w:val="26"/>
+        </w:rPr>
+        <w:t xml:space="preserve">    </w:t>
+      </w:r>
+      <w:proofErr w:type="spellStart"/>
+      <w:proofErr w:type="gramStart"/>
+      <w:r>
+        <w:rPr>
+          <w:rFonts w:ascii="Menlo" w:hAnsi="Menlo" w:cs="Menlo"/>
+          <w:color w:val="000000" w:themeColor="text1"/>
+          <w:kern w:val="0"/>
+          <w:sz w:val="26"/>
+          <w:szCs w:val="26"/>
+        </w:rPr>
+        <w:t>printf</w:t>
+      </w:r>
+      <w:proofErr w:type="spellEnd"/>
+      <w:r>
+        <w:rPr>
+          <w:rFonts w:ascii="Menlo" w:hAnsi="Menlo" w:cs="Menlo"/>
+          <w:color w:val="000000" w:themeColor="text1"/>
+          <w:kern w:val="0"/>
+          <w:sz w:val="26"/>
+          <w:szCs w:val="26"/>
+        </w:rPr>
+        <w:t>(</w:t>
+      </w:r>
+      <w:proofErr w:type="gramEnd"/>
+      <w:r>
+        <w:rPr>
+          <w:rFonts w:ascii="Menlo" w:hAnsi="Menlo" w:cs="Menlo"/>
+          <w:color w:val="000000" w:themeColor="text1"/>
+          <w:kern w:val="0"/>
+          <w:sz w:val="26"/>
+          <w:szCs w:val="26"/>
+        </w:rPr>
+        <w:t xml:space="preserve">"Please input </w:t>
+      </w:r>
+      <w:proofErr w:type="spellStart"/>
+      <w:r>
+        <w:rPr>
+          <w:rFonts w:ascii="Menlo" w:hAnsi="Menlo" w:cs="Menlo"/>
+          <w:color w:val="000000" w:themeColor="text1"/>
+          <w:kern w:val="0"/>
+          <w:sz w:val="26"/>
+          <w:szCs w:val="26"/>
+        </w:rPr>
+        <w:t>hours:",hours</w:t>
+      </w:r>
+      <w:proofErr w:type="spellEnd"/>
+      <w:r>
+        <w:rPr>
+          <w:rFonts w:ascii="Menlo" w:hAnsi="Menlo" w:cs="Menlo"/>
+          <w:color w:val="000000" w:themeColor="text1"/>
+          <w:kern w:val="0"/>
+          <w:sz w:val="26"/>
+          <w:szCs w:val="26"/>
+        </w:rPr>
+        <w:t>);</w:t>
+      </w:r>
+    </w:p>
+    <w:p>
+      <w:pPr>
+        <w:tabs>
+          <w:tab w:val="left" w:pos="642"/>
+        </w:tabs>
+        <w:autoSpaceDE w:val="0"/>
+        <w:autoSpaceDN w:val="0"/>
+        <w:adjustRightInd w:val="0"/>
+        <w:spacing w:after="0" w:line="240" w:lineRule="auto"/>
+        <w:rPr>
+          <w:rFonts w:ascii="Menlo" w:hAnsi="Menlo" w:cs="Menlo"/>
+          <w:color w:val="000000" w:themeColor="text1"/>
+          <w:kern w:val="0"/>
+          <w:sz w:val="26"/>
+          <w:szCs w:val="26"/>
+        </w:rPr>
+      </w:pPr>
+      <w:r>
+        <w:rPr>
+          <w:rFonts w:ascii="Menlo" w:hAnsi="Menlo" w:cs="Menlo"/>
+          <w:color w:val="000000" w:themeColor="text1"/>
+          <w:kern w:val="0"/>
+          <w:sz w:val="26"/>
+          <w:szCs w:val="26"/>
+        </w:rPr>
+        <w:t xml:space="preserve">    </w:t>
+      </w:r>
+      <w:proofErr w:type="spellStart"/>
+      <w:r>
+        <w:rPr>
+          <w:rFonts w:ascii="Menlo" w:hAnsi="Menlo" w:cs="Menlo"/>
+          <w:color w:val="000000" w:themeColor="text1"/>
+          <w:kern w:val="0"/>
+          <w:sz w:val="26"/>
+          <w:szCs w:val="26"/>
+        </w:rPr>
+        <w:t>scanf</w:t>
+      </w:r>
+      <w:proofErr w:type="spellEnd"/>
+      <w:r>
+        <w:rPr>
+          <w:rFonts w:ascii="Menlo" w:hAnsi="Menlo" w:cs="Menlo"/>
+          <w:color w:val="000000" w:themeColor="text1"/>
+          <w:kern w:val="0"/>
+          <w:sz w:val="26"/>
+          <w:szCs w:val="26"/>
+        </w:rPr>
+        <w:t>("%</w:t>
+      </w:r>
+      <w:proofErr w:type="spellStart"/>
+      <w:r>
+        <w:rPr>
+          <w:rFonts w:ascii="Menlo" w:hAnsi="Menlo" w:cs="Menlo"/>
+          <w:color w:val="000000" w:themeColor="text1"/>
+          <w:kern w:val="0"/>
+          <w:sz w:val="26"/>
+          <w:szCs w:val="26"/>
+        </w:rPr>
+        <w:t>f</w:t>
+      </w:r>
+      <w:proofErr w:type="gramStart"/>
+      <w:r>
+        <w:rPr>
+          <w:rFonts w:ascii="Menlo" w:hAnsi="Menlo" w:cs="Menlo"/>
+          <w:color w:val="000000" w:themeColor="text1"/>
+          <w:kern w:val="0"/>
+          <w:sz w:val="26"/>
+          <w:szCs w:val="26"/>
+        </w:rPr>
+        <w:t>",&amp;</w:t>
+      </w:r>
+      <w:proofErr w:type="gramEnd"/>
+      <w:r>
+        <w:rPr>
+          <w:rFonts w:ascii="Menlo" w:hAnsi="Menlo" w:cs="Menlo"/>
+          <w:color w:val="000000" w:themeColor="text1"/>
+          <w:kern w:val="0"/>
+          <w:sz w:val="26"/>
+          <w:szCs w:val="26"/>
+        </w:rPr>
+        <w:t>hours</w:t>
+      </w:r>
+      <w:proofErr w:type="spellEnd"/>
+      <w:r>
+        <w:rPr>
+          <w:rFonts w:ascii="Menlo" w:hAnsi="Menlo" w:cs="Menlo"/>
+          <w:color w:val="000000" w:themeColor="text1"/>
+          <w:kern w:val="0"/>
+          <w:sz w:val="26"/>
+          <w:szCs w:val="26"/>
+        </w:rPr>
+        <w:t>);</w:t>
+      </w:r>
+    </w:p>
+    <w:p>
+      <w:pPr>
+        <w:tabs>
+          <w:tab w:val="left" w:pos="642"/>
+        </w:tabs>
+        <w:autoSpaceDE w:val="0"/>
+        <w:autoSpaceDN w:val="0"/>
+        <w:adjustRightInd w:val="0"/>
+        <w:spacing w:after="0" w:line="240" w:lineRule="auto"/>
+        <w:rPr>
+          <w:rFonts w:ascii="Menlo" w:hAnsi="Menlo" w:cs="Menlo"/>
+          <w:color w:val="000000" w:themeColor="text1"/>
+          <w:kern w:val="0"/>
+          <w:sz w:val="26"/>
+          <w:szCs w:val="26"/>
+        </w:rPr>
+      </w:pPr>
+      <w:r>
+        <w:rPr>
+          <w:rFonts w:ascii="Menlo" w:hAnsi="Menlo" w:cs="Menlo"/>
+          <w:color w:val="000000" w:themeColor="text1"/>
+          <w:kern w:val="0"/>
+          <w:sz w:val="26"/>
+          <w:szCs w:val="26"/>
+        </w:rPr>
+        <w:t xml:space="preserve">    </w:t>
+      </w:r>
+      <w:proofErr w:type="spellStart"/>
+      <w:r>
+        <w:rPr>
+          <w:rFonts w:ascii="Menlo" w:hAnsi="Menlo" w:cs="Menlo"/>
+          <w:color w:val="000000" w:themeColor="text1"/>
+          <w:kern w:val="0"/>
+          <w:sz w:val="26"/>
+          <w:szCs w:val="26"/>
+        </w:rPr>
+        <w:t>fflush</w:t>
+      </w:r>
+      <w:proofErr w:type="spellEnd"/>
+      <w:r>
+        <w:rPr>
+          <w:rFonts w:ascii="Menlo" w:hAnsi="Menlo" w:cs="Menlo"/>
+          <w:color w:val="000000" w:themeColor="text1"/>
+          <w:kern w:val="0"/>
+          <w:sz w:val="26"/>
+          <w:szCs w:val="26"/>
+        </w:rPr>
+        <w:t>(stdin);</w:t>
+      </w:r>
+    </w:p>
+    <w:p>
+      <w:pPr>
+        <w:tabs>
+          <w:tab w:val="left" w:pos="642"/>
+        </w:tabs>
+        <w:autoSpaceDE w:val="0"/>
+        <w:autoSpaceDN w:val="0"/>
+        <w:adjustRightInd w:val="0"/>
+        <w:spacing w:after="0" w:line="240" w:lineRule="auto"/>
+        <w:rPr>
+          <w:rFonts w:ascii="Menlo" w:hAnsi="Menlo" w:cs="Menlo"/>
+          <w:color w:val="000000" w:themeColor="text1"/>
+          <w:kern w:val="0"/>
+          <w:sz w:val="26"/>
+          <w:szCs w:val="26"/>
+        </w:rPr>
+      </w:pPr>
+      <w:r>
+        <w:rPr>
+          <w:rFonts w:ascii="Menlo" w:hAnsi="Menlo" w:cs="Menlo"/>
+          <w:color w:val="000000" w:themeColor="text1"/>
+          <w:kern w:val="0"/>
+          <w:sz w:val="26"/>
+          <w:szCs w:val="26"/>
+        </w:rPr>
+        <w:t xml:space="preserve">    </w:t>
+      </w:r>
+      <w:proofErr w:type="spellStart"/>
+      <w:proofErr w:type="gramStart"/>
+      <w:r>
+        <w:rPr>
+          <w:rFonts w:ascii="Menlo" w:hAnsi="Menlo" w:cs="Menlo"/>
+          <w:color w:val="000000" w:themeColor="text1"/>
+          <w:kern w:val="0"/>
+          <w:sz w:val="26"/>
+          <w:szCs w:val="26"/>
+        </w:rPr>
+        <w:t>printf</w:t>
+      </w:r>
+      <w:proofErr w:type="spellEnd"/>
+      <w:r>
+        <w:rPr>
+          <w:rFonts w:ascii="Menlo" w:hAnsi="Menlo" w:cs="Menlo"/>
+          <w:color w:val="000000" w:themeColor="text1"/>
+          <w:kern w:val="0"/>
+          <w:sz w:val="26"/>
+          <w:szCs w:val="26"/>
+        </w:rPr>
+        <w:t>(</w:t>
+      </w:r>
+      <w:proofErr w:type="gramEnd"/>
+      <w:r>
+        <w:rPr>
+          <w:rFonts w:ascii="Menlo" w:hAnsi="Menlo" w:cs="Menlo"/>
+          <w:color w:val="000000" w:themeColor="text1"/>
+          <w:kern w:val="0"/>
+          <w:sz w:val="26"/>
+          <w:szCs w:val="26"/>
+        </w:rPr>
+        <w:t>"Your salary is $%.2f\</w:t>
+      </w:r>
+      <w:proofErr w:type="spellStart"/>
+      <w:r>
+        <w:rPr>
+          <w:rFonts w:ascii="Menlo" w:hAnsi="Menlo" w:cs="Menlo"/>
+          <w:color w:val="000000" w:themeColor="text1"/>
+          <w:kern w:val="0"/>
+          <w:sz w:val="26"/>
+          <w:szCs w:val="26"/>
+        </w:rPr>
+        <w:t>n",salary</w:t>
+      </w:r>
+      <w:proofErr w:type="spellEnd"/>
+      <w:r>
+        <w:rPr>
+          <w:rFonts w:ascii="Menlo" w:hAnsi="Menlo" w:cs="Menlo"/>
+          <w:color w:val="000000" w:themeColor="text1"/>
+          <w:kern w:val="0"/>
+          <w:sz w:val="26"/>
+          <w:szCs w:val="26"/>
+        </w:rPr>
+        <w:t>(hours));</w:t>
+      </w:r>
+    </w:p>
+    <w:p>
+      <w:pPr>
+        <w:tabs>
+          <w:tab w:val="left" w:pos="642"/>
+        </w:tabs>
+        <w:autoSpaceDE w:val="0"/>
+        <w:autoSpaceDN w:val="0"/>
+        <w:adjustRightInd w:val="0"/>
+        <w:spacing w:after="0" w:line="240" w:lineRule="auto"/>
+        <w:rPr>
+          <w:rFonts w:ascii="Menlo" w:hAnsi="Menlo" w:cs="Menlo"/>
+          <w:color w:val="000000" w:themeColor="text1"/>
+          <w:kern w:val="0"/>
+          <w:sz w:val="26"/>
+          <w:szCs w:val="26"/>
+        </w:rPr>
+      </w:pPr>
+    </w:p>
+    <w:p>
+      <w:pPr>
+        <w:tabs>
+          <w:tab w:val="left" w:pos="642"/>
+        </w:tabs>
+        <w:autoSpaceDE w:val="0"/>
+        <w:autoSpaceDN w:val="0"/>
+        <w:adjustRightInd w:val="0"/>
+        <w:spacing w:after="0" w:line="240" w:lineRule="auto"/>
+        <w:rPr>
+          <w:rFonts w:ascii="Menlo" w:hAnsi="Menlo" w:cs="Menlo"/>
+          <w:color w:val="000000" w:themeColor="text1"/>
+          <w:kern w:val="0"/>
+          <w:sz w:val="26"/>
+          <w:szCs w:val="26"/>
+        </w:rPr>
+      </w:pPr>
+    </w:p>
+    <w:p>
+      <w:pPr>
+        <w:tabs>
+          <w:tab w:val="left" w:pos="642"/>
+        </w:tabs>
+        <w:autoSpaceDE w:val="0"/>
+        <w:autoSpaceDN w:val="0"/>
+        <w:adjustRightInd w:val="0"/>
+        <w:spacing w:after="0" w:line="240" w:lineRule="auto"/>
+        <w:rPr>
+          <w:rFonts w:ascii="Menlo" w:hAnsi="Menlo" w:cs="Menlo"/>
+          <w:color w:val="000000" w:themeColor="text1"/>
+          <w:kern w:val="0"/>
+          <w:sz w:val="26"/>
+          <w:szCs w:val="26"/>
+        </w:rPr>
+      </w:pPr>
+      <w:r>
+        <w:rPr>
+          <w:rFonts w:ascii="Menlo" w:hAnsi="Menlo" w:cs="Menlo"/>
+          <w:color w:val="000000" w:themeColor="text1"/>
+          <w:kern w:val="0"/>
+          <w:sz w:val="26"/>
+          <w:szCs w:val="26"/>
+        </w:rPr>
+        <w:t xml:space="preserve">    system("pause");</w:t>
+      </w:r>
+    </w:p>
+    <w:p>
+      <w:pPr>
+        <w:tabs>
+          <w:tab w:val="left" w:pos="642"/>
+        </w:tabs>
+        <w:autoSpaceDE w:val="0"/>
+        <w:autoSpaceDN w:val="0"/>
+        <w:adjustRightInd w:val="0"/>
+        <w:spacing w:after="0" w:line="240" w:lineRule="auto"/>
+        <w:rPr>
+          <w:rFonts w:ascii="Menlo" w:hAnsi="Menlo" w:cs="Menlo"/>
+          <w:color w:val="000000" w:themeColor="text1"/>
+          <w:kern w:val="0"/>
+          <w:sz w:val="26"/>
+          <w:szCs w:val="26"/>
+        </w:rPr>
+      </w:pPr>
+      <w:r>
+        <w:rPr>
+          <w:rFonts w:ascii="Menlo" w:hAnsi="Menlo" w:cs="Menlo"/>
+          <w:color w:val="000000" w:themeColor="text1"/>
+          <w:kern w:val="0"/>
+          <w:sz w:val="26"/>
+          <w:szCs w:val="26"/>
+        </w:rPr>
+        <w:t xml:space="preserve">    </w:t>
+      </w:r>
+      <w:r>
+        <w:rPr>
+          <w:rFonts w:ascii="Menlo" w:hAnsi="Menlo" w:cs="Menlo"/>
+          <w:b/>
+          <w:bCs/>
+          <w:color w:val="000000" w:themeColor="text1"/>
+          <w:kern w:val="0"/>
+          <w:sz w:val="26"/>
+          <w:szCs w:val="26"/>
+        </w:rPr>
+        <w:t>return</w:t>
+      </w:r>
+      <w:r>
+        <w:rPr>
+          <w:rFonts w:ascii="Menlo" w:hAnsi="Menlo" w:cs="Menlo"/>
+          <w:color w:val="000000" w:themeColor="text1"/>
+          <w:kern w:val="0"/>
+          <w:sz w:val="26"/>
+          <w:szCs w:val="26"/>
+        </w:rPr>
+        <w:t xml:space="preserve"> 0;</w:t>
+      </w:r>
+    </w:p>
+    <w:p>
+      <w:pPr>
+        <w:tabs>
+          <w:tab w:val="left" w:pos="642"/>
+        </w:tabs>
+        <w:autoSpaceDE w:val="0"/>
+        <w:autoSpaceDN w:val="0"/>
+        <w:adjustRightInd w:val="0"/>
+        <w:spacing w:after="0" w:line="240" w:lineRule="auto"/>
+        <w:rPr>
+          <w:rFonts w:ascii="Menlo" w:hAnsi="Menlo" w:cs="Menlo"/>
+          <w:color w:val="000000" w:themeColor="text1"/>
+          <w:kern w:val="0"/>
+          <w:sz w:val="26"/>
+          <w:szCs w:val="26"/>
+        </w:rPr>
+      </w:pPr>
+      <w:r>
+        <w:rPr>
+          <w:rFonts w:ascii="Menlo" w:hAnsi="Menlo" w:cs="Menlo"/>
+          <w:color w:val="000000" w:themeColor="text1"/>
+          <w:kern w:val="0"/>
+          <w:sz w:val="26"/>
+          <w:szCs w:val="26"/>
+        </w:rPr>
+        <w:t>}</w:t>
+      </w:r>
+    </w:p>
+    <w:p>
+      <w:pPr>
+        <w:tabs>
+          <w:tab w:val="left" w:pos="642"/>
+        </w:tabs>
+        <w:autoSpaceDE w:val="0"/>
+        <w:autoSpaceDN w:val="0"/>
+        <w:adjustRightInd w:val="0"/>
+        <w:spacing w:after="0" w:line="240" w:lineRule="auto"/>
+        <w:rPr>
+          <w:rFonts w:ascii="Menlo" w:hAnsi="Menlo" w:cs="Menlo"/>
+          <w:color w:val="000000" w:themeColor="text1"/>
+          <w:kern w:val="0"/>
+          <w:sz w:val="26"/>
+          <w:szCs w:val="26"/>
+        </w:rPr>
+      </w:pPr>
+    </w:p>
+    <w:p>
+      <w:pPr>
+        <w:tabs>
+          <w:tab w:val="left" w:pos="642"/>
+        </w:tabs>
+        <w:autoSpaceDE w:val="0"/>
+        <w:autoSpaceDN w:val="0"/>
+        <w:adjustRightInd w:val="0"/>
+        <w:spacing w:after="0" w:line="240" w:lineRule="auto"/>
+        <w:rPr>
+          <w:rFonts w:ascii="Menlo" w:hAnsi="Menlo" w:cs="Menlo"/>
+          <w:color w:val="000000" w:themeColor="text1"/>
+          <w:kern w:val="0"/>
+          <w:sz w:val="26"/>
+          <w:szCs w:val="26"/>
+        </w:rPr>
+      </w:pPr>
+    </w:p>
+    <w:p>
+      <w:pPr>
+        <w:tabs>
+          <w:tab w:val="left" w:pos="642"/>
+        </w:tabs>
+        <w:autoSpaceDE w:val="0"/>
+        <w:autoSpaceDN w:val="0"/>
+        <w:adjustRightInd w:val="0"/>
+        <w:spacing w:after="0" w:line="240" w:lineRule="auto"/>
+        <w:rPr>
+          <w:rFonts w:ascii="Menlo" w:hAnsi="Menlo" w:cs="Menlo"/>
+          <w:color w:val="000000" w:themeColor="text1"/>
+          <w:kern w:val="0"/>
+          <w:sz w:val="26"/>
+          <w:szCs w:val="26"/>
+        </w:rPr>
+      </w:pPr>
+      <w:r>
+        <w:rPr>
+          <w:rFonts w:ascii="Menlo" w:hAnsi="Menlo" w:cs="Menlo"/>
+          <w:b/>
+          <w:bCs/>
+          <w:color w:val="000000" w:themeColor="text1"/>
+          <w:kern w:val="0"/>
+          <w:sz w:val="26"/>
+          <w:szCs w:val="26"/>
+        </w:rPr>
+        <w:lastRenderedPageBreak/>
+        <w:t>float</w:t>
+      </w:r>
+      <w:r>
+        <w:rPr>
+          <w:rFonts w:ascii="Menlo" w:hAnsi="Menlo" w:cs="Menlo"/>
+          <w:color w:val="000000" w:themeColor="text1"/>
+          <w:kern w:val="0"/>
+          <w:sz w:val="26"/>
+          <w:szCs w:val="26"/>
+        </w:rPr>
+        <w:t xml:space="preserve"> </w:t>
+      </w:r>
+      <w:proofErr w:type="gramStart"/>
+      <w:r>
+        <w:rPr>
+          <w:rFonts w:ascii="Menlo" w:hAnsi="Menlo" w:cs="Menlo"/>
+          <w:color w:val="000000" w:themeColor="text1"/>
+          <w:kern w:val="0"/>
+          <w:sz w:val="26"/>
+          <w:szCs w:val="26"/>
+        </w:rPr>
+        <w:t>salary(</w:t>
+      </w:r>
+      <w:proofErr w:type="gramEnd"/>
+      <w:r>
+        <w:rPr>
+          <w:rFonts w:ascii="Menlo" w:hAnsi="Menlo" w:cs="Menlo"/>
+          <w:b/>
+          <w:bCs/>
+          <w:color w:val="000000" w:themeColor="text1"/>
+          <w:kern w:val="0"/>
+          <w:sz w:val="26"/>
+          <w:szCs w:val="26"/>
+        </w:rPr>
+        <w:t>float</w:t>
+      </w:r>
+      <w:r>
+        <w:rPr>
+          <w:rFonts w:ascii="Menlo" w:hAnsi="Menlo" w:cs="Menlo"/>
+          <w:color w:val="000000" w:themeColor="text1"/>
+          <w:kern w:val="0"/>
+          <w:sz w:val="26"/>
+          <w:szCs w:val="26"/>
+        </w:rPr>
+        <w:t xml:space="preserve"> hours) {</w:t>
+      </w:r>
+    </w:p>
+    <w:p>
+      <w:pPr>
+        <w:tabs>
+          <w:tab w:val="left" w:pos="642"/>
+        </w:tabs>
+        <w:autoSpaceDE w:val="0"/>
+        <w:autoSpaceDN w:val="0"/>
+        <w:adjustRightInd w:val="0"/>
+        <w:spacing w:after="0" w:line="240" w:lineRule="auto"/>
+        <w:rPr>
+          <w:rFonts w:ascii="Menlo" w:hAnsi="Menlo" w:cs="Menlo"/>
+          <w:color w:val="000000" w:themeColor="text1"/>
+          <w:kern w:val="0"/>
+          <w:sz w:val="26"/>
+          <w:szCs w:val="26"/>
+        </w:rPr>
+      </w:pPr>
+      <w:r>
+        <w:rPr>
+          <w:rFonts w:ascii="Menlo" w:hAnsi="Menlo" w:cs="Menlo"/>
+          <w:color w:val="000000" w:themeColor="text1"/>
+          <w:kern w:val="0"/>
+          <w:sz w:val="26"/>
+          <w:szCs w:val="26"/>
+        </w:rPr>
+        <w:t xml:space="preserve">    </w:t>
+      </w:r>
+      <w:r>
+        <w:rPr>
+          <w:rFonts w:ascii="Menlo" w:hAnsi="Menlo" w:cs="Menlo"/>
+          <w:b/>
+          <w:bCs/>
+          <w:color w:val="000000" w:themeColor="text1"/>
+          <w:kern w:val="0"/>
+          <w:sz w:val="26"/>
+          <w:szCs w:val="26"/>
+        </w:rPr>
+        <w:t>float</w:t>
+      </w:r>
+      <w:r>
+        <w:rPr>
+          <w:rFonts w:ascii="Menlo" w:hAnsi="Menlo" w:cs="Menlo"/>
+          <w:color w:val="000000" w:themeColor="text1"/>
+          <w:kern w:val="0"/>
+          <w:sz w:val="26"/>
+          <w:szCs w:val="26"/>
+        </w:rPr>
+        <w:t xml:space="preserve"> result=0.0;   </w:t>
+      </w:r>
+    </w:p>
+    <w:p>
+      <w:pPr>
+        <w:tabs>
+          <w:tab w:val="left" w:pos="642"/>
+        </w:tabs>
+        <w:autoSpaceDE w:val="0"/>
+        <w:autoSpaceDN w:val="0"/>
+        <w:adjustRightInd w:val="0"/>
+        <w:spacing w:after="0" w:line="240" w:lineRule="auto"/>
+        <w:rPr>
+          <w:rFonts w:ascii="Menlo" w:hAnsi="Menlo" w:cs="Menlo"/>
+          <w:color w:val="000000" w:themeColor="text1"/>
+          <w:kern w:val="0"/>
+          <w:sz w:val="26"/>
+          <w:szCs w:val="26"/>
+        </w:rPr>
+      </w:pPr>
+      <w:r>
+        <w:rPr>
+          <w:rFonts w:ascii="Menlo" w:hAnsi="Menlo" w:cs="Menlo"/>
+          <w:color w:val="000000" w:themeColor="text1"/>
+          <w:kern w:val="0"/>
+          <w:sz w:val="26"/>
+          <w:szCs w:val="26"/>
+        </w:rPr>
+        <w:t xml:space="preserve">    </w:t>
+      </w:r>
+      <w:r>
+        <w:rPr>
+          <w:rFonts w:ascii="Menlo" w:hAnsi="Menlo" w:cs="Menlo"/>
+          <w:b/>
+          <w:bCs/>
+          <w:color w:val="000000" w:themeColor="text1"/>
+          <w:kern w:val="0"/>
+          <w:sz w:val="26"/>
+          <w:szCs w:val="26"/>
+        </w:rPr>
+        <w:t>if</w:t>
+      </w:r>
+      <w:r>
+        <w:rPr>
+          <w:rFonts w:ascii="Menlo" w:hAnsi="Menlo" w:cs="Menlo"/>
+          <w:color w:val="000000" w:themeColor="text1"/>
+          <w:kern w:val="0"/>
+          <w:sz w:val="26"/>
+          <w:szCs w:val="26"/>
+        </w:rPr>
+        <w:t>(hours&lt;=</w:t>
+      </w:r>
+      <w:proofErr w:type="gramStart"/>
+      <w:r>
+        <w:rPr>
+          <w:rFonts w:ascii="Menlo" w:hAnsi="Menlo" w:cs="Menlo"/>
+          <w:color w:val="000000" w:themeColor="text1"/>
+          <w:kern w:val="0"/>
+          <w:sz w:val="26"/>
+          <w:szCs w:val="26"/>
+        </w:rPr>
+        <w:t>40){</w:t>
+      </w:r>
+      <w:proofErr w:type="gramEnd"/>
+      <w:r>
+        <w:rPr>
+          <w:rFonts w:ascii="Menlo" w:hAnsi="Menlo" w:cs="Menlo"/>
+          <w:color w:val="000000" w:themeColor="text1"/>
+          <w:kern w:val="0"/>
+          <w:sz w:val="26"/>
+          <w:szCs w:val="26"/>
+        </w:rPr>
+        <w:t xml:space="preserve">    //&lt;=40       </w:t>
+      </w:r>
+    </w:p>
+    <w:p>
+      <w:pPr>
+        <w:tabs>
+          <w:tab w:val="left" w:pos="642"/>
+        </w:tabs>
+        <w:autoSpaceDE w:val="0"/>
+        <w:autoSpaceDN w:val="0"/>
+        <w:adjustRightInd w:val="0"/>
+        <w:spacing w:after="0" w:line="240" w:lineRule="auto"/>
+        <w:rPr>
+          <w:rFonts w:ascii="Menlo" w:hAnsi="Menlo" w:cs="Menlo"/>
+          <w:color w:val="000000" w:themeColor="text1"/>
+          <w:kern w:val="0"/>
+          <w:sz w:val="26"/>
+          <w:szCs w:val="26"/>
+        </w:rPr>
+      </w:pPr>
+      <w:r>
+        <w:rPr>
+          <w:rFonts w:ascii="Menlo" w:hAnsi="Menlo" w:cs="Menlo"/>
+          <w:color w:val="000000" w:themeColor="text1"/>
+          <w:kern w:val="0"/>
+          <w:sz w:val="26"/>
+          <w:szCs w:val="26"/>
+        </w:rPr>
+        <w:t xml:space="preserve">        result=hours*HOURPAY;   </w:t>
+      </w:r>
+    </w:p>
+    <w:p>
+      <w:pPr>
+        <w:tabs>
+          <w:tab w:val="left" w:pos="642"/>
+        </w:tabs>
+        <w:autoSpaceDE w:val="0"/>
+        <w:autoSpaceDN w:val="0"/>
+        <w:adjustRightInd w:val="0"/>
+        <w:spacing w:after="0" w:line="240" w:lineRule="auto"/>
+        <w:rPr>
+          <w:rFonts w:ascii="Menlo" w:hAnsi="Menlo" w:cs="Menlo"/>
+          <w:color w:val="000000" w:themeColor="text1"/>
+          <w:kern w:val="0"/>
+          <w:sz w:val="26"/>
+          <w:szCs w:val="26"/>
+        </w:rPr>
+      </w:pPr>
+      <w:r>
+        <w:rPr>
+          <w:rFonts w:ascii="Menlo" w:hAnsi="Menlo" w:cs="Menlo"/>
+          <w:color w:val="000000" w:themeColor="text1"/>
+          <w:kern w:val="0"/>
+          <w:sz w:val="26"/>
+          <w:szCs w:val="26"/>
+        </w:rPr>
+        <w:t xml:space="preserve">    }</w:t>
+      </w:r>
+    </w:p>
+    <w:p>
+      <w:pPr>
+        <w:tabs>
+          <w:tab w:val="left" w:pos="642"/>
+        </w:tabs>
+        <w:autoSpaceDE w:val="0"/>
+        <w:autoSpaceDN w:val="0"/>
+        <w:adjustRightInd w:val="0"/>
+        <w:spacing w:after="0" w:line="240" w:lineRule="auto"/>
+        <w:rPr>
+          <w:rFonts w:ascii="Menlo" w:hAnsi="Menlo" w:cs="Menlo"/>
+          <w:color w:val="000000" w:themeColor="text1"/>
+          <w:kern w:val="0"/>
+          <w:sz w:val="26"/>
+          <w:szCs w:val="26"/>
+        </w:rPr>
+      </w:pPr>
+      <w:r>
+        <w:rPr>
+          <w:rFonts w:ascii="Menlo" w:hAnsi="Menlo" w:cs="Menlo"/>
+          <w:color w:val="000000" w:themeColor="text1"/>
+          <w:kern w:val="0"/>
+          <w:sz w:val="26"/>
+          <w:szCs w:val="26"/>
+        </w:rPr>
+        <w:t xml:space="preserve">    </w:t>
+      </w:r>
+      <w:r>
+        <w:rPr>
+          <w:rFonts w:ascii="Menlo" w:hAnsi="Menlo" w:cs="Menlo"/>
+          <w:b/>
+          <w:bCs/>
+          <w:color w:val="000000" w:themeColor="text1"/>
+          <w:kern w:val="0"/>
+          <w:sz w:val="26"/>
+          <w:szCs w:val="26"/>
+        </w:rPr>
+        <w:t>else</w:t>
+      </w:r>
+      <w:r>
+        <w:rPr>
+          <w:rFonts w:ascii="Menlo" w:hAnsi="Menlo" w:cs="Menlo"/>
+          <w:color w:val="000000" w:themeColor="text1"/>
+          <w:kern w:val="0"/>
+          <w:sz w:val="26"/>
+          <w:szCs w:val="26"/>
+        </w:rPr>
+        <w:t xml:space="preserve"> </w:t>
+      </w:r>
+      <w:r>
+        <w:rPr>
+          <w:rFonts w:ascii="Menlo" w:hAnsi="Menlo" w:cs="Menlo"/>
+          <w:b/>
+          <w:bCs/>
+          <w:color w:val="000000" w:themeColor="text1"/>
+          <w:kern w:val="0"/>
+          <w:sz w:val="26"/>
+          <w:szCs w:val="26"/>
+        </w:rPr>
+        <w:t>if</w:t>
+      </w:r>
+      <w:r>
+        <w:rPr>
+          <w:rFonts w:ascii="Menlo" w:hAnsi="Menlo" w:cs="Menlo"/>
+          <w:color w:val="000000" w:themeColor="text1"/>
+          <w:kern w:val="0"/>
+          <w:sz w:val="26"/>
+          <w:szCs w:val="26"/>
+        </w:rPr>
+        <w:t>(hours&lt;</w:t>
+      </w:r>
+      <w:proofErr w:type="gramStart"/>
+      <w:r>
+        <w:rPr>
+          <w:rFonts w:ascii="Menlo" w:hAnsi="Menlo" w:cs="Menlo"/>
+          <w:color w:val="000000" w:themeColor="text1"/>
+          <w:kern w:val="0"/>
+          <w:sz w:val="26"/>
+          <w:szCs w:val="26"/>
+        </w:rPr>
+        <w:t>80){</w:t>
+      </w:r>
+      <w:proofErr w:type="gramEnd"/>
+      <w:r>
+        <w:rPr>
+          <w:rFonts w:ascii="Menlo" w:hAnsi="Menlo" w:cs="Menlo"/>
+          <w:color w:val="000000" w:themeColor="text1"/>
+          <w:kern w:val="0"/>
+          <w:sz w:val="26"/>
+          <w:szCs w:val="26"/>
+        </w:rPr>
+        <w:t xml:space="preserve">  //41 -79                            </w:t>
+      </w:r>
+    </w:p>
+    <w:p>
+      <w:pPr>
+        <w:tabs>
+          <w:tab w:val="left" w:pos="642"/>
+        </w:tabs>
+        <w:autoSpaceDE w:val="0"/>
+        <w:autoSpaceDN w:val="0"/>
+        <w:adjustRightInd w:val="0"/>
+        <w:spacing w:after="0" w:line="240" w:lineRule="auto"/>
+        <w:rPr>
+          <w:rFonts w:ascii="Menlo" w:hAnsi="Menlo" w:cs="Menlo"/>
+          <w:color w:val="000000" w:themeColor="text1"/>
+          <w:kern w:val="0"/>
+          <w:sz w:val="26"/>
+          <w:szCs w:val="26"/>
+        </w:rPr>
+      </w:pPr>
+      <w:r>
+        <w:rPr>
+          <w:rFonts w:ascii="Menlo" w:hAnsi="Menlo" w:cs="Menlo"/>
+          <w:color w:val="000000" w:themeColor="text1"/>
+          <w:kern w:val="0"/>
+          <w:sz w:val="26"/>
+          <w:szCs w:val="26"/>
+        </w:rPr>
+        <w:t xml:space="preserve">        result=40*HOURPAY + (hours-</w:t>
+      </w:r>
+      <w:proofErr w:type="gramStart"/>
+      <w:r>
+        <w:rPr>
+          <w:rFonts w:ascii="Menlo" w:hAnsi="Menlo" w:cs="Menlo"/>
+          <w:color w:val="000000" w:themeColor="text1"/>
+          <w:kern w:val="0"/>
+          <w:sz w:val="26"/>
+          <w:szCs w:val="26"/>
+        </w:rPr>
+        <w:t>40)*</w:t>
+      </w:r>
+      <w:proofErr w:type="gramEnd"/>
+      <w:r>
+        <w:rPr>
+          <w:rFonts w:ascii="Menlo" w:hAnsi="Menlo" w:cs="Menlo"/>
+          <w:color w:val="000000" w:themeColor="text1"/>
+          <w:kern w:val="0"/>
+          <w:sz w:val="26"/>
+          <w:szCs w:val="26"/>
+        </w:rPr>
+        <w:t>HOURPAY*1.25;</w:t>
+      </w:r>
+    </w:p>
+    <w:p>
+      <w:pPr>
+        <w:tabs>
+          <w:tab w:val="left" w:pos="642"/>
+        </w:tabs>
+        <w:autoSpaceDE w:val="0"/>
+        <w:autoSpaceDN w:val="0"/>
+        <w:adjustRightInd w:val="0"/>
+        <w:spacing w:after="0" w:line="240" w:lineRule="auto"/>
+        <w:rPr>
+          <w:rFonts w:ascii="Menlo" w:hAnsi="Menlo" w:cs="Menlo"/>
+          <w:color w:val="000000" w:themeColor="text1"/>
+          <w:kern w:val="0"/>
+          <w:sz w:val="26"/>
+          <w:szCs w:val="26"/>
+        </w:rPr>
+      </w:pPr>
+      <w:r>
+        <w:rPr>
+          <w:rFonts w:ascii="Menlo" w:hAnsi="Menlo" w:cs="Menlo"/>
+          <w:color w:val="000000" w:themeColor="text1"/>
+          <w:kern w:val="0"/>
+          <w:sz w:val="26"/>
+          <w:szCs w:val="26"/>
+        </w:rPr>
+        <w:t xml:space="preserve">    }</w:t>
+      </w:r>
+    </w:p>
+    <w:p>
+      <w:pPr>
+        <w:tabs>
+          <w:tab w:val="left" w:pos="642"/>
+        </w:tabs>
+        <w:autoSpaceDE w:val="0"/>
+        <w:autoSpaceDN w:val="0"/>
+        <w:adjustRightInd w:val="0"/>
+        <w:spacing w:after="0" w:line="240" w:lineRule="auto"/>
+        <w:rPr>
+          <w:rFonts w:ascii="Menlo" w:hAnsi="Menlo" w:cs="Menlo"/>
+          <w:color w:val="000000" w:themeColor="text1"/>
+          <w:kern w:val="0"/>
+          <w:sz w:val="26"/>
+          <w:szCs w:val="26"/>
+        </w:rPr>
+      </w:pPr>
+      <w:r>
+        <w:rPr>
+          <w:rFonts w:ascii="Menlo" w:hAnsi="Menlo" w:cs="Menlo"/>
+          <w:color w:val="000000" w:themeColor="text1"/>
+          <w:kern w:val="0"/>
+          <w:sz w:val="26"/>
+          <w:szCs w:val="26"/>
+        </w:rPr>
+        <w:t xml:space="preserve">    </w:t>
+      </w:r>
+      <w:proofErr w:type="gramStart"/>
+      <w:r>
+        <w:rPr>
+          <w:rFonts w:ascii="Menlo" w:hAnsi="Menlo" w:cs="Menlo"/>
+          <w:b/>
+          <w:bCs/>
+          <w:color w:val="000000" w:themeColor="text1"/>
+          <w:kern w:val="0"/>
+          <w:sz w:val="26"/>
+          <w:szCs w:val="26"/>
+        </w:rPr>
+        <w:t>else</w:t>
+      </w:r>
+      <w:r>
+        <w:rPr>
+          <w:rFonts w:ascii="Menlo" w:hAnsi="Menlo" w:cs="Menlo"/>
+          <w:color w:val="000000" w:themeColor="text1"/>
+          <w:kern w:val="0"/>
+          <w:sz w:val="26"/>
+          <w:szCs w:val="26"/>
+        </w:rPr>
+        <w:t xml:space="preserve">{  </w:t>
+      </w:r>
+      <w:proofErr w:type="gramEnd"/>
+      <w:r>
+        <w:rPr>
+          <w:rFonts w:ascii="Menlo" w:hAnsi="Menlo" w:cs="Menlo"/>
+          <w:color w:val="000000" w:themeColor="text1"/>
+          <w:kern w:val="0"/>
+          <w:sz w:val="26"/>
+          <w:szCs w:val="26"/>
+        </w:rPr>
+        <w:t xml:space="preserve"> //80•H§W§pÆ…</w:t>
+      </w:r>
+    </w:p>
+    <w:p>
+      <w:pPr>
+        <w:tabs>
+          <w:tab w:val="left" w:pos="642"/>
+        </w:tabs>
+        <w:autoSpaceDE w:val="0"/>
+        <w:autoSpaceDN w:val="0"/>
+        <w:adjustRightInd w:val="0"/>
+        <w:spacing w:after="0" w:line="240" w:lineRule="auto"/>
+        <w:rPr>
+          <w:rFonts w:ascii="Menlo" w:hAnsi="Menlo" w:cs="Menlo"/>
+          <w:color w:val="000000" w:themeColor="text1"/>
+          <w:kern w:val="0"/>
+          <w:sz w:val="26"/>
+          <w:szCs w:val="26"/>
+        </w:rPr>
+      </w:pPr>
+      <w:r>
+        <w:rPr>
+          <w:rFonts w:ascii="Menlo" w:hAnsi="Menlo" w:cs="Menlo"/>
+          <w:color w:val="000000" w:themeColor="text1"/>
+          <w:kern w:val="0"/>
+          <w:sz w:val="26"/>
+          <w:szCs w:val="26"/>
+        </w:rPr>
+        <w:t xml:space="preserve">     </w:t>
+      </w:r>
+    </w:p>
+    <w:p>
+      <w:pPr>
+        <w:tabs>
+          <w:tab w:val="left" w:pos="642"/>
+        </w:tabs>
+        <w:autoSpaceDE w:val="0"/>
+        <w:autoSpaceDN w:val="0"/>
+        <w:adjustRightInd w:val="0"/>
+        <w:spacing w:after="0" w:line="240" w:lineRule="auto"/>
+        <w:rPr>
+          <w:rFonts w:ascii="Menlo" w:hAnsi="Menlo" w:cs="Menlo"/>
+          <w:color w:val="000000" w:themeColor="text1"/>
+          <w:kern w:val="0"/>
+          <w:sz w:val="26"/>
+          <w:szCs w:val="26"/>
+        </w:rPr>
+      </w:pPr>
+      <w:r>
+        <w:rPr>
+          <w:rFonts w:ascii="Menlo" w:hAnsi="Menlo" w:cs="Menlo"/>
+          <w:color w:val="000000" w:themeColor="text1"/>
+          <w:kern w:val="0"/>
+          <w:sz w:val="26"/>
+          <w:szCs w:val="26"/>
+        </w:rPr>
+        <w:t xml:space="preserve">              result = 40 * HOURPAY +               </w:t>
+      </w:r>
+    </w:p>
+    <w:p>
+      <w:pPr>
+        <w:tabs>
+          <w:tab w:val="left" w:pos="642"/>
+        </w:tabs>
+        <w:autoSpaceDE w:val="0"/>
+        <w:autoSpaceDN w:val="0"/>
+        <w:adjustRightInd w:val="0"/>
+        <w:spacing w:after="0" w:line="240" w:lineRule="auto"/>
+        <w:rPr>
+          <w:rFonts w:ascii="Menlo" w:hAnsi="Menlo" w:cs="Menlo"/>
+          <w:color w:val="000000" w:themeColor="text1"/>
+          <w:kern w:val="0"/>
+          <w:sz w:val="26"/>
+          <w:szCs w:val="26"/>
+        </w:rPr>
+      </w:pPr>
+      <w:r>
+        <w:rPr>
+          <w:rFonts w:ascii="Menlo" w:hAnsi="Menlo" w:cs="Menlo"/>
+          <w:color w:val="000000" w:themeColor="text1"/>
+          <w:kern w:val="0"/>
+          <w:sz w:val="26"/>
+          <w:szCs w:val="26"/>
+        </w:rPr>
+        <w:t xml:space="preserve">                 40 * HOURPAY * 1.25 +               </w:t>
+      </w:r>
+    </w:p>
+    <w:p>
+      <w:pPr>
+        <w:tabs>
+          <w:tab w:val="left" w:pos="642"/>
+        </w:tabs>
+        <w:autoSpaceDE w:val="0"/>
+        <w:autoSpaceDN w:val="0"/>
+        <w:adjustRightInd w:val="0"/>
+        <w:spacing w:after="0" w:line="240" w:lineRule="auto"/>
+        <w:rPr>
+          <w:rFonts w:ascii="Menlo" w:hAnsi="Menlo" w:cs="Menlo"/>
+          <w:color w:val="000000" w:themeColor="text1"/>
+          <w:kern w:val="0"/>
+          <w:sz w:val="26"/>
+          <w:szCs w:val="26"/>
+        </w:rPr>
+      </w:pPr>
+      <w:r>
+        <w:rPr>
+          <w:rFonts w:ascii="Menlo" w:hAnsi="Menlo" w:cs="Menlo"/>
+          <w:color w:val="000000" w:themeColor="text1"/>
+          <w:kern w:val="0"/>
+          <w:sz w:val="26"/>
+          <w:szCs w:val="26"/>
+        </w:rPr>
+        <w:t xml:space="preserve">                 (</w:t>
+      </w:r>
+      <w:proofErr w:type="gramStart"/>
+      <w:r>
+        <w:rPr>
+          <w:rFonts w:ascii="Menlo" w:hAnsi="Menlo" w:cs="Menlo"/>
+          <w:color w:val="000000" w:themeColor="text1"/>
+          <w:kern w:val="0"/>
+          <w:sz w:val="26"/>
+          <w:szCs w:val="26"/>
+        </w:rPr>
+        <w:t>hours</w:t>
+      </w:r>
+      <w:proofErr w:type="gramEnd"/>
+      <w:r>
+        <w:rPr>
+          <w:rFonts w:ascii="Menlo" w:hAnsi="Menlo" w:cs="Menlo"/>
+          <w:color w:val="000000" w:themeColor="text1"/>
+          <w:kern w:val="0"/>
+          <w:sz w:val="26"/>
+          <w:szCs w:val="26"/>
+        </w:rPr>
+        <w:t xml:space="preserve"> - 80) * HOURPAY * 1.5;       </w:t>
+      </w:r>
+    </w:p>
+    <w:p>
+      <w:pPr>
+        <w:tabs>
+          <w:tab w:val="left" w:pos="642"/>
+        </w:tabs>
+        <w:autoSpaceDE w:val="0"/>
+        <w:autoSpaceDN w:val="0"/>
+        <w:adjustRightInd w:val="0"/>
+        <w:spacing w:after="0" w:line="240" w:lineRule="auto"/>
+        <w:rPr>
+          <w:rFonts w:ascii="Menlo" w:hAnsi="Menlo" w:cs="Menlo"/>
+          <w:color w:val="000000" w:themeColor="text1"/>
+          <w:kern w:val="0"/>
+          <w:sz w:val="26"/>
+          <w:szCs w:val="26"/>
+        </w:rPr>
+      </w:pPr>
+      <w:r>
+        <w:rPr>
+          <w:rFonts w:ascii="Menlo" w:hAnsi="Menlo" w:cs="Menlo"/>
+          <w:color w:val="000000" w:themeColor="text1"/>
+          <w:kern w:val="0"/>
+          <w:sz w:val="26"/>
+          <w:szCs w:val="26"/>
+        </w:rPr>
+        <w:t xml:space="preserve">    }</w:t>
+      </w:r>
+    </w:p>
+    <w:p>
+      <w:pPr>
+        <w:tabs>
+          <w:tab w:val="left" w:pos="642"/>
+        </w:tabs>
+        <w:autoSpaceDE w:val="0"/>
+        <w:autoSpaceDN w:val="0"/>
+        <w:adjustRightInd w:val="0"/>
+        <w:spacing w:after="0" w:line="240" w:lineRule="auto"/>
+        <w:rPr>
+          <w:rFonts w:ascii="Menlo" w:hAnsi="Menlo" w:cs="Menlo"/>
+          <w:color w:val="000000" w:themeColor="text1"/>
+          <w:kern w:val="0"/>
+          <w:sz w:val="26"/>
+          <w:szCs w:val="26"/>
+        </w:rPr>
+      </w:pPr>
+      <w:r>
+        <w:rPr>
+          <w:rFonts w:ascii="Menlo" w:hAnsi="Menlo" w:cs="Menlo"/>
+          <w:color w:val="000000" w:themeColor="text1"/>
+          <w:kern w:val="0"/>
+          <w:sz w:val="26"/>
+          <w:szCs w:val="26"/>
+        </w:rPr>
+        <w:t xml:space="preserve">    </w:t>
+      </w:r>
+      <w:r>
+        <w:rPr>
+          <w:rFonts w:ascii="Menlo" w:hAnsi="Menlo" w:cs="Menlo"/>
+          <w:b/>
+          <w:bCs/>
+          <w:color w:val="000000" w:themeColor="text1"/>
+          <w:kern w:val="0"/>
+          <w:sz w:val="26"/>
+          <w:szCs w:val="26"/>
+        </w:rPr>
+        <w:t>return</w:t>
+      </w:r>
+      <w:r>
+        <w:rPr>
+          <w:rFonts w:ascii="Menlo" w:hAnsi="Menlo" w:cs="Menlo"/>
+          <w:color w:val="000000" w:themeColor="text1"/>
+          <w:kern w:val="0"/>
+          <w:sz w:val="26"/>
+          <w:szCs w:val="26"/>
+        </w:rPr>
+        <w:t xml:space="preserve"> result;   </w:t>
+      </w:r>
+    </w:p>
+    <w:p>
+      <w:pPr>
+        <w:widowControl/>
+        <w:pBdr>
+          <w:bottom w:val="single" w:sz="6" w:space="1" w:color="auto"/>
+        </w:pBdr>
+        <w:spacing w:line="240" w:lineRule="auto"/>
+        <w:rPr>
+          <w:rFonts w:ascii="Menlo" w:hAnsi="Menlo" w:cs="Menlo"/>
+          <w:color w:val="000000" w:themeColor="text1"/>
+          <w:kern w:val="0"/>
+          <w:sz w:val="26"/>
+          <w:szCs w:val="26"/>
+        </w:rPr>
+      </w:pPr>
+      <w:r>
+        <w:rPr>
+          <w:rFonts w:ascii="Menlo" w:hAnsi="Menlo" w:cs="Menlo"/>
+          <w:color w:val="000000" w:themeColor="text1"/>
+          <w:kern w:val="0"/>
+          <w:sz w:val="26"/>
+          <w:szCs w:val="26"/>
+        </w:rPr>
+        <w:t>}</w:t>
+      </w:r>
+    </w:p>
+    <w:p>
+      <w:pPr>
+        <w:widowControl/>
+        <w:pBdr>
+          <w:bottom w:val="single" w:sz="6" w:space="1" w:color="auto"/>
+        </w:pBdr>
+        <w:spacing w:line="240" w:lineRule="auto"/>
+        <w:rPr>
+          <w:rFonts w:ascii="Menlo" w:hAnsi="Menlo" w:cs="Menlo"/>
+          <w:color w:val="000000" w:themeColor="text1"/>
+          <w:kern w:val="0"/>
+          <w:sz w:val="26"/>
+          <w:szCs w:val="26"/>
+        </w:rPr>
+      </w:pPr>
+    </w:p>
+    <w:p>
+      <w:pPr>
+        <w:widowControl/>
+        <w:spacing w:line="240" w:lineRule="auto"/>
+        <w:rPr>
+          <w:rFonts w:ascii="Menlo" w:hAnsi="Menlo" w:cs="Menlo" w:hint="eastAsia"/>
+          <w:color w:val="000000" w:themeColor="text1"/>
+          <w:kern w:val="0"/>
+          <w:sz w:val="26"/>
+          <w:szCs w:val="26"/>
+        </w:rPr>
+      </w:pPr>
+    </w:p>
+    <w:p>
+      <w:pPr>
+        <w:widowControl/>
+        <w:spacing w:line="240" w:lineRule="auto"/>
+        <w:rPr>
+          <w:rFonts w:ascii="Menlo" w:hAnsi="Menlo" w:cs="Menlo"/>
+          <w:color w:val="000000" w:themeColor="text1"/>
+          <w:kern w:val="0"/>
+          <w:sz w:val="26"/>
+          <w:szCs w:val="26"/>
+        </w:rPr>
+      </w:pPr>
+      <w:r>
+        <w:rPr>
+          <w:rFonts w:ascii="Menlo" w:hAnsi="Menlo" w:cs="Menlo"/>
+          <w:color w:val="000000" w:themeColor="text1"/>
+          <w:kern w:val="0"/>
+          <w:sz w:val="26"/>
+          <w:szCs w:val="26"/>
+        </w:rPr>
+        <w:t>//5.</w:t>
+      </w:r>
+    </w:p>
+    <w:p>
+      <w:pPr>
+        <w:tabs>
+          <w:tab w:val="left" w:pos="642"/>
+        </w:tabs>
+        <w:autoSpaceDE w:val="0"/>
+        <w:autoSpaceDN w:val="0"/>
+        <w:adjustRightInd w:val="0"/>
+        <w:spacing w:after="0" w:line="240" w:lineRule="auto"/>
+        <w:rPr>
+          <w:rFonts w:ascii="Menlo" w:hAnsi="Menlo" w:cs="Menlo"/>
+          <w:color w:val="000000" w:themeColor="text1"/>
+          <w:kern w:val="0"/>
+          <w:sz w:val="26"/>
+          <w:szCs w:val="26"/>
+        </w:rPr>
+      </w:pPr>
+      <w:r>
+        <w:rPr>
+          <w:rFonts w:ascii="Menlo" w:hAnsi="Menlo" w:cs="Menlo"/>
+          <w:color w:val="000000" w:themeColor="text1"/>
+          <w:kern w:val="0"/>
+          <w:sz w:val="26"/>
+          <w:szCs w:val="26"/>
+        </w:rPr>
+        <w:t>#include &lt;</w:t>
+      </w:r>
+      <w:proofErr w:type="spellStart"/>
+      <w:r>
+        <w:rPr>
+          <w:rFonts w:ascii="Menlo" w:hAnsi="Menlo" w:cs="Menlo"/>
+          <w:color w:val="000000" w:themeColor="text1"/>
+          <w:kern w:val="0"/>
+          <w:sz w:val="26"/>
+          <w:szCs w:val="26"/>
+        </w:rPr>
+        <w:t>stdio.h</w:t>
+      </w:r>
+      <w:proofErr w:type="spellEnd"/>
+      <w:r>
+        <w:rPr>
+          <w:rFonts w:ascii="Menlo" w:hAnsi="Menlo" w:cs="Menlo"/>
+          <w:color w:val="000000" w:themeColor="text1"/>
+          <w:kern w:val="0"/>
+          <w:sz w:val="26"/>
+          <w:szCs w:val="26"/>
+        </w:rPr>
+        <w:t>&gt;</w:t>
+      </w:r>
+    </w:p>
+    <w:p>
+      <w:pPr>
+        <w:tabs>
+          <w:tab w:val="left" w:pos="642"/>
+        </w:tabs>
+        <w:autoSpaceDE w:val="0"/>
+        <w:autoSpaceDN w:val="0"/>
+        <w:adjustRightInd w:val="0"/>
+        <w:spacing w:after="0" w:line="240" w:lineRule="auto"/>
+        <w:rPr>
+          <w:rFonts w:ascii="Menlo" w:hAnsi="Menlo" w:cs="Menlo"/>
+          <w:color w:val="000000" w:themeColor="text1"/>
+          <w:kern w:val="0"/>
+          <w:sz w:val="26"/>
+          <w:szCs w:val="26"/>
+        </w:rPr>
+      </w:pPr>
+      <w:r>
+        <w:rPr>
+          <w:rFonts w:ascii="Menlo" w:hAnsi="Menlo" w:cs="Menlo"/>
+          <w:color w:val="000000" w:themeColor="text1"/>
+          <w:kern w:val="0"/>
+          <w:sz w:val="26"/>
+          <w:szCs w:val="26"/>
+        </w:rPr>
+        <w:t>#include &lt;</w:t>
+      </w:r>
+      <w:proofErr w:type="spellStart"/>
+      <w:r>
+        <w:rPr>
+          <w:rFonts w:ascii="Menlo" w:hAnsi="Menlo" w:cs="Menlo"/>
+          <w:color w:val="000000" w:themeColor="text1"/>
+          <w:kern w:val="0"/>
+          <w:sz w:val="26"/>
+          <w:szCs w:val="26"/>
+        </w:rPr>
+        <w:t>stdlib.h</w:t>
+      </w:r>
+      <w:proofErr w:type="spellEnd"/>
+      <w:r>
+        <w:rPr>
+          <w:rFonts w:ascii="Menlo" w:hAnsi="Menlo" w:cs="Menlo"/>
+          <w:color w:val="000000" w:themeColor="text1"/>
+          <w:kern w:val="0"/>
+          <w:sz w:val="26"/>
+          <w:szCs w:val="26"/>
+        </w:rPr>
+        <w:t>&gt;</w:t>
+      </w:r>
+    </w:p>
+    <w:p>
+      <w:pPr>
+        <w:tabs>
+          <w:tab w:val="left" w:pos="642"/>
+        </w:tabs>
+        <w:autoSpaceDE w:val="0"/>
+        <w:autoSpaceDN w:val="0"/>
+        <w:adjustRightInd w:val="0"/>
+        <w:spacing w:after="0" w:line="240" w:lineRule="auto"/>
+        <w:rPr>
+          <w:rFonts w:ascii="Menlo" w:hAnsi="Menlo" w:cs="Menlo"/>
+          <w:color w:val="000000" w:themeColor="text1"/>
+          <w:kern w:val="0"/>
+          <w:sz w:val="26"/>
+          <w:szCs w:val="26"/>
+        </w:rPr>
+      </w:pPr>
+    </w:p>
+    <w:p>
+      <w:pPr>
+        <w:tabs>
+          <w:tab w:val="left" w:pos="642"/>
+        </w:tabs>
+        <w:autoSpaceDE w:val="0"/>
+        <w:autoSpaceDN w:val="0"/>
+        <w:adjustRightInd w:val="0"/>
+        <w:spacing w:after="0" w:line="240" w:lineRule="auto"/>
+        <w:rPr>
+          <w:rFonts w:ascii="Menlo" w:hAnsi="Menlo" w:cs="Menlo"/>
+          <w:color w:val="000000" w:themeColor="text1"/>
+          <w:kern w:val="0"/>
+          <w:sz w:val="26"/>
+          <w:szCs w:val="26"/>
+        </w:rPr>
+      </w:pPr>
+      <w:r>
+        <w:rPr>
+          <w:rFonts w:ascii="Menlo" w:hAnsi="Menlo" w:cs="Menlo"/>
+          <w:color w:val="000000" w:themeColor="text1"/>
+          <w:kern w:val="0"/>
+          <w:sz w:val="26"/>
+          <w:szCs w:val="26"/>
+        </w:rPr>
+        <w:t>#define MIN 5</w:t>
+      </w:r>
+    </w:p>
+    <w:p>
+      <w:pPr>
+        <w:tabs>
+          <w:tab w:val="left" w:pos="642"/>
+        </w:tabs>
+        <w:autoSpaceDE w:val="0"/>
+        <w:autoSpaceDN w:val="0"/>
+        <w:adjustRightInd w:val="0"/>
+        <w:spacing w:after="0" w:line="240" w:lineRule="auto"/>
+        <w:rPr>
+          <w:rFonts w:ascii="Menlo" w:hAnsi="Menlo" w:cs="Menlo"/>
+          <w:color w:val="000000" w:themeColor="text1"/>
+          <w:kern w:val="0"/>
+          <w:sz w:val="26"/>
+          <w:szCs w:val="26"/>
+        </w:rPr>
+      </w:pPr>
+      <w:r>
+        <w:rPr>
+          <w:rFonts w:ascii="Menlo" w:hAnsi="Menlo" w:cs="Menlo"/>
+          <w:color w:val="000000" w:themeColor="text1"/>
+          <w:kern w:val="0"/>
+          <w:sz w:val="26"/>
+          <w:szCs w:val="26"/>
+        </w:rPr>
+        <w:t>#define MAX 20</w:t>
+      </w:r>
+    </w:p>
+    <w:p>
+      <w:pPr>
+        <w:tabs>
+          <w:tab w:val="left" w:pos="642"/>
+        </w:tabs>
+        <w:autoSpaceDE w:val="0"/>
+        <w:autoSpaceDN w:val="0"/>
+        <w:adjustRightInd w:val="0"/>
+        <w:spacing w:after="0" w:line="240" w:lineRule="auto"/>
+        <w:rPr>
+          <w:rFonts w:ascii="Menlo" w:hAnsi="Menlo" w:cs="Menlo"/>
+          <w:color w:val="000000" w:themeColor="text1"/>
+          <w:kern w:val="0"/>
+          <w:sz w:val="26"/>
+          <w:szCs w:val="26"/>
+        </w:rPr>
+      </w:pPr>
+    </w:p>
+    <w:p>
+      <w:pPr>
+        <w:tabs>
+          <w:tab w:val="left" w:pos="642"/>
+        </w:tabs>
+        <w:autoSpaceDE w:val="0"/>
+        <w:autoSpaceDN w:val="0"/>
+        <w:adjustRightInd w:val="0"/>
+        <w:spacing w:after="0" w:line="240" w:lineRule="auto"/>
+        <w:rPr>
+          <w:rFonts w:ascii="Menlo" w:hAnsi="Menlo" w:cs="Menlo"/>
+          <w:color w:val="000000" w:themeColor="text1"/>
+          <w:kern w:val="0"/>
+          <w:sz w:val="26"/>
+          <w:szCs w:val="26"/>
+        </w:rPr>
+      </w:pPr>
+      <w:r>
+        <w:rPr>
+          <w:rFonts w:ascii="Menlo" w:hAnsi="Menlo" w:cs="Menlo"/>
+          <w:b/>
+          <w:bCs/>
+          <w:color w:val="000000" w:themeColor="text1"/>
+          <w:kern w:val="0"/>
+          <w:sz w:val="26"/>
+          <w:szCs w:val="26"/>
+        </w:rPr>
+        <w:t>int</w:t>
+      </w:r>
+      <w:r>
+        <w:rPr>
+          <w:rFonts w:ascii="Menlo" w:hAnsi="Menlo" w:cs="Menlo"/>
+          <w:color w:val="000000" w:themeColor="text1"/>
+          <w:kern w:val="0"/>
+          <w:sz w:val="26"/>
+          <w:szCs w:val="26"/>
+        </w:rPr>
+        <w:t xml:space="preserve"> n2(</w:t>
+      </w:r>
+      <w:r>
+        <w:rPr>
+          <w:rFonts w:ascii="Menlo" w:hAnsi="Menlo" w:cs="Menlo"/>
+          <w:b/>
+          <w:bCs/>
+          <w:color w:val="000000" w:themeColor="text1"/>
+          <w:kern w:val="0"/>
+          <w:sz w:val="26"/>
+          <w:szCs w:val="26"/>
+        </w:rPr>
+        <w:t>int</w:t>
+      </w:r>
+      <w:r>
+        <w:rPr>
+          <w:rFonts w:ascii="Menlo" w:hAnsi="Menlo" w:cs="Menlo"/>
+          <w:color w:val="000000" w:themeColor="text1"/>
+          <w:kern w:val="0"/>
+          <w:sz w:val="26"/>
+          <w:szCs w:val="26"/>
+        </w:rPr>
+        <w:t xml:space="preserve">); </w:t>
+      </w:r>
+    </w:p>
+    <w:p>
+      <w:pPr>
+        <w:tabs>
+          <w:tab w:val="left" w:pos="642"/>
+        </w:tabs>
+        <w:autoSpaceDE w:val="0"/>
+        <w:autoSpaceDN w:val="0"/>
+        <w:adjustRightInd w:val="0"/>
+        <w:spacing w:after="0" w:line="240" w:lineRule="auto"/>
+        <w:rPr>
+          <w:rFonts w:ascii="Menlo" w:hAnsi="Menlo" w:cs="Menlo"/>
+          <w:color w:val="000000" w:themeColor="text1"/>
+          <w:kern w:val="0"/>
+          <w:sz w:val="26"/>
+          <w:szCs w:val="26"/>
+        </w:rPr>
+      </w:pPr>
+    </w:p>
+    <w:p>
+      <w:pPr>
+        <w:tabs>
+          <w:tab w:val="left" w:pos="642"/>
+        </w:tabs>
+        <w:autoSpaceDE w:val="0"/>
+        <w:autoSpaceDN w:val="0"/>
+        <w:adjustRightInd w:val="0"/>
+        <w:spacing w:after="0" w:line="240" w:lineRule="auto"/>
+        <w:rPr>
+          <w:rFonts w:ascii="Menlo" w:hAnsi="Menlo" w:cs="Menlo"/>
+          <w:color w:val="000000" w:themeColor="text1"/>
+          <w:kern w:val="0"/>
+          <w:sz w:val="26"/>
+          <w:szCs w:val="26"/>
+        </w:rPr>
+      </w:pPr>
+      <w:r>
+        <w:rPr>
+          <w:rFonts w:ascii="Menlo" w:hAnsi="Menlo" w:cs="Menlo"/>
+          <w:b/>
+          <w:bCs/>
+          <w:color w:val="000000" w:themeColor="text1"/>
+          <w:kern w:val="0"/>
+          <w:sz w:val="26"/>
+          <w:szCs w:val="26"/>
+        </w:rPr>
+        <w:t>int</w:t>
+      </w:r>
+      <w:r>
+        <w:rPr>
+          <w:rFonts w:ascii="Menlo" w:hAnsi="Menlo" w:cs="Menlo"/>
+          <w:color w:val="000000" w:themeColor="text1"/>
+          <w:kern w:val="0"/>
+          <w:sz w:val="26"/>
+          <w:szCs w:val="26"/>
+        </w:rPr>
+        <w:t xml:space="preserve"> main(</w:t>
+      </w:r>
+      <w:r>
+        <w:rPr>
+          <w:rFonts w:ascii="Menlo" w:hAnsi="Menlo" w:cs="Menlo"/>
+          <w:b/>
+          <w:bCs/>
+          <w:color w:val="000000" w:themeColor="text1"/>
+          <w:kern w:val="0"/>
+          <w:sz w:val="26"/>
+          <w:szCs w:val="26"/>
+        </w:rPr>
+        <w:t>void</w:t>
+      </w:r>
+      <w:r>
+        <w:rPr>
+          <w:rFonts w:ascii="Menlo" w:hAnsi="Menlo" w:cs="Menlo"/>
+          <w:color w:val="000000" w:themeColor="text1"/>
+          <w:kern w:val="0"/>
+          <w:sz w:val="26"/>
+          <w:szCs w:val="26"/>
+        </w:rPr>
+        <w:t>) {</w:t>
+      </w:r>
+    </w:p>
+    <w:p>
+      <w:pPr>
+        <w:tabs>
+          <w:tab w:val="left" w:pos="642"/>
+        </w:tabs>
+        <w:autoSpaceDE w:val="0"/>
+        <w:autoSpaceDN w:val="0"/>
+        <w:adjustRightInd w:val="0"/>
+        <w:spacing w:after="0" w:line="240" w:lineRule="auto"/>
+        <w:rPr>
+          <w:rFonts w:ascii="Menlo" w:hAnsi="Menlo" w:cs="Menlo"/>
+          <w:color w:val="000000" w:themeColor="text1"/>
+          <w:kern w:val="0"/>
+          <w:sz w:val="26"/>
+          <w:szCs w:val="26"/>
+        </w:rPr>
+      </w:pPr>
+    </w:p>
+    <w:p>
+      <w:pPr>
+        <w:tabs>
+          <w:tab w:val="left" w:pos="642"/>
+        </w:tabs>
+        <w:autoSpaceDE w:val="0"/>
+        <w:autoSpaceDN w:val="0"/>
+        <w:adjustRightInd w:val="0"/>
+        <w:spacing w:after="0" w:line="240" w:lineRule="auto"/>
+        <w:rPr>
+          <w:rFonts w:ascii="Menlo" w:hAnsi="Menlo" w:cs="Menlo"/>
+          <w:color w:val="000000" w:themeColor="text1"/>
+          <w:kern w:val="0"/>
+          <w:sz w:val="26"/>
+          <w:szCs w:val="26"/>
+        </w:rPr>
+      </w:pPr>
+      <w:r>
+        <w:rPr>
+          <w:rFonts w:ascii="Menlo" w:hAnsi="Menlo" w:cs="Menlo"/>
+          <w:b/>
+          <w:bCs/>
+          <w:color w:val="000000" w:themeColor="text1"/>
+          <w:kern w:val="0"/>
+          <w:sz w:val="26"/>
+          <w:szCs w:val="26"/>
+        </w:rPr>
+        <w:t>int</w:t>
+      </w:r>
+      <w:r>
+        <w:rPr>
+          <w:rFonts w:ascii="Menlo" w:hAnsi="Menlo" w:cs="Menlo"/>
+          <w:color w:val="000000" w:themeColor="text1"/>
+          <w:kern w:val="0"/>
+          <w:sz w:val="26"/>
+          <w:szCs w:val="26"/>
+        </w:rPr>
+        <w:t xml:space="preserve"> </w:t>
+      </w:r>
+      <w:proofErr w:type="spellStart"/>
+      <w:r>
+        <w:rPr>
+          <w:rFonts w:ascii="Menlo" w:hAnsi="Menlo" w:cs="Menlo"/>
+          <w:color w:val="000000" w:themeColor="text1"/>
+          <w:kern w:val="0"/>
+          <w:sz w:val="26"/>
+          <w:szCs w:val="26"/>
+        </w:rPr>
+        <w:t>i</w:t>
+      </w:r>
+      <w:proofErr w:type="spellEnd"/>
+      <w:r>
+        <w:rPr>
+          <w:rFonts w:ascii="Menlo" w:hAnsi="Menlo" w:cs="Menlo"/>
+          <w:color w:val="000000" w:themeColor="text1"/>
+          <w:kern w:val="0"/>
+          <w:sz w:val="26"/>
+          <w:szCs w:val="26"/>
+        </w:rPr>
+        <w:t>=MIN;</w:t>
+      </w:r>
+    </w:p>
+    <w:p>
+      <w:pPr>
+        <w:tabs>
+          <w:tab w:val="left" w:pos="642"/>
+        </w:tabs>
+        <w:autoSpaceDE w:val="0"/>
+        <w:autoSpaceDN w:val="0"/>
+        <w:adjustRightInd w:val="0"/>
+        <w:spacing w:after="0" w:line="240" w:lineRule="auto"/>
+        <w:rPr>
+          <w:rFonts w:ascii="Menlo" w:hAnsi="Menlo" w:cs="Menlo"/>
+          <w:color w:val="000000" w:themeColor="text1"/>
+          <w:kern w:val="0"/>
+          <w:sz w:val="26"/>
+          <w:szCs w:val="26"/>
+        </w:rPr>
+      </w:pPr>
+      <w:r>
+        <w:rPr>
+          <w:rFonts w:ascii="Menlo" w:hAnsi="Menlo" w:cs="Menlo"/>
+          <w:b/>
+          <w:bCs/>
+          <w:color w:val="000000" w:themeColor="text1"/>
+          <w:kern w:val="0"/>
+          <w:sz w:val="26"/>
+          <w:szCs w:val="26"/>
+        </w:rPr>
+        <w:t>int</w:t>
+      </w:r>
+      <w:r>
+        <w:rPr>
+          <w:rFonts w:ascii="Menlo" w:hAnsi="Menlo" w:cs="Menlo"/>
+          <w:color w:val="000000" w:themeColor="text1"/>
+          <w:kern w:val="0"/>
+          <w:sz w:val="26"/>
+          <w:szCs w:val="26"/>
+        </w:rPr>
+        <w:t xml:space="preserve"> sum=0;</w:t>
+      </w:r>
+    </w:p>
+    <w:p>
+      <w:pPr>
+        <w:tabs>
+          <w:tab w:val="left" w:pos="642"/>
+        </w:tabs>
+        <w:autoSpaceDE w:val="0"/>
+        <w:autoSpaceDN w:val="0"/>
+        <w:adjustRightInd w:val="0"/>
+        <w:spacing w:after="0" w:line="240" w:lineRule="auto"/>
+        <w:rPr>
+          <w:rFonts w:ascii="Menlo" w:hAnsi="Menlo" w:cs="Menlo"/>
+          <w:color w:val="000000" w:themeColor="text1"/>
+          <w:kern w:val="0"/>
+          <w:sz w:val="26"/>
+          <w:szCs w:val="26"/>
+        </w:rPr>
+      </w:pPr>
+      <w:r>
+        <w:rPr>
+          <w:rFonts w:ascii="Menlo" w:hAnsi="Menlo" w:cs="Menlo"/>
+          <w:b/>
+          <w:bCs/>
+          <w:color w:val="000000" w:themeColor="text1"/>
+          <w:kern w:val="0"/>
+          <w:sz w:val="26"/>
+          <w:szCs w:val="26"/>
+        </w:rPr>
+        <w:t>while</w:t>
+      </w:r>
+      <w:r>
+        <w:rPr>
+          <w:rFonts w:ascii="Menlo" w:hAnsi="Menlo" w:cs="Menlo"/>
+          <w:color w:val="000000" w:themeColor="text1"/>
+          <w:kern w:val="0"/>
+          <w:sz w:val="26"/>
+          <w:szCs w:val="26"/>
+        </w:rPr>
+        <w:t xml:space="preserve"> (</w:t>
+      </w:r>
+      <w:proofErr w:type="spellStart"/>
+      <w:r>
+        <w:rPr>
+          <w:rFonts w:ascii="Menlo" w:hAnsi="Menlo" w:cs="Menlo"/>
+          <w:color w:val="000000" w:themeColor="text1"/>
+          <w:kern w:val="0"/>
+          <w:sz w:val="26"/>
+          <w:szCs w:val="26"/>
+        </w:rPr>
+        <w:t>i</w:t>
+      </w:r>
+      <w:proofErr w:type="spellEnd"/>
+      <w:r>
+        <w:rPr>
+          <w:rFonts w:ascii="Menlo" w:hAnsi="Menlo" w:cs="Menlo"/>
+          <w:color w:val="000000" w:themeColor="text1"/>
+          <w:kern w:val="0"/>
+          <w:sz w:val="26"/>
+          <w:szCs w:val="26"/>
+        </w:rPr>
+        <w:t>&lt;=MAX) {</w:t>
+      </w:r>
+    </w:p>
+    <w:p>
+      <w:pPr>
+        <w:tabs>
+          <w:tab w:val="left" w:pos="642"/>
+        </w:tabs>
+        <w:autoSpaceDE w:val="0"/>
+        <w:autoSpaceDN w:val="0"/>
+        <w:adjustRightInd w:val="0"/>
+        <w:spacing w:after="0" w:line="240" w:lineRule="auto"/>
+        <w:rPr>
+          <w:rFonts w:ascii="Menlo" w:hAnsi="Menlo" w:cs="Menlo"/>
+          <w:color w:val="000000" w:themeColor="text1"/>
+          <w:kern w:val="0"/>
+          <w:sz w:val="26"/>
+          <w:szCs w:val="26"/>
+        </w:rPr>
+      </w:pPr>
+      <w:r>
+        <w:rPr>
+          <w:rFonts w:ascii="Menlo" w:hAnsi="Menlo" w:cs="Menlo"/>
+          <w:color w:val="000000" w:themeColor="text1"/>
+          <w:kern w:val="0"/>
+          <w:sz w:val="26"/>
+          <w:szCs w:val="26"/>
+        </w:rPr>
+        <w:t xml:space="preserve">     </w:t>
+      </w:r>
+    </w:p>
+    <w:p>
+      <w:pPr>
+        <w:tabs>
+          <w:tab w:val="left" w:pos="642"/>
+        </w:tabs>
+        <w:autoSpaceDE w:val="0"/>
+        <w:autoSpaceDN w:val="0"/>
+        <w:adjustRightInd w:val="0"/>
+        <w:spacing w:after="0" w:line="240" w:lineRule="auto"/>
+        <w:rPr>
+          <w:rFonts w:ascii="Menlo" w:hAnsi="Menlo" w:cs="Menlo"/>
+          <w:color w:val="000000" w:themeColor="text1"/>
+          <w:kern w:val="0"/>
+          <w:sz w:val="26"/>
+          <w:szCs w:val="26"/>
+        </w:rPr>
+      </w:pPr>
+      <w:r>
+        <w:rPr>
+          <w:rFonts w:ascii="Menlo" w:hAnsi="Menlo" w:cs="Menlo"/>
+          <w:color w:val="000000" w:themeColor="text1"/>
+          <w:kern w:val="0"/>
+          <w:sz w:val="26"/>
+          <w:szCs w:val="26"/>
+        </w:rPr>
+        <w:t xml:space="preserve">    </w:t>
+      </w:r>
+      <w:proofErr w:type="spellStart"/>
+      <w:r>
+        <w:rPr>
+          <w:rFonts w:ascii="Menlo" w:hAnsi="Menlo" w:cs="Menlo"/>
+          <w:color w:val="000000" w:themeColor="text1"/>
+          <w:kern w:val="0"/>
+          <w:sz w:val="26"/>
+          <w:szCs w:val="26"/>
+        </w:rPr>
+        <w:t>printf</w:t>
+      </w:r>
+      <w:proofErr w:type="spellEnd"/>
+      <w:r>
+        <w:rPr>
+          <w:rFonts w:ascii="Menlo" w:hAnsi="Menlo" w:cs="Menlo"/>
+          <w:color w:val="000000" w:themeColor="text1"/>
+          <w:kern w:val="0"/>
+          <w:sz w:val="26"/>
+          <w:szCs w:val="26"/>
+        </w:rPr>
+        <w:t>("%d^2=%d\n</w:t>
+      </w:r>
+      <w:proofErr w:type="gramStart"/>
+      <w:r>
+        <w:rPr>
+          <w:rFonts w:ascii="Menlo" w:hAnsi="Menlo" w:cs="Menlo"/>
+          <w:color w:val="000000" w:themeColor="text1"/>
+          <w:kern w:val="0"/>
+          <w:sz w:val="26"/>
+          <w:szCs w:val="26"/>
+        </w:rPr>
+        <w:t>",i</w:t>
+      </w:r>
+      <w:proofErr w:type="gramEnd"/>
+      <w:r>
+        <w:rPr>
+          <w:rFonts w:ascii="Menlo" w:hAnsi="Menlo" w:cs="Menlo"/>
+          <w:color w:val="000000" w:themeColor="text1"/>
+          <w:kern w:val="0"/>
+          <w:sz w:val="26"/>
+          <w:szCs w:val="26"/>
+        </w:rPr>
+        <w:t>,n2(</w:t>
+      </w:r>
+      <w:proofErr w:type="spellStart"/>
+      <w:r>
+        <w:rPr>
+          <w:rFonts w:ascii="Menlo" w:hAnsi="Menlo" w:cs="Menlo"/>
+          <w:color w:val="000000" w:themeColor="text1"/>
+          <w:kern w:val="0"/>
+          <w:sz w:val="26"/>
+          <w:szCs w:val="26"/>
+        </w:rPr>
+        <w:t>i</w:t>
+      </w:r>
+      <w:proofErr w:type="spellEnd"/>
+      <w:r>
+        <w:rPr>
+          <w:rFonts w:ascii="Menlo" w:hAnsi="Menlo" w:cs="Menlo"/>
+          <w:color w:val="000000" w:themeColor="text1"/>
+          <w:kern w:val="0"/>
+          <w:sz w:val="26"/>
+          <w:szCs w:val="26"/>
+        </w:rPr>
+        <w:t>));</w:t>
+      </w:r>
+    </w:p>
+    <w:p>
+      <w:pPr>
+        <w:tabs>
+          <w:tab w:val="left" w:pos="642"/>
+        </w:tabs>
+        <w:autoSpaceDE w:val="0"/>
+        <w:autoSpaceDN w:val="0"/>
+        <w:adjustRightInd w:val="0"/>
+        <w:spacing w:after="0" w:line="240" w:lineRule="auto"/>
+        <w:rPr>
+          <w:rFonts w:ascii="Menlo" w:hAnsi="Menlo" w:cs="Menlo"/>
+          <w:color w:val="000000" w:themeColor="text1"/>
+          <w:kern w:val="0"/>
+          <w:sz w:val="26"/>
+          <w:szCs w:val="26"/>
+        </w:rPr>
+      </w:pPr>
+      <w:r>
+        <w:rPr>
+          <w:rFonts w:ascii="Menlo" w:hAnsi="Menlo" w:cs="Menlo"/>
+          <w:color w:val="000000" w:themeColor="text1"/>
+          <w:kern w:val="0"/>
+          <w:sz w:val="26"/>
+          <w:szCs w:val="26"/>
+        </w:rPr>
+        <w:t xml:space="preserve">    sum+=n2(</w:t>
+      </w:r>
+      <w:proofErr w:type="spellStart"/>
+      <w:r>
+        <w:rPr>
+          <w:rFonts w:ascii="Menlo" w:hAnsi="Menlo" w:cs="Menlo"/>
+          <w:color w:val="000000" w:themeColor="text1"/>
+          <w:kern w:val="0"/>
+          <w:sz w:val="26"/>
+          <w:szCs w:val="26"/>
+        </w:rPr>
+        <w:t>i</w:t>
+      </w:r>
+      <w:proofErr w:type="spellEnd"/>
+      <w:r>
+        <w:rPr>
+          <w:rFonts w:ascii="Menlo" w:hAnsi="Menlo" w:cs="Menlo"/>
+          <w:color w:val="000000" w:themeColor="text1"/>
+          <w:kern w:val="0"/>
+          <w:sz w:val="26"/>
+          <w:szCs w:val="26"/>
+        </w:rPr>
+        <w:t>);</w:t>
+      </w:r>
+    </w:p>
+    <w:p>
+      <w:pPr>
+        <w:tabs>
+          <w:tab w:val="left" w:pos="642"/>
+        </w:tabs>
+        <w:autoSpaceDE w:val="0"/>
+        <w:autoSpaceDN w:val="0"/>
+        <w:adjustRightInd w:val="0"/>
+        <w:spacing w:after="0" w:line="240" w:lineRule="auto"/>
+        <w:rPr>
+          <w:rFonts w:ascii="Menlo" w:hAnsi="Menlo" w:cs="Menlo"/>
+          <w:color w:val="000000" w:themeColor="text1"/>
+          <w:kern w:val="0"/>
+          <w:sz w:val="26"/>
+          <w:szCs w:val="26"/>
+        </w:rPr>
+      </w:pPr>
+      <w:r>
+        <w:rPr>
+          <w:rFonts w:ascii="Menlo" w:hAnsi="Menlo" w:cs="Menlo"/>
+          <w:color w:val="000000" w:themeColor="text1"/>
+          <w:kern w:val="0"/>
+          <w:sz w:val="26"/>
+          <w:szCs w:val="26"/>
+        </w:rPr>
+        <w:t xml:space="preserve">    </w:t>
+      </w:r>
+      <w:proofErr w:type="spellStart"/>
+      <w:r>
+        <w:rPr>
+          <w:rFonts w:ascii="Menlo" w:hAnsi="Menlo" w:cs="Menlo"/>
+          <w:color w:val="000000" w:themeColor="text1"/>
+          <w:kern w:val="0"/>
+          <w:sz w:val="26"/>
+          <w:szCs w:val="26"/>
+        </w:rPr>
+        <w:t>i</w:t>
+      </w:r>
+      <w:proofErr w:type="spellEnd"/>
+      <w:r>
+        <w:rPr>
+          <w:rFonts w:ascii="Menlo" w:hAnsi="Menlo" w:cs="Menlo"/>
+          <w:color w:val="000000" w:themeColor="text1"/>
+          <w:kern w:val="0"/>
+          <w:sz w:val="26"/>
+          <w:szCs w:val="26"/>
+        </w:rPr>
+        <w:t xml:space="preserve">++;    </w:t>
+      </w:r>
+    </w:p>
+    <w:p>
+      <w:pPr>
+        <w:tabs>
+          <w:tab w:val="left" w:pos="642"/>
+        </w:tabs>
+        <w:autoSpaceDE w:val="0"/>
+        <w:autoSpaceDN w:val="0"/>
+        <w:adjustRightInd w:val="0"/>
+        <w:spacing w:after="0" w:line="240" w:lineRule="auto"/>
+        <w:rPr>
+          <w:rFonts w:ascii="Menlo" w:hAnsi="Menlo" w:cs="Menlo"/>
+          <w:color w:val="000000" w:themeColor="text1"/>
+          <w:kern w:val="0"/>
+          <w:sz w:val="26"/>
+          <w:szCs w:val="26"/>
+        </w:rPr>
+      </w:pPr>
+      <w:r>
+        <w:rPr>
+          <w:rFonts w:ascii="Menlo" w:hAnsi="Menlo" w:cs="Menlo"/>
+          <w:color w:val="000000" w:themeColor="text1"/>
+          <w:kern w:val="0"/>
+          <w:sz w:val="26"/>
+          <w:szCs w:val="26"/>
+        </w:rPr>
+        <w:lastRenderedPageBreak/>
+        <w:t>}</w:t>
+      </w:r>
+    </w:p>
+    <w:p>
+      <w:pPr>
+        <w:tabs>
+          <w:tab w:val="left" w:pos="642"/>
+        </w:tabs>
+        <w:autoSpaceDE w:val="0"/>
+        <w:autoSpaceDN w:val="0"/>
+        <w:adjustRightInd w:val="0"/>
+        <w:spacing w:after="0" w:line="240" w:lineRule="auto"/>
+        <w:rPr>
+          <w:rFonts w:ascii="Menlo" w:hAnsi="Menlo" w:cs="Menlo"/>
+          <w:color w:val="000000" w:themeColor="text1"/>
+          <w:kern w:val="0"/>
+          <w:sz w:val="26"/>
+          <w:szCs w:val="26"/>
+        </w:rPr>
+      </w:pPr>
+      <w:proofErr w:type="spellStart"/>
+      <w:r>
+        <w:rPr>
+          <w:rFonts w:ascii="Menlo" w:hAnsi="Menlo" w:cs="Menlo"/>
+          <w:color w:val="000000" w:themeColor="text1"/>
+          <w:kern w:val="0"/>
+          <w:sz w:val="26"/>
+          <w:szCs w:val="26"/>
+        </w:rPr>
+        <w:t>printf</w:t>
+      </w:r>
+      <w:proofErr w:type="spellEnd"/>
+      <w:r>
+        <w:rPr>
+          <w:rFonts w:ascii="Menlo" w:hAnsi="Menlo" w:cs="Menlo"/>
+          <w:color w:val="000000" w:themeColor="text1"/>
+          <w:kern w:val="0"/>
+          <w:sz w:val="26"/>
+          <w:szCs w:val="26"/>
+        </w:rPr>
+        <w:t>("-----\n");</w:t>
+      </w:r>
+    </w:p>
+    <w:p>
+      <w:pPr>
+        <w:tabs>
+          <w:tab w:val="left" w:pos="642"/>
+        </w:tabs>
+        <w:autoSpaceDE w:val="0"/>
+        <w:autoSpaceDN w:val="0"/>
+        <w:adjustRightInd w:val="0"/>
+        <w:spacing w:after="0" w:line="240" w:lineRule="auto"/>
+        <w:rPr>
+          <w:rFonts w:ascii="Menlo" w:hAnsi="Menlo" w:cs="Menlo"/>
+          <w:color w:val="000000" w:themeColor="text1"/>
+          <w:kern w:val="0"/>
+          <w:sz w:val="26"/>
+          <w:szCs w:val="26"/>
+        </w:rPr>
+      </w:pPr>
+    </w:p>
+    <w:p>
+      <w:pPr>
+        <w:tabs>
+          <w:tab w:val="left" w:pos="642"/>
+        </w:tabs>
+        <w:autoSpaceDE w:val="0"/>
+        <w:autoSpaceDN w:val="0"/>
+        <w:adjustRightInd w:val="0"/>
+        <w:spacing w:after="0" w:line="240" w:lineRule="auto"/>
+        <w:rPr>
+          <w:rFonts w:ascii="Menlo" w:hAnsi="Menlo" w:cs="Menlo"/>
+          <w:color w:val="000000" w:themeColor="text1"/>
+          <w:kern w:val="0"/>
+          <w:sz w:val="26"/>
+          <w:szCs w:val="26"/>
+        </w:rPr>
+      </w:pPr>
+      <w:proofErr w:type="spellStart"/>
+      <w:r>
+        <w:rPr>
+          <w:rFonts w:ascii="Menlo" w:hAnsi="Menlo" w:cs="Menlo"/>
+          <w:color w:val="000000" w:themeColor="text1"/>
+          <w:kern w:val="0"/>
+          <w:sz w:val="26"/>
+          <w:szCs w:val="26"/>
+        </w:rPr>
+        <w:t>printf</w:t>
+      </w:r>
+      <w:proofErr w:type="spellEnd"/>
+      <w:r>
+        <w:rPr>
+          <w:rFonts w:ascii="Menlo" w:hAnsi="Menlo" w:cs="Menlo"/>
+          <w:color w:val="000000" w:themeColor="text1"/>
+          <w:kern w:val="0"/>
+          <w:sz w:val="26"/>
+          <w:szCs w:val="26"/>
+        </w:rPr>
+        <w:t>("sum=%d\</w:t>
+      </w:r>
+      <w:proofErr w:type="spellStart"/>
+      <w:r>
+        <w:rPr>
+          <w:rFonts w:ascii="Menlo" w:hAnsi="Menlo" w:cs="Menlo"/>
+          <w:color w:val="000000" w:themeColor="text1"/>
+          <w:kern w:val="0"/>
+          <w:sz w:val="26"/>
+          <w:szCs w:val="26"/>
+        </w:rPr>
+        <w:t>n</w:t>
+      </w:r>
+      <w:proofErr w:type="gramStart"/>
+      <w:r>
+        <w:rPr>
+          <w:rFonts w:ascii="Menlo" w:hAnsi="Menlo" w:cs="Menlo"/>
+          <w:color w:val="000000" w:themeColor="text1"/>
+          <w:kern w:val="0"/>
+          <w:sz w:val="26"/>
+          <w:szCs w:val="26"/>
+        </w:rPr>
+        <w:t>",sum</w:t>
+      </w:r>
+      <w:proofErr w:type="spellEnd"/>
+      <w:proofErr w:type="gramEnd"/>
+      <w:r>
+        <w:rPr>
+          <w:rFonts w:ascii="Menlo" w:hAnsi="Menlo" w:cs="Menlo"/>
+          <w:color w:val="000000" w:themeColor="text1"/>
+          <w:kern w:val="0"/>
+          <w:sz w:val="26"/>
+          <w:szCs w:val="26"/>
+        </w:rPr>
+        <w:t>);</w:t>
+      </w:r>
+    </w:p>
+    <w:p>
+      <w:pPr>
+        <w:tabs>
+          <w:tab w:val="left" w:pos="642"/>
+        </w:tabs>
+        <w:autoSpaceDE w:val="0"/>
+        <w:autoSpaceDN w:val="0"/>
+        <w:adjustRightInd w:val="0"/>
+        <w:spacing w:after="0" w:line="240" w:lineRule="auto"/>
+        <w:rPr>
+          <w:rFonts w:ascii="Menlo" w:hAnsi="Menlo" w:cs="Menlo"/>
+          <w:color w:val="000000" w:themeColor="text1"/>
+          <w:kern w:val="0"/>
+          <w:sz w:val="26"/>
+          <w:szCs w:val="26"/>
+        </w:rPr>
+      </w:pPr>
+    </w:p>
+    <w:p>
+      <w:pPr>
+        <w:tabs>
+          <w:tab w:val="left" w:pos="642"/>
+        </w:tabs>
+        <w:autoSpaceDE w:val="0"/>
+        <w:autoSpaceDN w:val="0"/>
+        <w:adjustRightInd w:val="0"/>
+        <w:spacing w:after="0" w:line="240" w:lineRule="auto"/>
+        <w:rPr>
+          <w:rFonts w:ascii="Menlo" w:hAnsi="Menlo" w:cs="Menlo"/>
+          <w:color w:val="000000" w:themeColor="text1"/>
+          <w:kern w:val="0"/>
+          <w:sz w:val="26"/>
+          <w:szCs w:val="26"/>
+        </w:rPr>
+      </w:pPr>
+    </w:p>
+    <w:p>
+      <w:pPr>
+        <w:tabs>
+          <w:tab w:val="left" w:pos="642"/>
+        </w:tabs>
+        <w:autoSpaceDE w:val="0"/>
+        <w:autoSpaceDN w:val="0"/>
+        <w:adjustRightInd w:val="0"/>
+        <w:spacing w:after="0" w:line="240" w:lineRule="auto"/>
+        <w:rPr>
+          <w:rFonts w:ascii="Menlo" w:hAnsi="Menlo" w:cs="Menlo"/>
+          <w:color w:val="000000" w:themeColor="text1"/>
+          <w:kern w:val="0"/>
+          <w:sz w:val="26"/>
+          <w:szCs w:val="26"/>
+        </w:rPr>
+      </w:pPr>
+    </w:p>
+    <w:p>
+      <w:pPr>
+        <w:tabs>
+          <w:tab w:val="left" w:pos="642"/>
+        </w:tabs>
+        <w:autoSpaceDE w:val="0"/>
+        <w:autoSpaceDN w:val="0"/>
+        <w:adjustRightInd w:val="0"/>
+        <w:spacing w:after="0" w:line="240" w:lineRule="auto"/>
+        <w:rPr>
+          <w:rFonts w:ascii="Menlo" w:hAnsi="Menlo" w:cs="Menlo"/>
+          <w:color w:val="000000" w:themeColor="text1"/>
+          <w:kern w:val="0"/>
+          <w:sz w:val="26"/>
+          <w:szCs w:val="26"/>
+        </w:rPr>
+      </w:pPr>
+      <w:r>
+        <w:rPr>
+          <w:rFonts w:ascii="Menlo" w:hAnsi="Menlo" w:cs="Menlo"/>
+          <w:color w:val="000000" w:themeColor="text1"/>
+          <w:kern w:val="0"/>
+          <w:sz w:val="26"/>
+          <w:szCs w:val="26"/>
+        </w:rPr>
+        <w:t xml:space="preserve">    system("pause");</w:t>
+      </w:r>
+    </w:p>
+    <w:p>
+      <w:pPr>
+        <w:tabs>
+          <w:tab w:val="left" w:pos="642"/>
+        </w:tabs>
+        <w:autoSpaceDE w:val="0"/>
+        <w:autoSpaceDN w:val="0"/>
+        <w:adjustRightInd w:val="0"/>
+        <w:spacing w:after="0" w:line="240" w:lineRule="auto"/>
+        <w:rPr>
+          <w:rFonts w:ascii="Menlo" w:hAnsi="Menlo" w:cs="Menlo"/>
+          <w:color w:val="000000" w:themeColor="text1"/>
+          <w:kern w:val="0"/>
+          <w:sz w:val="26"/>
+          <w:szCs w:val="26"/>
+        </w:rPr>
+      </w:pPr>
+      <w:r>
+        <w:rPr>
+          <w:rFonts w:ascii="Menlo" w:hAnsi="Menlo" w:cs="Menlo"/>
+          <w:color w:val="000000" w:themeColor="text1"/>
+          <w:kern w:val="0"/>
+          <w:sz w:val="26"/>
+          <w:szCs w:val="26"/>
+        </w:rPr>
+        <w:t xml:space="preserve">    </w:t>
+      </w:r>
+      <w:r>
+        <w:rPr>
+          <w:rFonts w:ascii="Menlo" w:hAnsi="Menlo" w:cs="Menlo"/>
+          <w:b/>
+          <w:bCs/>
+          <w:color w:val="000000" w:themeColor="text1"/>
+          <w:kern w:val="0"/>
+          <w:sz w:val="26"/>
+          <w:szCs w:val="26"/>
+        </w:rPr>
+        <w:t>return</w:t>
+      </w:r>
+      <w:r>
+        <w:rPr>
+          <w:rFonts w:ascii="Menlo" w:hAnsi="Menlo" w:cs="Menlo"/>
+          <w:color w:val="000000" w:themeColor="text1"/>
+          <w:kern w:val="0"/>
+          <w:sz w:val="26"/>
+          <w:szCs w:val="26"/>
+        </w:rPr>
+        <w:t xml:space="preserve"> 0;</w:t>
+      </w:r>
+    </w:p>
+    <w:p>
+      <w:pPr>
+        <w:tabs>
+          <w:tab w:val="left" w:pos="642"/>
+        </w:tabs>
+        <w:autoSpaceDE w:val="0"/>
+        <w:autoSpaceDN w:val="0"/>
+        <w:adjustRightInd w:val="0"/>
+        <w:spacing w:after="0" w:line="240" w:lineRule="auto"/>
+        <w:rPr>
+          <w:rFonts w:ascii="Menlo" w:hAnsi="Menlo" w:cs="Menlo"/>
+          <w:color w:val="000000" w:themeColor="text1"/>
+          <w:kern w:val="0"/>
+          <w:sz w:val="26"/>
+          <w:szCs w:val="26"/>
+        </w:rPr>
+      </w:pPr>
+      <w:r>
+        <w:rPr>
+          <w:rFonts w:ascii="Menlo" w:hAnsi="Menlo" w:cs="Menlo"/>
+          <w:color w:val="000000" w:themeColor="text1"/>
+          <w:kern w:val="0"/>
+          <w:sz w:val="26"/>
+          <w:szCs w:val="26"/>
+        </w:rPr>
+        <w:t>}</w:t>
+      </w:r>
+    </w:p>
+    <w:p>
+      <w:pPr>
+        <w:tabs>
+          <w:tab w:val="left" w:pos="642"/>
+        </w:tabs>
+        <w:autoSpaceDE w:val="0"/>
+        <w:autoSpaceDN w:val="0"/>
+        <w:adjustRightInd w:val="0"/>
+        <w:spacing w:after="0" w:line="240" w:lineRule="auto"/>
+        <w:rPr>
+          <w:rFonts w:ascii="Menlo" w:hAnsi="Menlo" w:cs="Menlo"/>
+          <w:color w:val="000000" w:themeColor="text1"/>
+          <w:kern w:val="0"/>
+          <w:sz w:val="26"/>
+          <w:szCs w:val="26"/>
+        </w:rPr>
+      </w:pPr>
+    </w:p>
+    <w:p>
+      <w:pPr>
+        <w:tabs>
+          <w:tab w:val="left" w:pos="642"/>
+        </w:tabs>
+        <w:autoSpaceDE w:val="0"/>
+        <w:autoSpaceDN w:val="0"/>
+        <w:adjustRightInd w:val="0"/>
+        <w:spacing w:after="0" w:line="240" w:lineRule="auto"/>
+        <w:rPr>
+          <w:rFonts w:ascii="Menlo" w:hAnsi="Menlo" w:cs="Menlo"/>
+          <w:color w:val="000000" w:themeColor="text1"/>
+          <w:kern w:val="0"/>
+          <w:sz w:val="26"/>
+          <w:szCs w:val="26"/>
+        </w:rPr>
+      </w:pPr>
+      <w:r>
+        <w:rPr>
+          <w:rFonts w:ascii="Menlo" w:hAnsi="Menlo" w:cs="Menlo"/>
+          <w:b/>
+          <w:bCs/>
+          <w:color w:val="000000" w:themeColor="text1"/>
+          <w:kern w:val="0"/>
+          <w:sz w:val="26"/>
+          <w:szCs w:val="26"/>
+        </w:rPr>
+        <w:t>int</w:t>
+      </w:r>
+      <w:r>
+        <w:rPr>
+          <w:rFonts w:ascii="Menlo" w:hAnsi="Menlo" w:cs="Menlo"/>
+          <w:color w:val="000000" w:themeColor="text1"/>
+          <w:kern w:val="0"/>
+          <w:sz w:val="26"/>
+          <w:szCs w:val="26"/>
+        </w:rPr>
+        <w:t xml:space="preserve"> n2(</w:t>
+      </w:r>
+      <w:r>
+        <w:rPr>
+          <w:rFonts w:ascii="Menlo" w:hAnsi="Menlo" w:cs="Menlo"/>
+          <w:b/>
+          <w:bCs/>
+          <w:color w:val="000000" w:themeColor="text1"/>
+          <w:kern w:val="0"/>
+          <w:sz w:val="26"/>
+          <w:szCs w:val="26"/>
+        </w:rPr>
+        <w:t>int</w:t>
+      </w:r>
+      <w:r>
+        <w:rPr>
+          <w:rFonts w:ascii="Menlo" w:hAnsi="Menlo" w:cs="Menlo"/>
+          <w:color w:val="000000" w:themeColor="text1"/>
+          <w:kern w:val="0"/>
+          <w:sz w:val="26"/>
+          <w:szCs w:val="26"/>
+        </w:rPr>
+        <w:t xml:space="preserve"> n) {</w:t>
+      </w:r>
+    </w:p>
+    <w:p>
+      <w:pPr>
+        <w:tabs>
+          <w:tab w:val="left" w:pos="642"/>
+        </w:tabs>
+        <w:autoSpaceDE w:val="0"/>
+        <w:autoSpaceDN w:val="0"/>
+        <w:adjustRightInd w:val="0"/>
+        <w:spacing w:after="0" w:line="240" w:lineRule="auto"/>
+        <w:rPr>
+          <w:rFonts w:ascii="Menlo" w:hAnsi="Menlo" w:cs="Menlo"/>
+          <w:color w:val="000000" w:themeColor="text1"/>
+          <w:kern w:val="0"/>
+          <w:sz w:val="26"/>
+          <w:szCs w:val="26"/>
+        </w:rPr>
+      </w:pPr>
+      <w:r>
+        <w:rPr>
+          <w:rFonts w:ascii="Menlo" w:hAnsi="Menlo" w:cs="Menlo"/>
+          <w:color w:val="000000" w:themeColor="text1"/>
+          <w:kern w:val="0"/>
+          <w:sz w:val="26"/>
+          <w:szCs w:val="26"/>
+        </w:rPr>
+        <w:t xml:space="preserve">   </w:t>
+      </w:r>
+      <w:r>
+        <w:rPr>
+          <w:rFonts w:ascii="Menlo" w:hAnsi="Menlo" w:cs="Menlo"/>
+          <w:b/>
+          <w:bCs/>
+          <w:color w:val="000000" w:themeColor="text1"/>
+          <w:kern w:val="0"/>
+          <w:sz w:val="26"/>
+          <w:szCs w:val="26"/>
+        </w:rPr>
+        <w:t>return</w:t>
+      </w:r>
+      <w:r>
+        <w:rPr>
+          <w:rFonts w:ascii="Menlo" w:hAnsi="Menlo" w:cs="Menlo"/>
+          <w:color w:val="000000" w:themeColor="text1"/>
+          <w:kern w:val="0"/>
+          <w:sz w:val="26"/>
+          <w:szCs w:val="26"/>
+        </w:rPr>
+        <w:t xml:space="preserve"> n*n;</w:t>
+      </w:r>
+    </w:p>
+    <w:p>
+      <w:pPr>
+        <w:pBdr>
+          <w:bottom w:val="single" w:sz="6" w:space="1" w:color="auto"/>
+        </w:pBdr>
+        <w:tabs>
+          <w:tab w:val="left" w:pos="642"/>
+        </w:tabs>
+        <w:autoSpaceDE w:val="0"/>
+        <w:autoSpaceDN w:val="0"/>
+        <w:adjustRightInd w:val="0"/>
+        <w:spacing w:after="0" w:line="240" w:lineRule="auto"/>
+        <w:rPr>
+          <w:rFonts w:ascii="Menlo" w:hAnsi="Menlo" w:cs="Menlo"/>
+          <w:color w:val="000000" w:themeColor="text1"/>
+          <w:kern w:val="0"/>
+          <w:sz w:val="26"/>
+          <w:szCs w:val="26"/>
+        </w:rPr>
+      </w:pPr>
+      <w:r>
+        <w:rPr>
+          <w:rFonts w:ascii="Menlo" w:hAnsi="Menlo" w:cs="Menlo"/>
+          <w:color w:val="000000" w:themeColor="text1"/>
+          <w:kern w:val="0"/>
+          <w:sz w:val="26"/>
+          <w:szCs w:val="26"/>
+        </w:rPr>
+        <w:t>}</w:t>
+      </w:r>
+    </w:p>
+    <w:p>
+      <w:pPr>
+        <w:pBdr>
+          <w:bottom w:val="single" w:sz="6" w:space="1" w:color="auto"/>
+        </w:pBdr>
+        <w:tabs>
+          <w:tab w:val="left" w:pos="642"/>
+        </w:tabs>
+        <w:autoSpaceDE w:val="0"/>
+        <w:autoSpaceDN w:val="0"/>
+        <w:adjustRightInd w:val="0"/>
+        <w:spacing w:after="0" w:line="240" w:lineRule="auto"/>
+        <w:rPr>
+          <w:rFonts w:ascii="Menlo" w:hAnsi="Menlo" w:cs="Menlo"/>
+          <w:color w:val="000000" w:themeColor="text1"/>
+          <w:kern w:val="0"/>
+          <w:sz w:val="26"/>
+          <w:szCs w:val="26"/>
+        </w:rPr>
+      </w:pPr>
+    </w:p>
+    <w:p>
+      <w:pPr>
+        <w:tabs>
+          <w:tab w:val="left" w:pos="642"/>
+        </w:tabs>
+        <w:autoSpaceDE w:val="0"/>
+        <w:autoSpaceDN w:val="0"/>
+        <w:adjustRightInd w:val="0"/>
+        <w:spacing w:after="0" w:line="240" w:lineRule="auto"/>
+        <w:rPr>
+          <w:rFonts w:ascii="Menlo" w:hAnsi="Menlo" w:cs="Menlo" w:hint="eastAsia"/>
+          <w:color w:val="000000" w:themeColor="text1"/>
+          <w:kern w:val="0"/>
+          <w:sz w:val="26"/>
+          <w:szCs w:val="26"/>
+        </w:rPr>
+      </w:pPr>
+    </w:p>
+    <w:p>
+      <w:pPr>
+        <w:widowControl/>
+        <w:spacing w:line="240" w:lineRule="auto"/>
+        <w:rPr>
+          <w:rFonts w:ascii="Menlo" w:hAnsi="Menlo" w:cs="Menlo"/>
+          <w:color w:val="000000" w:themeColor="text1"/>
+          <w:kern w:val="0"/>
+          <w:sz w:val="26"/>
+          <w:szCs w:val="26"/>
+        </w:rPr>
+      </w:pPr>
+      <w:r>
+        <w:rPr>
+          <w:rFonts w:ascii="Menlo" w:hAnsi="Menlo" w:cs="Menlo" w:hint="eastAsia"/>
+          <w:color w:val="000000" w:themeColor="text1"/>
+          <w:kern w:val="0"/>
+          <w:sz w:val="26"/>
+          <w:szCs w:val="26"/>
+        </w:rPr>
+        <w:t>/</w:t>
+      </w:r>
+      <w:r>
+        <w:rPr>
+          <w:rFonts w:ascii="Menlo" w:hAnsi="Menlo" w:cs="Menlo"/>
+          <w:color w:val="000000" w:themeColor="text1"/>
+          <w:kern w:val="0"/>
+          <w:sz w:val="26"/>
+          <w:szCs w:val="26"/>
+        </w:rPr>
+        <w:t>/6.</w:t>
+      </w:r>
+    </w:p>
+    <w:p>
+      <w:pPr>
+        <w:tabs>
+          <w:tab w:val="left" w:pos="642"/>
+        </w:tabs>
+        <w:autoSpaceDE w:val="0"/>
+        <w:autoSpaceDN w:val="0"/>
+        <w:adjustRightInd w:val="0"/>
+        <w:spacing w:after="0" w:line="240" w:lineRule="auto"/>
+        <w:rPr>
+          <w:rFonts w:ascii="Menlo" w:hAnsi="Menlo" w:cs="Menlo"/>
+          <w:color w:val="000000" w:themeColor="text1"/>
+          <w:kern w:val="0"/>
+          <w:sz w:val="26"/>
+          <w:szCs w:val="26"/>
+        </w:rPr>
+      </w:pPr>
+    </w:p>
+    <w:p>
+      <w:pPr>
+        <w:tabs>
+          <w:tab w:val="left" w:pos="642"/>
+        </w:tabs>
+        <w:autoSpaceDE w:val="0"/>
+        <w:autoSpaceDN w:val="0"/>
+        <w:adjustRightInd w:val="0"/>
+        <w:spacing w:after="0" w:line="240" w:lineRule="auto"/>
+        <w:rPr>
+          <w:rFonts w:ascii="Menlo" w:hAnsi="Menlo" w:cs="Menlo"/>
+          <w:color w:val="000000" w:themeColor="text1"/>
+          <w:kern w:val="0"/>
+          <w:sz w:val="26"/>
+          <w:szCs w:val="26"/>
+        </w:rPr>
+      </w:pPr>
+    </w:p>
+    <w:p>
+      <w:pPr>
+        <w:tabs>
+          <w:tab w:val="left" w:pos="642"/>
+        </w:tabs>
+        <w:autoSpaceDE w:val="0"/>
+        <w:autoSpaceDN w:val="0"/>
+        <w:adjustRightInd w:val="0"/>
+        <w:spacing w:after="0" w:line="240" w:lineRule="auto"/>
+        <w:rPr>
+          <w:rFonts w:ascii="Menlo" w:hAnsi="Menlo" w:cs="Menlo"/>
+          <w:color w:val="000000" w:themeColor="text1"/>
+          <w:kern w:val="0"/>
+          <w:sz w:val="26"/>
+          <w:szCs w:val="26"/>
+        </w:rPr>
+      </w:pPr>
+      <w:r>
+        <w:rPr>
+          <w:rFonts w:ascii="Menlo" w:hAnsi="Menlo" w:cs="Menlo"/>
+          <w:color w:val="000000" w:themeColor="text1"/>
+          <w:kern w:val="0"/>
+          <w:sz w:val="26"/>
+          <w:szCs w:val="26"/>
+        </w:rPr>
+        <w:t>#include &lt;</w:t>
+      </w:r>
+      <w:proofErr w:type="spellStart"/>
+      <w:r>
+        <w:rPr>
+          <w:rFonts w:ascii="Menlo" w:hAnsi="Menlo" w:cs="Menlo"/>
+          <w:color w:val="000000" w:themeColor="text1"/>
+          <w:kern w:val="0"/>
+          <w:sz w:val="26"/>
+          <w:szCs w:val="26"/>
+        </w:rPr>
+        <w:t>stdio.h</w:t>
+      </w:r>
+      <w:proofErr w:type="spellEnd"/>
+      <w:r>
+        <w:rPr>
+          <w:rFonts w:ascii="Menlo" w:hAnsi="Menlo" w:cs="Menlo"/>
+          <w:color w:val="000000" w:themeColor="text1"/>
+          <w:kern w:val="0"/>
+          <w:sz w:val="26"/>
+          <w:szCs w:val="26"/>
+        </w:rPr>
+        <w:t>&gt;</w:t>
+      </w:r>
+    </w:p>
+    <w:p>
+      <w:pPr>
+        <w:tabs>
+          <w:tab w:val="left" w:pos="642"/>
+        </w:tabs>
+        <w:autoSpaceDE w:val="0"/>
+        <w:autoSpaceDN w:val="0"/>
+        <w:adjustRightInd w:val="0"/>
+        <w:spacing w:after="0" w:line="240" w:lineRule="auto"/>
+        <w:rPr>
+          <w:rFonts w:ascii="Menlo" w:hAnsi="Menlo" w:cs="Menlo"/>
+          <w:color w:val="000000" w:themeColor="text1"/>
+          <w:kern w:val="0"/>
+          <w:sz w:val="26"/>
+          <w:szCs w:val="26"/>
+        </w:rPr>
+      </w:pPr>
+      <w:r>
+        <w:rPr>
+          <w:rFonts w:ascii="Menlo" w:hAnsi="Menlo" w:cs="Menlo"/>
+          <w:color w:val="000000" w:themeColor="text1"/>
+          <w:kern w:val="0"/>
+          <w:sz w:val="26"/>
+          <w:szCs w:val="26"/>
+        </w:rPr>
+        <w:t>#include &lt;</w:t>
+      </w:r>
+      <w:proofErr w:type="spellStart"/>
+      <w:r>
+        <w:rPr>
+          <w:rFonts w:ascii="Menlo" w:hAnsi="Menlo" w:cs="Menlo"/>
+          <w:color w:val="000000" w:themeColor="text1"/>
+          <w:kern w:val="0"/>
+          <w:sz w:val="26"/>
+          <w:szCs w:val="26"/>
+        </w:rPr>
+        <w:t>stdlib.h</w:t>
+      </w:r>
+      <w:proofErr w:type="spellEnd"/>
+      <w:r>
+        <w:rPr>
+          <w:rFonts w:ascii="Menlo" w:hAnsi="Menlo" w:cs="Menlo"/>
+          <w:color w:val="000000" w:themeColor="text1"/>
+          <w:kern w:val="0"/>
+          <w:sz w:val="26"/>
+          <w:szCs w:val="26"/>
+        </w:rPr>
+        <w:t>&gt;</w:t>
+      </w:r>
+    </w:p>
+    <w:p>
+      <w:pPr>
+        <w:tabs>
+          <w:tab w:val="left" w:pos="642"/>
+        </w:tabs>
+        <w:autoSpaceDE w:val="0"/>
+        <w:autoSpaceDN w:val="0"/>
+        <w:adjustRightInd w:val="0"/>
+        <w:spacing w:after="0" w:line="240" w:lineRule="auto"/>
+        <w:rPr>
+          <w:rFonts w:ascii="Menlo" w:hAnsi="Menlo" w:cs="Menlo"/>
+          <w:color w:val="000000" w:themeColor="text1"/>
+          <w:kern w:val="0"/>
+          <w:sz w:val="26"/>
+          <w:szCs w:val="26"/>
+        </w:rPr>
+      </w:pPr>
+    </w:p>
+    <w:p>
+      <w:pPr>
+        <w:tabs>
+          <w:tab w:val="left" w:pos="642"/>
+        </w:tabs>
+        <w:autoSpaceDE w:val="0"/>
+        <w:autoSpaceDN w:val="0"/>
+        <w:adjustRightInd w:val="0"/>
+        <w:spacing w:after="0" w:line="240" w:lineRule="auto"/>
+        <w:rPr>
+          <w:rFonts w:ascii="Menlo" w:hAnsi="Menlo" w:cs="Menlo"/>
+          <w:color w:val="000000" w:themeColor="text1"/>
+          <w:kern w:val="0"/>
+          <w:sz w:val="26"/>
+          <w:szCs w:val="26"/>
+        </w:rPr>
+      </w:pPr>
+      <w:r>
+        <w:rPr>
+          <w:rFonts w:ascii="Menlo" w:hAnsi="Menlo" w:cs="Menlo"/>
+          <w:b/>
+          <w:bCs/>
+          <w:color w:val="000000" w:themeColor="text1"/>
+          <w:kern w:val="0"/>
+          <w:sz w:val="26"/>
+          <w:szCs w:val="26"/>
+        </w:rPr>
+        <w:t>int</w:t>
+      </w:r>
+      <w:r>
+        <w:rPr>
+          <w:rFonts w:ascii="Menlo" w:hAnsi="Menlo" w:cs="Menlo"/>
+          <w:color w:val="000000" w:themeColor="text1"/>
+          <w:kern w:val="0"/>
+          <w:sz w:val="26"/>
+          <w:szCs w:val="26"/>
+        </w:rPr>
+        <w:t xml:space="preserve"> main(</w:t>
+      </w:r>
+      <w:r>
+        <w:rPr>
+          <w:rFonts w:ascii="Menlo" w:hAnsi="Menlo" w:cs="Menlo"/>
+          <w:b/>
+          <w:bCs/>
+          <w:color w:val="000000" w:themeColor="text1"/>
+          <w:kern w:val="0"/>
+          <w:sz w:val="26"/>
+          <w:szCs w:val="26"/>
+        </w:rPr>
+        <w:t>void</w:t>
+      </w:r>
+      <w:r>
+        <w:rPr>
+          <w:rFonts w:ascii="Menlo" w:hAnsi="Menlo" w:cs="Menlo"/>
+          <w:color w:val="000000" w:themeColor="text1"/>
+          <w:kern w:val="0"/>
+          <w:sz w:val="26"/>
+          <w:szCs w:val="26"/>
+        </w:rPr>
+        <w:t>) {</w:t>
+      </w:r>
+    </w:p>
+    <w:p>
+      <w:pPr>
+        <w:tabs>
+          <w:tab w:val="left" w:pos="642"/>
+        </w:tabs>
+        <w:autoSpaceDE w:val="0"/>
+        <w:autoSpaceDN w:val="0"/>
+        <w:adjustRightInd w:val="0"/>
+        <w:spacing w:after="0" w:line="240" w:lineRule="auto"/>
+        <w:rPr>
+          <w:rFonts w:ascii="Menlo" w:hAnsi="Menlo" w:cs="Menlo"/>
+          <w:color w:val="000000" w:themeColor="text1"/>
+          <w:kern w:val="0"/>
+          <w:sz w:val="26"/>
+          <w:szCs w:val="26"/>
+        </w:rPr>
+      </w:pPr>
+      <w:r>
+        <w:rPr>
+          <w:rFonts w:ascii="Menlo" w:hAnsi="Menlo" w:cs="Menlo"/>
+          <w:color w:val="000000" w:themeColor="text1"/>
+          <w:kern w:val="0"/>
+          <w:sz w:val="26"/>
+          <w:szCs w:val="26"/>
+        </w:rPr>
+        <w:t xml:space="preserve">    </w:t>
+      </w:r>
+      <w:r>
+        <w:rPr>
+          <w:rFonts w:ascii="Menlo" w:hAnsi="Menlo" w:cs="Menlo"/>
+          <w:b/>
+          <w:bCs/>
+          <w:color w:val="000000" w:themeColor="text1"/>
+          <w:kern w:val="0"/>
+          <w:sz w:val="26"/>
+          <w:szCs w:val="26"/>
+        </w:rPr>
+        <w:t>int</w:t>
+      </w:r>
+      <w:r>
+        <w:rPr>
+          <w:rFonts w:ascii="Menlo" w:hAnsi="Menlo" w:cs="Menlo"/>
+          <w:color w:val="000000" w:themeColor="text1"/>
+          <w:kern w:val="0"/>
+          <w:sz w:val="26"/>
+          <w:szCs w:val="26"/>
+        </w:rPr>
+        <w:t xml:space="preserve"> </w:t>
+      </w:r>
+      <w:proofErr w:type="spellStart"/>
+      <w:r>
+        <w:rPr>
+          <w:rFonts w:ascii="Menlo" w:hAnsi="Menlo" w:cs="Menlo"/>
+          <w:color w:val="000000" w:themeColor="text1"/>
+          <w:kern w:val="0"/>
+          <w:sz w:val="26"/>
+          <w:szCs w:val="26"/>
+        </w:rPr>
+        <w:t>i</w:t>
+      </w:r>
+      <w:proofErr w:type="spellEnd"/>
+      <w:r>
+        <w:rPr>
+          <w:rFonts w:ascii="Menlo" w:hAnsi="Menlo" w:cs="Menlo"/>
+          <w:color w:val="000000" w:themeColor="text1"/>
+          <w:kern w:val="0"/>
+          <w:sz w:val="26"/>
+          <w:szCs w:val="26"/>
+        </w:rPr>
+        <w:t>, j;</w:t>
+      </w:r>
+    </w:p>
+    <w:p>
+      <w:pPr>
+        <w:tabs>
+          <w:tab w:val="left" w:pos="642"/>
+        </w:tabs>
+        <w:autoSpaceDE w:val="0"/>
+        <w:autoSpaceDN w:val="0"/>
+        <w:adjustRightInd w:val="0"/>
+        <w:spacing w:after="0" w:line="240" w:lineRule="auto"/>
+        <w:rPr>
+          <w:rFonts w:ascii="Menlo" w:hAnsi="Menlo" w:cs="Menlo"/>
+          <w:color w:val="000000" w:themeColor="text1"/>
+          <w:kern w:val="0"/>
+          <w:sz w:val="26"/>
+          <w:szCs w:val="26"/>
+        </w:rPr>
+      </w:pPr>
+      <w:r>
+        <w:rPr>
+          <w:rFonts w:ascii="Menlo" w:hAnsi="Menlo" w:cs="Menlo"/>
+          <w:color w:val="000000" w:themeColor="text1"/>
+          <w:kern w:val="0"/>
+          <w:sz w:val="26"/>
+          <w:szCs w:val="26"/>
+        </w:rPr>
+        <w:t xml:space="preserve">    </w:t>
+      </w:r>
+    </w:p>
+    <w:p>
+      <w:pPr>
+        <w:tabs>
+          <w:tab w:val="left" w:pos="642"/>
+        </w:tabs>
+        <w:autoSpaceDE w:val="0"/>
+        <w:autoSpaceDN w:val="0"/>
+        <w:adjustRightInd w:val="0"/>
+        <w:spacing w:after="0" w:line="240" w:lineRule="auto"/>
+        <w:rPr>
+          <w:rFonts w:ascii="Menlo" w:hAnsi="Menlo" w:cs="Menlo"/>
+          <w:color w:val="000000" w:themeColor="text1"/>
+          <w:kern w:val="0"/>
+          <w:sz w:val="26"/>
+          <w:szCs w:val="26"/>
+        </w:rPr>
+      </w:pPr>
+      <w:r>
+        <w:rPr>
+          <w:rFonts w:ascii="Menlo" w:hAnsi="Menlo" w:cs="Menlo"/>
+          <w:color w:val="000000" w:themeColor="text1"/>
+          <w:kern w:val="0"/>
+          <w:sz w:val="26"/>
+          <w:szCs w:val="26"/>
+        </w:rPr>
+        <w:t xml:space="preserve">    </w:t>
+      </w:r>
+      <w:r>
+        <w:rPr>
+          <w:rFonts w:ascii="Menlo" w:hAnsi="Menlo" w:cs="Menlo"/>
+          <w:b/>
+          <w:bCs/>
+          <w:color w:val="000000" w:themeColor="text1"/>
+          <w:kern w:val="0"/>
+          <w:sz w:val="26"/>
+          <w:szCs w:val="26"/>
+        </w:rPr>
+        <w:t>for</w:t>
+      </w:r>
+      <w:r>
+        <w:rPr>
+          <w:rFonts w:ascii="Menlo" w:hAnsi="Menlo" w:cs="Menlo"/>
+          <w:color w:val="000000" w:themeColor="text1"/>
+          <w:kern w:val="0"/>
+          <w:sz w:val="26"/>
+          <w:szCs w:val="26"/>
+        </w:rPr>
+        <w:t xml:space="preserve"> (</w:t>
+      </w:r>
+      <w:proofErr w:type="spellStart"/>
+      <w:r>
+        <w:rPr>
+          <w:rFonts w:ascii="Menlo" w:hAnsi="Menlo" w:cs="Menlo"/>
+          <w:color w:val="000000" w:themeColor="text1"/>
+          <w:kern w:val="0"/>
+          <w:sz w:val="26"/>
+          <w:szCs w:val="26"/>
+        </w:rPr>
+        <w:t>i</w:t>
+      </w:r>
+      <w:proofErr w:type="spellEnd"/>
+      <w:r>
+        <w:rPr>
+          <w:rFonts w:ascii="Menlo" w:hAnsi="Menlo" w:cs="Menlo"/>
+          <w:color w:val="000000" w:themeColor="text1"/>
+          <w:kern w:val="0"/>
+          <w:sz w:val="26"/>
+          <w:szCs w:val="26"/>
+        </w:rPr>
+        <w:t xml:space="preserve"> = 9; </w:t>
+      </w:r>
+      <w:proofErr w:type="spellStart"/>
+      <w:r>
+        <w:rPr>
+          <w:rFonts w:ascii="Menlo" w:hAnsi="Menlo" w:cs="Menlo"/>
+          <w:color w:val="000000" w:themeColor="text1"/>
+          <w:kern w:val="0"/>
+          <w:sz w:val="26"/>
+          <w:szCs w:val="26"/>
+        </w:rPr>
+        <w:t>i</w:t>
+      </w:r>
+      <w:proofErr w:type="spellEnd"/>
+      <w:r>
+        <w:rPr>
+          <w:rFonts w:ascii="Menlo" w:hAnsi="Menlo" w:cs="Menlo"/>
+          <w:color w:val="000000" w:themeColor="text1"/>
+          <w:kern w:val="0"/>
+          <w:sz w:val="26"/>
+          <w:szCs w:val="26"/>
+        </w:rPr>
+        <w:t xml:space="preserve"> &gt;= 1; </w:t>
+      </w:r>
+      <w:proofErr w:type="spellStart"/>
+      <w:r>
+        <w:rPr>
+          <w:rFonts w:ascii="Menlo" w:hAnsi="Menlo" w:cs="Menlo"/>
+          <w:color w:val="000000" w:themeColor="text1"/>
+          <w:kern w:val="0"/>
+          <w:sz w:val="26"/>
+          <w:szCs w:val="26"/>
+        </w:rPr>
+        <w:t>i</w:t>
+      </w:r>
+      <w:proofErr w:type="spellEnd"/>
+      <w:r>
+        <w:rPr>
+          <w:rFonts w:ascii="Menlo" w:hAnsi="Menlo" w:cs="Menlo"/>
+          <w:color w:val="000000" w:themeColor="text1"/>
+          <w:kern w:val="0"/>
+          <w:sz w:val="26"/>
+          <w:szCs w:val="26"/>
+        </w:rPr>
+        <w:t>--) {</w:t>
+      </w:r>
+    </w:p>
+    <w:p>
+      <w:pPr>
+        <w:tabs>
+          <w:tab w:val="left" w:pos="642"/>
+        </w:tabs>
+        <w:autoSpaceDE w:val="0"/>
+        <w:autoSpaceDN w:val="0"/>
+        <w:adjustRightInd w:val="0"/>
+        <w:spacing w:after="0" w:line="240" w:lineRule="auto"/>
+        <w:rPr>
+          <w:rFonts w:ascii="Menlo" w:hAnsi="Menlo" w:cs="Menlo"/>
+          <w:color w:val="000000" w:themeColor="text1"/>
+          <w:kern w:val="0"/>
+          <w:sz w:val="26"/>
+          <w:szCs w:val="26"/>
+        </w:rPr>
+      </w:pPr>
+      <w:r>
+        <w:rPr>
+          <w:rFonts w:ascii="Menlo" w:hAnsi="Menlo" w:cs="Menlo"/>
+          <w:color w:val="000000" w:themeColor="text1"/>
+          <w:kern w:val="0"/>
+          <w:sz w:val="26"/>
+          <w:szCs w:val="26"/>
+        </w:rPr>
+        <w:t xml:space="preserve">       </w:t>
+      </w:r>
+    </w:p>
+    <w:p>
+      <w:pPr>
+        <w:tabs>
+          <w:tab w:val="left" w:pos="642"/>
+        </w:tabs>
+        <w:autoSpaceDE w:val="0"/>
+        <w:autoSpaceDN w:val="0"/>
+        <w:adjustRightInd w:val="0"/>
+        <w:spacing w:after="0" w:line="240" w:lineRule="auto"/>
+        <w:rPr>
+          <w:rFonts w:ascii="Menlo" w:hAnsi="Menlo" w:cs="Menlo"/>
+          <w:color w:val="000000" w:themeColor="text1"/>
+          <w:kern w:val="0"/>
+          <w:sz w:val="26"/>
+          <w:szCs w:val="26"/>
+        </w:rPr>
+      </w:pPr>
+      <w:r>
+        <w:rPr>
+          <w:rFonts w:ascii="Menlo" w:hAnsi="Menlo" w:cs="Menlo"/>
+          <w:color w:val="000000" w:themeColor="text1"/>
+          <w:kern w:val="0"/>
+          <w:sz w:val="26"/>
+          <w:szCs w:val="26"/>
+        </w:rPr>
+        <w:t xml:space="preserve">        </w:t>
+      </w:r>
+      <w:r>
+        <w:rPr>
+          <w:rFonts w:ascii="Menlo" w:hAnsi="Menlo" w:cs="Menlo"/>
+          <w:b/>
+          <w:bCs/>
+          <w:color w:val="000000" w:themeColor="text1"/>
+          <w:kern w:val="0"/>
+          <w:sz w:val="26"/>
+          <w:szCs w:val="26"/>
+        </w:rPr>
+        <w:t>for</w:t>
+      </w:r>
+      <w:r>
+        <w:rPr>
+          <w:rFonts w:ascii="Menlo" w:hAnsi="Menlo" w:cs="Menlo"/>
+          <w:color w:val="000000" w:themeColor="text1"/>
+          <w:kern w:val="0"/>
+          <w:sz w:val="26"/>
+          <w:szCs w:val="26"/>
+        </w:rPr>
+        <w:t xml:space="preserve"> (j = 9; j &gt;= </w:t>
+      </w:r>
+      <w:proofErr w:type="spellStart"/>
+      <w:r>
+        <w:rPr>
+          <w:rFonts w:ascii="Menlo" w:hAnsi="Menlo" w:cs="Menlo"/>
+          <w:color w:val="000000" w:themeColor="text1"/>
+          <w:kern w:val="0"/>
+          <w:sz w:val="26"/>
+          <w:szCs w:val="26"/>
+        </w:rPr>
+        <w:t>i</w:t>
+      </w:r>
+      <w:proofErr w:type="spellEnd"/>
+      <w:r>
+        <w:rPr>
+          <w:rFonts w:ascii="Menlo" w:hAnsi="Menlo" w:cs="Menlo"/>
+          <w:color w:val="000000" w:themeColor="text1"/>
+          <w:kern w:val="0"/>
+          <w:sz w:val="26"/>
+          <w:szCs w:val="26"/>
+        </w:rPr>
+        <w:t>; j--) {</w:t>
+      </w:r>
+    </w:p>
+    <w:p>
+      <w:pPr>
+        <w:tabs>
+          <w:tab w:val="left" w:pos="642"/>
+        </w:tabs>
+        <w:autoSpaceDE w:val="0"/>
+        <w:autoSpaceDN w:val="0"/>
+        <w:adjustRightInd w:val="0"/>
+        <w:spacing w:after="0" w:line="240" w:lineRule="auto"/>
+        <w:rPr>
+          <w:rFonts w:ascii="Menlo" w:hAnsi="Menlo" w:cs="Menlo"/>
+          <w:color w:val="000000" w:themeColor="text1"/>
+          <w:kern w:val="0"/>
+          <w:sz w:val="26"/>
+          <w:szCs w:val="26"/>
+        </w:rPr>
+      </w:pPr>
+      <w:r>
+        <w:rPr>
+          <w:rFonts w:ascii="Menlo" w:hAnsi="Menlo" w:cs="Menlo"/>
+          <w:color w:val="000000" w:themeColor="text1"/>
+          <w:kern w:val="0"/>
+          <w:sz w:val="26"/>
+          <w:szCs w:val="26"/>
+        </w:rPr>
+        <w:t xml:space="preserve">            </w:t>
+      </w:r>
+      <w:proofErr w:type="spellStart"/>
+      <w:proofErr w:type="gramStart"/>
+      <w:r>
+        <w:rPr>
+          <w:rFonts w:ascii="Menlo" w:hAnsi="Menlo" w:cs="Menlo"/>
+          <w:color w:val="000000" w:themeColor="text1"/>
+          <w:kern w:val="0"/>
+          <w:sz w:val="26"/>
+          <w:szCs w:val="26"/>
+        </w:rPr>
+        <w:t>printf</w:t>
+      </w:r>
+      <w:proofErr w:type="spellEnd"/>
+      <w:r>
+        <w:rPr>
+          <w:rFonts w:ascii="Menlo" w:hAnsi="Menlo" w:cs="Menlo"/>
+          <w:color w:val="000000" w:themeColor="text1"/>
+          <w:kern w:val="0"/>
+          <w:sz w:val="26"/>
+          <w:szCs w:val="26"/>
+        </w:rPr>
+        <w:t>(</w:t>
+      </w:r>
+      <w:proofErr w:type="gramEnd"/>
+      <w:r>
+        <w:rPr>
+          <w:rFonts w:ascii="Menlo" w:hAnsi="Menlo" w:cs="Menlo"/>
+          <w:color w:val="000000" w:themeColor="text1"/>
+          <w:kern w:val="0"/>
+          <w:sz w:val="26"/>
+          <w:szCs w:val="26"/>
+        </w:rPr>
+        <w:t>"%d", j);</w:t>
+      </w:r>
+    </w:p>
+    <w:p>
+      <w:pPr>
+        <w:tabs>
+          <w:tab w:val="left" w:pos="642"/>
+        </w:tabs>
+        <w:autoSpaceDE w:val="0"/>
+        <w:autoSpaceDN w:val="0"/>
+        <w:adjustRightInd w:val="0"/>
+        <w:spacing w:after="0" w:line="240" w:lineRule="auto"/>
+        <w:rPr>
+          <w:rFonts w:ascii="Menlo" w:hAnsi="Menlo" w:cs="Menlo"/>
+          <w:color w:val="000000" w:themeColor="text1"/>
+          <w:kern w:val="0"/>
+          <w:sz w:val="26"/>
+          <w:szCs w:val="26"/>
+        </w:rPr>
+      </w:pPr>
+      <w:r>
+        <w:rPr>
+          <w:rFonts w:ascii="Menlo" w:hAnsi="Menlo" w:cs="Menlo"/>
+          <w:color w:val="000000" w:themeColor="text1"/>
+          <w:kern w:val="0"/>
+          <w:sz w:val="26"/>
+          <w:szCs w:val="26"/>
+        </w:rPr>
+        <w:t xml:space="preserve">        }</w:t>
+      </w:r>
+    </w:p>
+    <w:p>
+      <w:pPr>
+        <w:tabs>
+          <w:tab w:val="left" w:pos="642"/>
+        </w:tabs>
+        <w:autoSpaceDE w:val="0"/>
+        <w:autoSpaceDN w:val="0"/>
+        <w:adjustRightInd w:val="0"/>
+        <w:spacing w:after="0" w:line="240" w:lineRule="auto"/>
+        <w:rPr>
+          <w:rFonts w:ascii="Menlo" w:hAnsi="Menlo" w:cs="Menlo"/>
+          <w:color w:val="000000" w:themeColor="text1"/>
+          <w:kern w:val="0"/>
+          <w:sz w:val="26"/>
+          <w:szCs w:val="26"/>
+        </w:rPr>
+      </w:pPr>
+      <w:r>
+        <w:rPr>
+          <w:rFonts w:ascii="Menlo" w:hAnsi="Menlo" w:cs="Menlo"/>
+          <w:color w:val="000000" w:themeColor="text1"/>
+          <w:kern w:val="0"/>
+          <w:sz w:val="26"/>
+          <w:szCs w:val="26"/>
+        </w:rPr>
+        <w:t xml:space="preserve">        </w:t>
+      </w:r>
+    </w:p>
+    <w:p>
+      <w:pPr>
+        <w:tabs>
+          <w:tab w:val="left" w:pos="642"/>
+        </w:tabs>
+        <w:autoSpaceDE w:val="0"/>
+        <w:autoSpaceDN w:val="0"/>
+        <w:adjustRightInd w:val="0"/>
+        <w:spacing w:after="0" w:line="240" w:lineRule="auto"/>
+        <w:rPr>
+          <w:rFonts w:ascii="Menlo" w:hAnsi="Menlo" w:cs="Menlo"/>
+          <w:color w:val="000000" w:themeColor="text1"/>
+          <w:kern w:val="0"/>
+          <w:sz w:val="26"/>
+          <w:szCs w:val="26"/>
+        </w:rPr>
+      </w:pPr>
+      <w:r>
+        <w:rPr>
+          <w:rFonts w:ascii="Menlo" w:hAnsi="Menlo" w:cs="Menlo"/>
+          <w:color w:val="000000" w:themeColor="text1"/>
+          <w:kern w:val="0"/>
+          <w:sz w:val="26"/>
+          <w:szCs w:val="26"/>
+        </w:rPr>
+        <w:t xml:space="preserve">        </w:t>
+      </w:r>
+      <w:proofErr w:type="spellStart"/>
+      <w:r>
+        <w:rPr>
+          <w:rFonts w:ascii="Menlo" w:hAnsi="Menlo" w:cs="Menlo"/>
+          <w:color w:val="000000" w:themeColor="text1"/>
+          <w:kern w:val="0"/>
+          <w:sz w:val="26"/>
+          <w:szCs w:val="26"/>
+        </w:rPr>
+        <w:t>printf</w:t>
+      </w:r>
+      <w:proofErr w:type="spellEnd"/>
+      <w:r>
+        <w:rPr>
+          <w:rFonts w:ascii="Menlo" w:hAnsi="Menlo" w:cs="Menlo"/>
+          <w:color w:val="000000" w:themeColor="text1"/>
+          <w:kern w:val="0"/>
+          <w:sz w:val="26"/>
+          <w:szCs w:val="26"/>
+        </w:rPr>
+        <w:t>("\n");</w:t>
+      </w:r>
+    </w:p>
+    <w:p>
+      <w:pPr>
+        <w:tabs>
+          <w:tab w:val="left" w:pos="642"/>
+        </w:tabs>
+        <w:autoSpaceDE w:val="0"/>
+        <w:autoSpaceDN w:val="0"/>
+        <w:adjustRightInd w:val="0"/>
+        <w:spacing w:after="0" w:line="240" w:lineRule="auto"/>
+        <w:rPr>
+          <w:rFonts w:ascii="Menlo" w:hAnsi="Menlo" w:cs="Menlo"/>
+          <w:color w:val="000000" w:themeColor="text1"/>
+          <w:kern w:val="0"/>
+          <w:sz w:val="26"/>
+          <w:szCs w:val="26"/>
+        </w:rPr>
+      </w:pPr>
+      <w:r>
+        <w:rPr>
+          <w:rFonts w:ascii="Menlo" w:hAnsi="Menlo" w:cs="Menlo"/>
+          <w:color w:val="000000" w:themeColor="text1"/>
+          <w:kern w:val="0"/>
+          <w:sz w:val="26"/>
+          <w:szCs w:val="26"/>
+        </w:rPr>
+        <w:t xml:space="preserve">    }</w:t>
+      </w:r>
+    </w:p>
+    <w:p>
+      <w:pPr>
+        <w:tabs>
+          <w:tab w:val="left" w:pos="642"/>
+        </w:tabs>
+        <w:autoSpaceDE w:val="0"/>
+        <w:autoSpaceDN w:val="0"/>
+        <w:adjustRightInd w:val="0"/>
+        <w:spacing w:after="0" w:line="240" w:lineRule="auto"/>
+        <w:rPr>
+          <w:rFonts w:ascii="Menlo" w:hAnsi="Menlo" w:cs="Menlo"/>
+          <w:color w:val="000000" w:themeColor="text1"/>
+          <w:kern w:val="0"/>
+          <w:sz w:val="26"/>
+          <w:szCs w:val="26"/>
+        </w:rPr>
+      </w:pPr>
+      <w:r>
+        <w:rPr>
+          <w:rFonts w:ascii="Menlo" w:hAnsi="Menlo" w:cs="Menlo"/>
+          <w:color w:val="000000" w:themeColor="text1"/>
+          <w:kern w:val="0"/>
+          <w:sz w:val="26"/>
+          <w:szCs w:val="26"/>
+        </w:rPr>
+        <w:t xml:space="preserve">    system("pause");</w:t>
+      </w:r>
+    </w:p>
+    <w:p>
+      <w:pPr>
+        <w:tabs>
+          <w:tab w:val="left" w:pos="642"/>
+        </w:tabs>
+        <w:autoSpaceDE w:val="0"/>
+        <w:autoSpaceDN w:val="0"/>
+        <w:adjustRightInd w:val="0"/>
+        <w:spacing w:after="0" w:line="240" w:lineRule="auto"/>
+        <w:rPr>
+          <w:rFonts w:ascii="Menlo" w:hAnsi="Menlo" w:cs="Menlo"/>
+          <w:color w:val="000000" w:themeColor="text1"/>
+          <w:kern w:val="0"/>
+          <w:sz w:val="26"/>
+          <w:szCs w:val="26"/>
+        </w:rPr>
+      </w:pPr>
+      <w:r>
+        <w:rPr>
+          <w:rFonts w:ascii="Menlo" w:hAnsi="Menlo" w:cs="Menlo"/>
+          <w:color w:val="000000" w:themeColor="text1"/>
+          <w:kern w:val="0"/>
+          <w:sz w:val="26"/>
+          <w:szCs w:val="26"/>
+        </w:rPr>
+        <w:t xml:space="preserve">    </w:t>
+      </w:r>
+      <w:r>
+        <w:rPr>
+          <w:rFonts w:ascii="Menlo" w:hAnsi="Menlo" w:cs="Menlo"/>
+          <w:b/>
+          <w:bCs/>
+          <w:color w:val="000000" w:themeColor="text1"/>
+          <w:kern w:val="0"/>
+          <w:sz w:val="26"/>
+          <w:szCs w:val="26"/>
+        </w:rPr>
+        <w:t>return</w:t>
+      </w:r>
+      <w:r>
+        <w:rPr>
+          <w:rFonts w:ascii="Menlo" w:hAnsi="Menlo" w:cs="Menlo"/>
+          <w:color w:val="000000" w:themeColor="text1"/>
+          <w:kern w:val="0"/>
+          <w:sz w:val="26"/>
+          <w:szCs w:val="26"/>
+        </w:rPr>
+        <w:t xml:space="preserve"> 0;</w:t>
+      </w:r>
+    </w:p>
+    <w:p>
+      <w:pPr>
+        <w:widowControl/>
+        <w:pBdr>
+          <w:bottom w:val="single" w:sz="6" w:space="1" w:color="auto"/>
+        </w:pBdr>
+        <w:spacing w:line="240" w:lineRule="auto"/>
+        <w:rPr>
+          <w:rFonts w:ascii="Menlo" w:hAnsi="Menlo" w:cs="Menlo"/>
+          <w:color w:val="000000" w:themeColor="text1"/>
+          <w:kern w:val="0"/>
+          <w:sz w:val="26"/>
+          <w:szCs w:val="26"/>
+        </w:rPr>
+      </w:pPr>
+      <w:r>
+        <w:rPr>
+          <w:rFonts w:ascii="Menlo" w:hAnsi="Menlo" w:cs="Menlo"/>
+          <w:color w:val="000000" w:themeColor="text1"/>
+          <w:kern w:val="0"/>
+          <w:sz w:val="26"/>
+          <w:szCs w:val="26"/>
+        </w:rPr>
+        <w:t>}</w:t>
+      </w:r>
+    </w:p>
+    <w:p>
+      <w:pPr>
+        <w:widowControl/>
+        <w:pBdr>
+          <w:bottom w:val="single" w:sz="6" w:space="1" w:color="auto"/>
+        </w:pBdr>
+        <w:spacing w:line="240" w:lineRule="auto"/>
+        <w:rPr>
+          <w:rFonts w:ascii="Menlo" w:hAnsi="Menlo" w:cs="Menlo"/>
+          <w:color w:val="000000" w:themeColor="text1"/>
+          <w:kern w:val="0"/>
+          <w:sz w:val="26"/>
+          <w:szCs w:val="26"/>
+        </w:rPr>
+      </w:pPr>
+    </w:p>
+    <w:p>
+      <w:pPr>
+        <w:widowControl/>
+        <w:spacing w:line="240" w:lineRule="auto"/>
+        <w:rPr>
+          <w:rFonts w:ascii="Menlo" w:hAnsi="Menlo" w:cs="Menlo" w:hint="eastAsia"/>
+          <w:color w:val="000000" w:themeColor="text1"/>
+          <w:kern w:val="0"/>
+          <w:sz w:val="26"/>
+          <w:szCs w:val="26"/>
+        </w:rPr>
+      </w:pPr>
+    </w:p>
+    <w:p>
+      <w:pPr>
+        <w:widowControl/>
+        <w:spacing w:line="240" w:lineRule="auto"/>
+        <w:rPr>
+          <w:rFonts w:ascii="Menlo" w:hAnsi="Menlo" w:cs="Menlo"/>
+          <w:color w:val="000000" w:themeColor="text1"/>
+          <w:kern w:val="0"/>
+          <w:sz w:val="26"/>
+          <w:szCs w:val="26"/>
+        </w:rPr>
+      </w:pPr>
+      <w:r>
+        <w:rPr>
+          <w:rFonts w:ascii="Menlo" w:hAnsi="Menlo" w:cs="Menlo" w:hint="eastAsia"/>
+          <w:color w:val="000000" w:themeColor="text1"/>
+          <w:kern w:val="0"/>
+          <w:sz w:val="26"/>
+          <w:szCs w:val="26"/>
+        </w:rPr>
+        <w:t>/</w:t>
+      </w:r>
+      <w:r>
+        <w:rPr>
+          <w:rFonts w:ascii="Menlo" w:hAnsi="Menlo" w:cs="Menlo"/>
+          <w:color w:val="000000" w:themeColor="text1"/>
+          <w:kern w:val="0"/>
+          <w:sz w:val="26"/>
+          <w:szCs w:val="26"/>
+        </w:rPr>
+        <w:t>/7.</w:t>
+      </w:r>
+    </w:p>
+    <w:p>
+      <w:pPr>
+        <w:tabs>
+          <w:tab w:val="left" w:pos="642"/>
+        </w:tabs>
+        <w:autoSpaceDE w:val="0"/>
+        <w:autoSpaceDN w:val="0"/>
+        <w:adjustRightInd w:val="0"/>
+        <w:spacing w:after="0" w:line="240" w:lineRule="auto"/>
+        <w:rPr>
+          <w:rFonts w:ascii="Menlo" w:hAnsi="Menlo" w:cs="Menlo"/>
+          <w:color w:val="000000" w:themeColor="text1"/>
+          <w:kern w:val="0"/>
+          <w:sz w:val="26"/>
+          <w:szCs w:val="26"/>
+        </w:rPr>
+      </w:pPr>
+      <w:r>
+        <w:rPr>
+          <w:rFonts w:ascii="Menlo" w:hAnsi="Menlo" w:cs="Menlo"/>
+          <w:color w:val="000000" w:themeColor="text1"/>
+          <w:kern w:val="0"/>
+          <w:sz w:val="26"/>
+          <w:szCs w:val="26"/>
+        </w:rPr>
+        <w:t>#include &lt;</w:t>
+      </w:r>
+      <w:proofErr w:type="spellStart"/>
+      <w:r>
+        <w:rPr>
+          <w:rFonts w:ascii="Menlo" w:hAnsi="Menlo" w:cs="Menlo"/>
+          <w:color w:val="000000" w:themeColor="text1"/>
+          <w:kern w:val="0"/>
+          <w:sz w:val="26"/>
+          <w:szCs w:val="26"/>
+        </w:rPr>
+        <w:t>stdio.h</w:t>
+      </w:r>
+      <w:proofErr w:type="spellEnd"/>
+      <w:r>
+        <w:rPr>
+          <w:rFonts w:ascii="Menlo" w:hAnsi="Menlo" w:cs="Menlo"/>
+          <w:color w:val="000000" w:themeColor="text1"/>
+          <w:kern w:val="0"/>
+          <w:sz w:val="26"/>
+          <w:szCs w:val="26"/>
+        </w:rPr>
+        <w:t>&gt;</w:t>
+      </w:r>
+    </w:p>
+    <w:p>
+      <w:pPr>
+        <w:tabs>
+          <w:tab w:val="left" w:pos="642"/>
+        </w:tabs>
+        <w:autoSpaceDE w:val="0"/>
+        <w:autoSpaceDN w:val="0"/>
+        <w:adjustRightInd w:val="0"/>
+        <w:spacing w:after="0" w:line="240" w:lineRule="auto"/>
+        <w:rPr>
+          <w:rFonts w:ascii="Menlo" w:hAnsi="Menlo" w:cs="Menlo"/>
+          <w:color w:val="000000" w:themeColor="text1"/>
+          <w:kern w:val="0"/>
+          <w:sz w:val="26"/>
+          <w:szCs w:val="26"/>
+        </w:rPr>
+      </w:pPr>
+      <w:r>
+        <w:rPr>
+          <w:rFonts w:ascii="Menlo" w:hAnsi="Menlo" w:cs="Menlo"/>
+          <w:color w:val="000000" w:themeColor="text1"/>
+          <w:kern w:val="0"/>
+          <w:sz w:val="26"/>
+          <w:szCs w:val="26"/>
+        </w:rPr>
+        <w:t>#include &lt;</w:t>
+      </w:r>
+      <w:proofErr w:type="spellStart"/>
+      <w:r>
+        <w:rPr>
+          <w:rFonts w:ascii="Menlo" w:hAnsi="Menlo" w:cs="Menlo"/>
+          <w:color w:val="000000" w:themeColor="text1"/>
+          <w:kern w:val="0"/>
+          <w:sz w:val="26"/>
+          <w:szCs w:val="26"/>
+        </w:rPr>
+        <w:t>stdlib.h</w:t>
+      </w:r>
+      <w:proofErr w:type="spellEnd"/>
+      <w:r>
+        <w:rPr>
+          <w:rFonts w:ascii="Menlo" w:hAnsi="Menlo" w:cs="Menlo"/>
+          <w:color w:val="000000" w:themeColor="text1"/>
+          <w:kern w:val="0"/>
+          <w:sz w:val="26"/>
+          <w:szCs w:val="26"/>
+        </w:rPr>
+        <w:t>&gt;</w:t>
+      </w:r>
+    </w:p>
+    <w:p>
+      <w:pPr>
+        <w:tabs>
+          <w:tab w:val="left" w:pos="642"/>
+        </w:tabs>
+        <w:autoSpaceDE w:val="0"/>
+        <w:autoSpaceDN w:val="0"/>
+        <w:adjustRightInd w:val="0"/>
+        <w:spacing w:after="0" w:line="240" w:lineRule="auto"/>
+        <w:rPr>
+          <w:rFonts w:ascii="Menlo" w:hAnsi="Menlo" w:cs="Menlo"/>
+          <w:color w:val="000000" w:themeColor="text1"/>
+          <w:kern w:val="0"/>
+          <w:sz w:val="26"/>
+          <w:szCs w:val="26"/>
+        </w:rPr>
+      </w:pPr>
+    </w:p>
+    <w:p>
+      <w:pPr>
+        <w:tabs>
+          <w:tab w:val="left" w:pos="642"/>
+        </w:tabs>
+        <w:autoSpaceDE w:val="0"/>
+        <w:autoSpaceDN w:val="0"/>
+        <w:adjustRightInd w:val="0"/>
+        <w:spacing w:after="0" w:line="240" w:lineRule="auto"/>
+        <w:rPr>
+          <w:rFonts w:ascii="Menlo" w:hAnsi="Menlo" w:cs="Menlo"/>
+          <w:color w:val="000000" w:themeColor="text1"/>
+          <w:kern w:val="0"/>
+          <w:sz w:val="26"/>
+          <w:szCs w:val="26"/>
+        </w:rPr>
+      </w:pPr>
+      <w:r>
+        <w:rPr>
+          <w:rFonts w:ascii="Menlo" w:hAnsi="Menlo" w:cs="Menlo"/>
+          <w:b/>
+          <w:bCs/>
+          <w:color w:val="000000" w:themeColor="text1"/>
+          <w:kern w:val="0"/>
+          <w:sz w:val="26"/>
+          <w:szCs w:val="26"/>
+        </w:rPr>
+        <w:t>int</w:t>
+      </w:r>
+      <w:r>
+        <w:rPr>
+          <w:rFonts w:ascii="Menlo" w:hAnsi="Menlo" w:cs="Menlo"/>
+          <w:color w:val="000000" w:themeColor="text1"/>
+          <w:kern w:val="0"/>
+          <w:sz w:val="26"/>
+          <w:szCs w:val="26"/>
+        </w:rPr>
+        <w:t xml:space="preserve"> main(</w:t>
+      </w:r>
+      <w:r>
+        <w:rPr>
+          <w:rFonts w:ascii="Menlo" w:hAnsi="Menlo" w:cs="Menlo"/>
+          <w:b/>
+          <w:bCs/>
+          <w:color w:val="000000" w:themeColor="text1"/>
+          <w:kern w:val="0"/>
+          <w:sz w:val="26"/>
+          <w:szCs w:val="26"/>
+        </w:rPr>
+        <w:t>void</w:t>
+      </w:r>
+      <w:r>
+        <w:rPr>
+          <w:rFonts w:ascii="Menlo" w:hAnsi="Menlo" w:cs="Menlo"/>
+          <w:color w:val="000000" w:themeColor="text1"/>
+          <w:kern w:val="0"/>
+          <w:sz w:val="26"/>
+          <w:szCs w:val="26"/>
+        </w:rPr>
+        <w:t>) {</w:t>
+      </w:r>
+    </w:p>
+    <w:p>
+      <w:pPr>
+        <w:tabs>
+          <w:tab w:val="left" w:pos="642"/>
+        </w:tabs>
+        <w:autoSpaceDE w:val="0"/>
+        <w:autoSpaceDN w:val="0"/>
+        <w:adjustRightInd w:val="0"/>
+        <w:spacing w:after="0" w:line="240" w:lineRule="auto"/>
+        <w:rPr>
+          <w:rFonts w:ascii="Menlo" w:hAnsi="Menlo" w:cs="Menlo"/>
+          <w:color w:val="000000" w:themeColor="text1"/>
+          <w:kern w:val="0"/>
+          <w:sz w:val="26"/>
+          <w:szCs w:val="26"/>
+        </w:rPr>
+      </w:pPr>
+      <w:r>
+        <w:rPr>
+          <w:rFonts w:ascii="Menlo" w:hAnsi="Menlo" w:cs="Menlo"/>
+          <w:color w:val="000000" w:themeColor="text1"/>
+          <w:kern w:val="0"/>
+          <w:sz w:val="26"/>
+          <w:szCs w:val="26"/>
+        </w:rPr>
+        <w:t xml:space="preserve">    </w:t>
+      </w:r>
+      <w:r>
+        <w:rPr>
+          <w:rFonts w:ascii="Menlo" w:hAnsi="Menlo" w:cs="Menlo"/>
+          <w:b/>
+          <w:bCs/>
+          <w:color w:val="000000" w:themeColor="text1"/>
+          <w:kern w:val="0"/>
+          <w:sz w:val="26"/>
+          <w:szCs w:val="26"/>
+        </w:rPr>
+        <w:t>int</w:t>
+      </w:r>
+      <w:r>
+        <w:rPr>
+          <w:rFonts w:ascii="Menlo" w:hAnsi="Menlo" w:cs="Menlo"/>
+          <w:color w:val="000000" w:themeColor="text1"/>
+          <w:kern w:val="0"/>
+          <w:sz w:val="26"/>
+          <w:szCs w:val="26"/>
+        </w:rPr>
+        <w:t xml:space="preserve"> </w:t>
+      </w:r>
+      <w:proofErr w:type="spellStart"/>
+      <w:r>
+        <w:rPr>
+          <w:rFonts w:ascii="Menlo" w:hAnsi="Menlo" w:cs="Menlo"/>
+          <w:color w:val="000000" w:themeColor="text1"/>
+          <w:kern w:val="0"/>
+          <w:sz w:val="26"/>
+          <w:szCs w:val="26"/>
+        </w:rPr>
+        <w:t>i</w:t>
+      </w:r>
+      <w:proofErr w:type="spellEnd"/>
+      <w:r>
+        <w:rPr>
+          <w:rFonts w:ascii="Menlo" w:hAnsi="Menlo" w:cs="Menlo"/>
+          <w:color w:val="000000" w:themeColor="text1"/>
+          <w:kern w:val="0"/>
+          <w:sz w:val="26"/>
+          <w:szCs w:val="26"/>
+        </w:rPr>
+        <w:t>;</w:t>
+      </w:r>
+    </w:p>
+    <w:p>
+      <w:pPr>
+        <w:tabs>
+          <w:tab w:val="left" w:pos="642"/>
+        </w:tabs>
+        <w:autoSpaceDE w:val="0"/>
+        <w:autoSpaceDN w:val="0"/>
+        <w:adjustRightInd w:val="0"/>
+        <w:spacing w:after="0" w:line="240" w:lineRule="auto"/>
+        <w:rPr>
+          <w:rFonts w:ascii="Menlo" w:hAnsi="Menlo" w:cs="Menlo"/>
+          <w:color w:val="000000" w:themeColor="text1"/>
+          <w:kern w:val="0"/>
+          <w:sz w:val="26"/>
+          <w:szCs w:val="26"/>
+        </w:rPr>
+      </w:pPr>
+      <w:r>
+        <w:rPr>
+          <w:rFonts w:ascii="Menlo" w:hAnsi="Menlo" w:cs="Menlo"/>
+          <w:color w:val="000000" w:themeColor="text1"/>
+          <w:kern w:val="0"/>
+          <w:sz w:val="26"/>
+          <w:szCs w:val="26"/>
+        </w:rPr>
+        <w:t xml:space="preserve">    </w:t>
+      </w:r>
+      <w:r>
+        <w:rPr>
+          <w:rFonts w:ascii="Menlo" w:hAnsi="Menlo" w:cs="Menlo"/>
+          <w:b/>
+          <w:bCs/>
+          <w:color w:val="000000" w:themeColor="text1"/>
+          <w:kern w:val="0"/>
+          <w:sz w:val="26"/>
+          <w:szCs w:val="26"/>
+        </w:rPr>
+        <w:t>for</w:t>
+      </w:r>
+      <w:r>
+        <w:rPr>
+          <w:rFonts w:ascii="Menlo" w:hAnsi="Menlo" w:cs="Menlo"/>
+          <w:color w:val="000000" w:themeColor="text1"/>
+          <w:kern w:val="0"/>
+          <w:sz w:val="26"/>
+          <w:szCs w:val="26"/>
+        </w:rPr>
+        <w:t xml:space="preserve"> (</w:t>
+      </w:r>
+      <w:proofErr w:type="spellStart"/>
+      <w:r>
+        <w:rPr>
+          <w:rFonts w:ascii="Menlo" w:hAnsi="Menlo" w:cs="Menlo"/>
+          <w:color w:val="000000" w:themeColor="text1"/>
+          <w:kern w:val="0"/>
+          <w:sz w:val="26"/>
+          <w:szCs w:val="26"/>
+        </w:rPr>
+        <w:t>i</w:t>
+      </w:r>
+      <w:proofErr w:type="spellEnd"/>
+      <w:r>
+        <w:rPr>
+          <w:rFonts w:ascii="Menlo" w:hAnsi="Menlo" w:cs="Menlo"/>
+          <w:color w:val="000000" w:themeColor="text1"/>
+          <w:kern w:val="0"/>
+          <w:sz w:val="26"/>
+          <w:szCs w:val="26"/>
+        </w:rPr>
+        <w:t xml:space="preserve"> = 30; </w:t>
+      </w:r>
+      <w:proofErr w:type="spellStart"/>
+      <w:r>
+        <w:rPr>
+          <w:rFonts w:ascii="Menlo" w:hAnsi="Menlo" w:cs="Menlo"/>
+          <w:color w:val="000000" w:themeColor="text1"/>
+          <w:kern w:val="0"/>
+          <w:sz w:val="26"/>
+          <w:szCs w:val="26"/>
+        </w:rPr>
+        <w:t>i</w:t>
+      </w:r>
+      <w:proofErr w:type="spellEnd"/>
+      <w:r>
+        <w:rPr>
+          <w:rFonts w:ascii="Menlo" w:hAnsi="Menlo" w:cs="Menlo"/>
+          <w:color w:val="000000" w:themeColor="text1"/>
+          <w:kern w:val="0"/>
+          <w:sz w:val="26"/>
+          <w:szCs w:val="26"/>
+        </w:rPr>
+        <w:t xml:space="preserve"> &lt;= 300; </w:t>
+      </w:r>
+      <w:proofErr w:type="spellStart"/>
+      <w:r>
+        <w:rPr>
+          <w:rFonts w:ascii="Menlo" w:hAnsi="Menlo" w:cs="Menlo"/>
+          <w:color w:val="000000" w:themeColor="text1"/>
+          <w:kern w:val="0"/>
+          <w:sz w:val="26"/>
+          <w:szCs w:val="26"/>
+        </w:rPr>
+        <w:t>i</w:t>
+      </w:r>
+      <w:proofErr w:type="spellEnd"/>
+      <w:r>
+        <w:rPr>
+          <w:rFonts w:ascii="Menlo" w:hAnsi="Menlo" w:cs="Menlo"/>
+          <w:color w:val="000000" w:themeColor="text1"/>
+          <w:kern w:val="0"/>
+          <w:sz w:val="26"/>
+          <w:szCs w:val="26"/>
+        </w:rPr>
+        <w:t>++) {</w:t>
+      </w:r>
+    </w:p>
+    <w:p>
+      <w:pPr>
+        <w:tabs>
+          <w:tab w:val="left" w:pos="642"/>
+        </w:tabs>
+        <w:autoSpaceDE w:val="0"/>
+        <w:autoSpaceDN w:val="0"/>
+        <w:adjustRightInd w:val="0"/>
+        <w:spacing w:after="0" w:line="240" w:lineRule="auto"/>
+        <w:rPr>
+          <w:rFonts w:ascii="Menlo" w:hAnsi="Menlo" w:cs="Menlo"/>
+          <w:color w:val="000000" w:themeColor="text1"/>
+          <w:kern w:val="0"/>
+          <w:sz w:val="26"/>
+          <w:szCs w:val="26"/>
+        </w:rPr>
+      </w:pPr>
+      <w:r>
+        <w:rPr>
+          <w:rFonts w:ascii="Menlo" w:hAnsi="Menlo" w:cs="Menlo"/>
+          <w:color w:val="000000" w:themeColor="text1"/>
+          <w:kern w:val="0"/>
+          <w:sz w:val="26"/>
+          <w:szCs w:val="26"/>
+        </w:rPr>
+        <w:t xml:space="preserve">        </w:t>
+      </w:r>
+      <w:r>
+        <w:rPr>
+          <w:rFonts w:ascii="Menlo" w:hAnsi="Menlo" w:cs="Menlo"/>
+          <w:b/>
+          <w:bCs/>
+          <w:color w:val="000000" w:themeColor="text1"/>
+          <w:kern w:val="0"/>
+          <w:sz w:val="26"/>
+          <w:szCs w:val="26"/>
+        </w:rPr>
+        <w:t>if</w:t>
+      </w:r>
+      <w:r>
+        <w:rPr>
+          <w:rFonts w:ascii="Menlo" w:hAnsi="Menlo" w:cs="Menlo"/>
+          <w:color w:val="000000" w:themeColor="text1"/>
+          <w:kern w:val="0"/>
+          <w:sz w:val="26"/>
+          <w:szCs w:val="26"/>
+        </w:rPr>
+        <w:t xml:space="preserve"> (</w:t>
+      </w:r>
+      <w:proofErr w:type="spellStart"/>
+      <w:r>
+        <w:rPr>
+          <w:rFonts w:ascii="Menlo" w:hAnsi="Menlo" w:cs="Menlo"/>
+          <w:color w:val="000000" w:themeColor="text1"/>
+          <w:kern w:val="0"/>
+          <w:sz w:val="26"/>
+          <w:szCs w:val="26"/>
+        </w:rPr>
+        <w:t>i</w:t>
+      </w:r>
+      <w:proofErr w:type="spellEnd"/>
+      <w:r>
+        <w:rPr>
+          <w:rFonts w:ascii="Menlo" w:hAnsi="Menlo" w:cs="Menlo"/>
+          <w:color w:val="000000" w:themeColor="text1"/>
+          <w:kern w:val="0"/>
+          <w:sz w:val="26"/>
+          <w:szCs w:val="26"/>
+        </w:rPr>
+        <w:t xml:space="preserve"> % 7 == 0 &amp;&amp; </w:t>
+      </w:r>
+      <w:proofErr w:type="spellStart"/>
+      <w:r>
+        <w:rPr>
+          <w:rFonts w:ascii="Menlo" w:hAnsi="Menlo" w:cs="Menlo"/>
+          <w:color w:val="000000" w:themeColor="text1"/>
+          <w:kern w:val="0"/>
+          <w:sz w:val="26"/>
+          <w:szCs w:val="26"/>
+        </w:rPr>
+        <w:t>i</w:t>
+      </w:r>
+      <w:proofErr w:type="spellEnd"/>
+      <w:r>
+        <w:rPr>
+          <w:rFonts w:ascii="Menlo" w:hAnsi="Menlo" w:cs="Menlo"/>
+          <w:color w:val="000000" w:themeColor="text1"/>
+          <w:kern w:val="0"/>
+          <w:sz w:val="26"/>
+          <w:szCs w:val="26"/>
+        </w:rPr>
+        <w:t xml:space="preserve"> % 5 == 0 &amp;&amp; </w:t>
+      </w:r>
+      <w:proofErr w:type="spellStart"/>
+      <w:r>
+        <w:rPr>
+          <w:rFonts w:ascii="Menlo" w:hAnsi="Menlo" w:cs="Menlo"/>
+          <w:color w:val="000000" w:themeColor="text1"/>
+          <w:kern w:val="0"/>
+          <w:sz w:val="26"/>
+          <w:szCs w:val="26"/>
+        </w:rPr>
+        <w:t>i</w:t>
+      </w:r>
+      <w:proofErr w:type="spellEnd"/>
+      <w:r>
+        <w:rPr>
+          <w:rFonts w:ascii="Menlo" w:hAnsi="Menlo" w:cs="Menlo"/>
+          <w:color w:val="000000" w:themeColor="text1"/>
+          <w:kern w:val="0"/>
+          <w:sz w:val="26"/>
+          <w:szCs w:val="26"/>
+        </w:rPr>
+        <w:t xml:space="preserve"> % 3 == 0) {</w:t>
+      </w:r>
+    </w:p>
+    <w:p>
+      <w:pPr>
+        <w:tabs>
+          <w:tab w:val="left" w:pos="642"/>
+        </w:tabs>
+        <w:autoSpaceDE w:val="0"/>
+        <w:autoSpaceDN w:val="0"/>
+        <w:adjustRightInd w:val="0"/>
+        <w:spacing w:after="0" w:line="240" w:lineRule="auto"/>
+        <w:rPr>
+          <w:rFonts w:ascii="Menlo" w:hAnsi="Menlo" w:cs="Menlo"/>
+          <w:color w:val="000000" w:themeColor="text1"/>
+          <w:kern w:val="0"/>
+          <w:sz w:val="26"/>
+          <w:szCs w:val="26"/>
+        </w:rPr>
+      </w:pPr>
+      <w:r>
+        <w:rPr>
+          <w:rFonts w:ascii="Menlo" w:hAnsi="Menlo" w:cs="Menlo"/>
+          <w:color w:val="000000" w:themeColor="text1"/>
+          <w:kern w:val="0"/>
+          <w:sz w:val="26"/>
+          <w:szCs w:val="26"/>
+        </w:rPr>
+        <w:t xml:space="preserve">            </w:t>
+      </w:r>
+      <w:proofErr w:type="spellStart"/>
+      <w:proofErr w:type="gramStart"/>
+      <w:r>
+        <w:rPr>
+          <w:rFonts w:ascii="Menlo" w:hAnsi="Menlo" w:cs="Menlo"/>
+          <w:color w:val="000000" w:themeColor="text1"/>
+          <w:kern w:val="0"/>
+          <w:sz w:val="26"/>
+          <w:szCs w:val="26"/>
+        </w:rPr>
+        <w:t>printf</w:t>
+      </w:r>
+      <w:proofErr w:type="spellEnd"/>
+      <w:r>
+        <w:rPr>
+          <w:rFonts w:ascii="Menlo" w:hAnsi="Menlo" w:cs="Menlo"/>
+          <w:color w:val="000000" w:themeColor="text1"/>
+          <w:kern w:val="0"/>
+          <w:sz w:val="26"/>
+          <w:szCs w:val="26"/>
+        </w:rPr>
+        <w:t>(</w:t>
+      </w:r>
+      <w:proofErr w:type="gramEnd"/>
+      <w:r>
+        <w:rPr>
+          <w:rFonts w:ascii="Menlo" w:hAnsi="Menlo" w:cs="Menlo"/>
+          <w:color w:val="000000" w:themeColor="text1"/>
+          <w:kern w:val="0"/>
+          <w:sz w:val="26"/>
+          <w:szCs w:val="26"/>
+        </w:rPr>
+        <w:t xml:space="preserve">"%d\n", </w:t>
+      </w:r>
+      <w:proofErr w:type="spellStart"/>
+      <w:r>
+        <w:rPr>
+          <w:rFonts w:ascii="Menlo" w:hAnsi="Menlo" w:cs="Menlo"/>
+          <w:color w:val="000000" w:themeColor="text1"/>
+          <w:kern w:val="0"/>
+          <w:sz w:val="26"/>
+          <w:szCs w:val="26"/>
+        </w:rPr>
+        <w:t>i</w:t>
+      </w:r>
+      <w:proofErr w:type="spellEnd"/>
+      <w:r>
+        <w:rPr>
+          <w:rFonts w:ascii="Menlo" w:hAnsi="Menlo" w:cs="Menlo"/>
+          <w:color w:val="000000" w:themeColor="text1"/>
+          <w:kern w:val="0"/>
+          <w:sz w:val="26"/>
+          <w:szCs w:val="26"/>
+        </w:rPr>
+        <w:t>);</w:t>
+      </w:r>
+    </w:p>
+    <w:p>
+      <w:pPr>
+        <w:tabs>
+          <w:tab w:val="left" w:pos="642"/>
+        </w:tabs>
+        <w:autoSpaceDE w:val="0"/>
+        <w:autoSpaceDN w:val="0"/>
+        <w:adjustRightInd w:val="0"/>
+        <w:spacing w:after="0" w:line="240" w:lineRule="auto"/>
+        <w:rPr>
+          <w:rFonts w:ascii="Menlo" w:hAnsi="Menlo" w:cs="Menlo"/>
+          <w:color w:val="000000" w:themeColor="text1"/>
+          <w:kern w:val="0"/>
+          <w:sz w:val="26"/>
+          <w:szCs w:val="26"/>
+        </w:rPr>
+      </w:pPr>
+      <w:r>
+        <w:rPr>
+          <w:rFonts w:ascii="Menlo" w:hAnsi="Menlo" w:cs="Menlo"/>
+          <w:color w:val="000000" w:themeColor="text1"/>
+          <w:kern w:val="0"/>
+          <w:sz w:val="26"/>
+          <w:szCs w:val="26"/>
+        </w:rPr>
+        <w:t xml:space="preserve">        }</w:t>
+      </w:r>
+    </w:p>
+    <w:p>
+      <w:pPr>
+        <w:tabs>
+          <w:tab w:val="left" w:pos="642"/>
+        </w:tabs>
+        <w:autoSpaceDE w:val="0"/>
+        <w:autoSpaceDN w:val="0"/>
+        <w:adjustRightInd w:val="0"/>
+        <w:spacing w:after="0" w:line="240" w:lineRule="auto"/>
+        <w:rPr>
+          <w:rFonts w:ascii="Menlo" w:hAnsi="Menlo" w:cs="Menlo"/>
+          <w:color w:val="000000" w:themeColor="text1"/>
+          <w:kern w:val="0"/>
+          <w:sz w:val="26"/>
+          <w:szCs w:val="26"/>
+        </w:rPr>
+      </w:pPr>
+      <w:r>
+        <w:rPr>
+          <w:rFonts w:ascii="Menlo" w:hAnsi="Menlo" w:cs="Menlo"/>
+          <w:color w:val="000000" w:themeColor="text1"/>
+          <w:kern w:val="0"/>
+          <w:sz w:val="26"/>
+          <w:szCs w:val="26"/>
+        </w:rPr>
+        <w:t xml:space="preserve">    }</w:t>
+      </w:r>
+    </w:p>
+    <w:p>
+      <w:pPr>
+        <w:tabs>
+          <w:tab w:val="left" w:pos="642"/>
+        </w:tabs>
+        <w:autoSpaceDE w:val="0"/>
+        <w:autoSpaceDN w:val="0"/>
+        <w:adjustRightInd w:val="0"/>
+        <w:spacing w:after="0" w:line="240" w:lineRule="auto"/>
+        <w:rPr>
+          <w:rFonts w:ascii="Menlo" w:hAnsi="Menlo" w:cs="Menlo"/>
+          <w:color w:val="000000" w:themeColor="text1"/>
+          <w:kern w:val="0"/>
+          <w:sz w:val="26"/>
+          <w:szCs w:val="26"/>
+        </w:rPr>
+      </w:pPr>
+      <w:r>
+        <w:rPr>
+          <w:rFonts w:ascii="Menlo" w:hAnsi="Menlo" w:cs="Menlo"/>
+          <w:color w:val="000000" w:themeColor="text1"/>
+          <w:kern w:val="0"/>
+          <w:sz w:val="26"/>
+          <w:szCs w:val="26"/>
+        </w:rPr>
+        <w:t xml:space="preserve">    </w:t>
+      </w:r>
+    </w:p>
+    <w:p>
+      <w:pPr>
+        <w:tabs>
+          <w:tab w:val="left" w:pos="642"/>
+        </w:tabs>
+        <w:autoSpaceDE w:val="0"/>
+        <w:autoSpaceDN w:val="0"/>
+        <w:adjustRightInd w:val="0"/>
+        <w:spacing w:after="0" w:line="240" w:lineRule="auto"/>
+        <w:rPr>
+          <w:rFonts w:ascii="Menlo" w:hAnsi="Menlo" w:cs="Menlo"/>
+          <w:color w:val="000000" w:themeColor="text1"/>
+          <w:kern w:val="0"/>
+          <w:sz w:val="26"/>
+          <w:szCs w:val="26"/>
+        </w:rPr>
+      </w:pPr>
+      <w:r>
+        <w:rPr>
+          <w:rFonts w:ascii="Menlo" w:hAnsi="Menlo" w:cs="Menlo"/>
+          <w:color w:val="000000" w:themeColor="text1"/>
+          <w:kern w:val="0"/>
+          <w:sz w:val="26"/>
+          <w:szCs w:val="26"/>
+        </w:rPr>
+        <w:t xml:space="preserve">   </w:t>
+      </w:r>
+    </w:p>
+    <w:p>
+      <w:pPr>
+        <w:tabs>
+          <w:tab w:val="left" w:pos="642"/>
+        </w:tabs>
+        <w:autoSpaceDE w:val="0"/>
+        <w:autoSpaceDN w:val="0"/>
+        <w:adjustRightInd w:val="0"/>
+        <w:spacing w:after="0" w:line="240" w:lineRule="auto"/>
+        <w:rPr>
+          <w:rFonts w:ascii="Menlo" w:hAnsi="Menlo" w:cs="Menlo"/>
+          <w:color w:val="000000" w:themeColor="text1"/>
+          <w:kern w:val="0"/>
+          <w:sz w:val="26"/>
+          <w:szCs w:val="26"/>
+        </w:rPr>
+      </w:pPr>
+      <w:r>
+        <w:rPr>
+          <w:rFonts w:ascii="Menlo" w:hAnsi="Menlo" w:cs="Menlo"/>
+          <w:color w:val="000000" w:themeColor="text1"/>
+          <w:kern w:val="0"/>
+          <w:sz w:val="26"/>
+          <w:szCs w:val="26"/>
+        </w:rPr>
+        <w:t xml:space="preserve">    system("pause");</w:t>
+      </w:r>
+    </w:p>
+    <w:p>
+      <w:pPr>
+        <w:tabs>
+          <w:tab w:val="left" w:pos="642"/>
+        </w:tabs>
+        <w:autoSpaceDE w:val="0"/>
+        <w:autoSpaceDN w:val="0"/>
+        <w:adjustRightInd w:val="0"/>
+        <w:spacing w:after="0" w:line="240" w:lineRule="auto"/>
+        <w:rPr>
+          <w:rFonts w:ascii="Menlo" w:hAnsi="Menlo" w:cs="Menlo"/>
+          <w:color w:val="000000" w:themeColor="text1"/>
+          <w:kern w:val="0"/>
+          <w:sz w:val="26"/>
+          <w:szCs w:val="26"/>
+        </w:rPr>
+      </w:pPr>
+      <w:r>
+        <w:rPr>
+          <w:rFonts w:ascii="Menlo" w:hAnsi="Menlo" w:cs="Menlo"/>
+          <w:color w:val="000000" w:themeColor="text1"/>
+          <w:kern w:val="0"/>
+          <w:sz w:val="26"/>
+          <w:szCs w:val="26"/>
+        </w:rPr>
+        <w:t xml:space="preserve">    </w:t>
+      </w:r>
+      <w:r>
+        <w:rPr>
+          <w:rFonts w:ascii="Menlo" w:hAnsi="Menlo" w:cs="Menlo"/>
+          <w:b/>
+          <w:bCs/>
+          <w:color w:val="000000" w:themeColor="text1"/>
+          <w:kern w:val="0"/>
+          <w:sz w:val="26"/>
+          <w:szCs w:val="26"/>
+        </w:rPr>
+        <w:t>return</w:t>
+      </w:r>
+      <w:r>
+        <w:rPr>
+          <w:rFonts w:ascii="Menlo" w:hAnsi="Menlo" w:cs="Menlo"/>
+          <w:color w:val="000000" w:themeColor="text1"/>
+          <w:kern w:val="0"/>
+          <w:sz w:val="26"/>
+          <w:szCs w:val="26"/>
+        </w:rPr>
+        <w:t xml:space="preserve"> 0;</w:t>
+      </w:r>
+    </w:p>
+    <w:p>
+      <w:pPr>
+        <w:widowControl/>
+        <w:spacing w:line="240" w:lineRule="auto"/>
+        <w:rPr>
+          <w:rFonts w:ascii="Menlo" w:hAnsi="Menlo" w:cs="Menlo"/>
+          <w:color w:val="000000" w:themeColor="text1"/>
+          <w:kern w:val="0"/>
+          <w:sz w:val="26"/>
+          <w:szCs w:val="26"/>
+        </w:rPr>
+      </w:pPr>
+      <w:r>
+        <w:rPr>
+          <w:rFonts w:ascii="Menlo" w:hAnsi="Menlo" w:cs="Menlo"/>
+          <w:color w:val="000000" w:themeColor="text1"/>
+          <w:kern w:val="0"/>
+          <w:sz w:val="26"/>
+          <w:szCs w:val="26"/>
+        </w:rPr>
+        <w:t>}</w:t>
+      </w:r>
+    </w:p>
+    <w:p>
+      <w:pPr>
+        <w:widowControl/>
+        <w:pBdr>
+          <w:bottom w:val="single" w:sz="6" w:space="1" w:color="auto"/>
+        </w:pBdr>
+        <w:spacing w:line="240" w:lineRule="auto"/>
+        <w:rPr>
+          <w:rFonts w:ascii="Menlo" w:hAnsi="Menlo" w:cs="Menlo"/>
+          <w:color w:val="000000" w:themeColor="text1"/>
+          <w:kern w:val="0"/>
+          <w:sz w:val="26"/>
+          <w:szCs w:val="26"/>
+        </w:rPr>
+      </w:pPr>
+    </w:p>
+    <w:p>
+      <w:pPr>
+        <w:widowControl/>
+        <w:spacing w:line="240" w:lineRule="auto"/>
+        <w:rPr>
+          <w:rFonts w:ascii="Menlo" w:hAnsi="Menlo" w:cs="Menlo" w:hint="eastAsia"/>
+          <w:color w:val="000000" w:themeColor="text1"/>
+          <w:kern w:val="0"/>
+          <w:sz w:val="26"/>
+          <w:szCs w:val="26"/>
+        </w:rPr>
+      </w:pPr>
+    </w:p>
+    <w:p>
+      <w:pPr>
+        <w:widowControl/>
+        <w:spacing w:line="240" w:lineRule="auto"/>
+        <w:rPr>
+          <w:rFonts w:ascii="Menlo" w:hAnsi="Menlo" w:cs="Menlo"/>
+          <w:color w:val="000000" w:themeColor="text1"/>
+          <w:kern w:val="0"/>
+          <w:sz w:val="26"/>
+          <w:szCs w:val="26"/>
+        </w:rPr>
+      </w:pPr>
+      <w:r>
+        <w:rPr>
+          <w:rFonts w:ascii="Menlo" w:hAnsi="Menlo" w:cs="Menlo" w:hint="eastAsia"/>
+          <w:color w:val="000000" w:themeColor="text1"/>
+          <w:kern w:val="0"/>
+          <w:sz w:val="26"/>
+          <w:szCs w:val="26"/>
+        </w:rPr>
+        <w:t>/</w:t>
+      </w:r>
+      <w:r>
+        <w:rPr>
+          <w:rFonts w:ascii="Menlo" w:hAnsi="Menlo" w:cs="Menlo"/>
+          <w:color w:val="000000" w:themeColor="text1"/>
+          <w:kern w:val="0"/>
+          <w:sz w:val="26"/>
+          <w:szCs w:val="26"/>
+        </w:rPr>
+        <w:t>/8.</w:t>
+      </w:r>
+    </w:p>
+    <w:p>
+      <w:pPr>
+        <w:tabs>
+          <w:tab w:val="left" w:pos="642"/>
+        </w:tabs>
+        <w:autoSpaceDE w:val="0"/>
+        <w:autoSpaceDN w:val="0"/>
+        <w:adjustRightInd w:val="0"/>
+        <w:spacing w:after="0" w:line="240" w:lineRule="auto"/>
+        <w:rPr>
+          <w:rFonts w:ascii="Menlo" w:hAnsi="Menlo" w:cs="Menlo"/>
+          <w:color w:val="000000" w:themeColor="text1"/>
+          <w:kern w:val="0"/>
+          <w:sz w:val="26"/>
+          <w:szCs w:val="26"/>
+        </w:rPr>
+      </w:pPr>
+      <w:r>
+        <w:rPr>
+          <w:rFonts w:ascii="Menlo" w:hAnsi="Menlo" w:cs="Menlo"/>
+          <w:color w:val="000000" w:themeColor="text1"/>
+          <w:kern w:val="0"/>
+          <w:sz w:val="26"/>
+          <w:szCs w:val="26"/>
+        </w:rPr>
+        <w:t>#include &lt;</w:t>
+      </w:r>
+      <w:proofErr w:type="spellStart"/>
+      <w:r>
+        <w:rPr>
+          <w:rFonts w:ascii="Menlo" w:hAnsi="Menlo" w:cs="Menlo"/>
+          <w:color w:val="000000" w:themeColor="text1"/>
+          <w:kern w:val="0"/>
+          <w:sz w:val="26"/>
+          <w:szCs w:val="26"/>
+        </w:rPr>
+        <w:t>stdio.h</w:t>
+      </w:r>
+      <w:proofErr w:type="spellEnd"/>
+      <w:r>
+        <w:rPr>
+          <w:rFonts w:ascii="Menlo" w:hAnsi="Menlo" w:cs="Menlo"/>
+          <w:color w:val="000000" w:themeColor="text1"/>
+          <w:kern w:val="0"/>
+          <w:sz w:val="26"/>
+          <w:szCs w:val="26"/>
+        </w:rPr>
+        <w:t>&gt;</w:t>
+      </w:r>
+    </w:p>
+    <w:p>
+      <w:pPr>
+        <w:tabs>
+          <w:tab w:val="left" w:pos="642"/>
+        </w:tabs>
+        <w:autoSpaceDE w:val="0"/>
+        <w:autoSpaceDN w:val="0"/>
+        <w:adjustRightInd w:val="0"/>
+        <w:spacing w:after="0" w:line="240" w:lineRule="auto"/>
+        <w:rPr>
+          <w:rFonts w:ascii="Menlo" w:hAnsi="Menlo" w:cs="Menlo"/>
+          <w:color w:val="000000" w:themeColor="text1"/>
+          <w:kern w:val="0"/>
+          <w:sz w:val="26"/>
+          <w:szCs w:val="26"/>
+        </w:rPr>
+      </w:pPr>
+      <w:r>
+        <w:rPr>
+          <w:rFonts w:ascii="Menlo" w:hAnsi="Menlo" w:cs="Menlo"/>
+          <w:color w:val="000000" w:themeColor="text1"/>
+          <w:kern w:val="0"/>
+          <w:sz w:val="26"/>
+          <w:szCs w:val="26"/>
+        </w:rPr>
+        <w:t>#include &lt;</w:t>
+      </w:r>
+      <w:proofErr w:type="spellStart"/>
+      <w:r>
+        <w:rPr>
+          <w:rFonts w:ascii="Menlo" w:hAnsi="Menlo" w:cs="Menlo"/>
+          <w:color w:val="000000" w:themeColor="text1"/>
+          <w:kern w:val="0"/>
+          <w:sz w:val="26"/>
+          <w:szCs w:val="26"/>
+        </w:rPr>
+        <w:t>stdlib.h</w:t>
+      </w:r>
+      <w:proofErr w:type="spellEnd"/>
+      <w:r>
+        <w:rPr>
+          <w:rFonts w:ascii="Menlo" w:hAnsi="Menlo" w:cs="Menlo"/>
+          <w:color w:val="000000" w:themeColor="text1"/>
+          <w:kern w:val="0"/>
+          <w:sz w:val="26"/>
+          <w:szCs w:val="26"/>
+        </w:rPr>
+        <w:t>&gt;</w:t>
+      </w:r>
+    </w:p>
+    <w:p>
+      <w:pPr>
+        <w:tabs>
+          <w:tab w:val="left" w:pos="642"/>
+        </w:tabs>
+        <w:autoSpaceDE w:val="0"/>
+        <w:autoSpaceDN w:val="0"/>
+        <w:adjustRightInd w:val="0"/>
+        <w:spacing w:after="0" w:line="240" w:lineRule="auto"/>
+        <w:rPr>
+          <w:rFonts w:ascii="Menlo" w:hAnsi="Menlo" w:cs="Menlo"/>
+          <w:color w:val="000000" w:themeColor="text1"/>
+          <w:kern w:val="0"/>
+          <w:sz w:val="26"/>
+          <w:szCs w:val="26"/>
+        </w:rPr>
+      </w:pPr>
+    </w:p>
+    <w:p>
+      <w:pPr>
+        <w:tabs>
+          <w:tab w:val="left" w:pos="642"/>
+        </w:tabs>
+        <w:autoSpaceDE w:val="0"/>
+        <w:autoSpaceDN w:val="0"/>
+        <w:adjustRightInd w:val="0"/>
+        <w:spacing w:after="0" w:line="240" w:lineRule="auto"/>
+        <w:rPr>
+          <w:rFonts w:ascii="Menlo" w:hAnsi="Menlo" w:cs="Menlo"/>
+          <w:color w:val="000000" w:themeColor="text1"/>
+          <w:kern w:val="0"/>
+          <w:sz w:val="26"/>
+          <w:szCs w:val="26"/>
+        </w:rPr>
+      </w:pPr>
+      <w:r>
+        <w:rPr>
+          <w:rFonts w:ascii="Menlo" w:hAnsi="Menlo" w:cs="Menlo"/>
+          <w:b/>
+          <w:bCs/>
+          <w:color w:val="000000" w:themeColor="text1"/>
+          <w:kern w:val="0"/>
+          <w:sz w:val="26"/>
+          <w:szCs w:val="26"/>
+        </w:rPr>
+        <w:t>int</w:t>
+      </w:r>
+      <w:r>
+        <w:rPr>
+          <w:rFonts w:ascii="Menlo" w:hAnsi="Menlo" w:cs="Menlo"/>
+          <w:color w:val="000000" w:themeColor="text1"/>
+          <w:kern w:val="0"/>
+          <w:sz w:val="26"/>
+          <w:szCs w:val="26"/>
+        </w:rPr>
+        <w:t xml:space="preserve"> main(</w:t>
+      </w:r>
+      <w:r>
+        <w:rPr>
+          <w:rFonts w:ascii="Menlo" w:hAnsi="Menlo" w:cs="Menlo"/>
+          <w:b/>
+          <w:bCs/>
+          <w:color w:val="000000" w:themeColor="text1"/>
+          <w:kern w:val="0"/>
+          <w:sz w:val="26"/>
+          <w:szCs w:val="26"/>
+        </w:rPr>
+        <w:t>void</w:t>
+      </w:r>
+      <w:r>
+        <w:rPr>
+          <w:rFonts w:ascii="Menlo" w:hAnsi="Menlo" w:cs="Menlo"/>
+          <w:color w:val="000000" w:themeColor="text1"/>
+          <w:kern w:val="0"/>
+          <w:sz w:val="26"/>
+          <w:szCs w:val="26"/>
+        </w:rPr>
+        <w:t>) {</w:t>
+      </w:r>
+    </w:p>
+    <w:p>
+      <w:pPr>
+        <w:tabs>
+          <w:tab w:val="left" w:pos="642"/>
+        </w:tabs>
+        <w:autoSpaceDE w:val="0"/>
+        <w:autoSpaceDN w:val="0"/>
+        <w:adjustRightInd w:val="0"/>
+        <w:spacing w:after="0" w:line="240" w:lineRule="auto"/>
+        <w:rPr>
+          <w:rFonts w:ascii="Menlo" w:hAnsi="Menlo" w:cs="Menlo"/>
+          <w:color w:val="000000" w:themeColor="text1"/>
+          <w:kern w:val="0"/>
+          <w:sz w:val="26"/>
+          <w:szCs w:val="26"/>
+        </w:rPr>
+      </w:pPr>
+      <w:r>
+        <w:rPr>
+          <w:rFonts w:ascii="Menlo" w:hAnsi="Menlo" w:cs="Menlo"/>
+          <w:color w:val="000000" w:themeColor="text1"/>
+          <w:kern w:val="0"/>
+          <w:sz w:val="26"/>
+          <w:szCs w:val="26"/>
+        </w:rPr>
+        <w:t xml:space="preserve">    </w:t>
+      </w:r>
+      <w:r>
+        <w:rPr>
+          <w:rFonts w:ascii="Menlo" w:hAnsi="Menlo" w:cs="Menlo"/>
+          <w:b/>
+          <w:bCs/>
+          <w:color w:val="000000" w:themeColor="text1"/>
+          <w:kern w:val="0"/>
+          <w:sz w:val="26"/>
+          <w:szCs w:val="26"/>
+        </w:rPr>
+        <w:t>int</w:t>
+      </w:r>
+      <w:r>
+        <w:rPr>
+          <w:rFonts w:ascii="Menlo" w:hAnsi="Menlo" w:cs="Menlo"/>
+          <w:color w:val="000000" w:themeColor="text1"/>
+          <w:kern w:val="0"/>
+          <w:sz w:val="26"/>
+          <w:szCs w:val="26"/>
+        </w:rPr>
+        <w:t xml:space="preserve"> distance, time;</w:t>
+      </w:r>
+    </w:p>
+    <w:p>
+      <w:pPr>
+        <w:tabs>
+          <w:tab w:val="left" w:pos="642"/>
+        </w:tabs>
+        <w:autoSpaceDE w:val="0"/>
+        <w:autoSpaceDN w:val="0"/>
+        <w:adjustRightInd w:val="0"/>
+        <w:spacing w:after="0" w:line="240" w:lineRule="auto"/>
+        <w:rPr>
+          <w:rFonts w:ascii="Menlo" w:hAnsi="Menlo" w:cs="Menlo"/>
+          <w:color w:val="000000" w:themeColor="text1"/>
+          <w:kern w:val="0"/>
+          <w:sz w:val="26"/>
+          <w:szCs w:val="26"/>
+        </w:rPr>
+      </w:pPr>
+      <w:r>
+        <w:rPr>
+          <w:rFonts w:ascii="Menlo" w:hAnsi="Menlo" w:cs="Menlo"/>
+          <w:color w:val="000000" w:themeColor="text1"/>
+          <w:kern w:val="0"/>
+          <w:sz w:val="26"/>
+          <w:szCs w:val="26"/>
+        </w:rPr>
+        <w:t xml:space="preserve">    </w:t>
+      </w:r>
+      <w:r>
+        <w:rPr>
+          <w:rFonts w:ascii="Menlo" w:hAnsi="Menlo" w:cs="Menlo"/>
+          <w:b/>
+          <w:bCs/>
+          <w:color w:val="000000" w:themeColor="text1"/>
+          <w:kern w:val="0"/>
+          <w:sz w:val="26"/>
+          <w:szCs w:val="26"/>
+        </w:rPr>
+        <w:t>float</w:t>
+      </w:r>
+      <w:r>
+        <w:rPr>
+          <w:rFonts w:ascii="Menlo" w:hAnsi="Menlo" w:cs="Menlo"/>
+          <w:color w:val="000000" w:themeColor="text1"/>
+          <w:kern w:val="0"/>
+          <w:sz w:val="26"/>
+          <w:szCs w:val="26"/>
+        </w:rPr>
+        <w:t xml:space="preserve"> </w:t>
+      </w:r>
+      <w:proofErr w:type="spellStart"/>
+      <w:proofErr w:type="gramStart"/>
+      <w:r>
+        <w:rPr>
+          <w:rFonts w:ascii="Menlo" w:hAnsi="Menlo" w:cs="Menlo"/>
+          <w:color w:val="000000" w:themeColor="text1"/>
+          <w:kern w:val="0"/>
+          <w:sz w:val="26"/>
+          <w:szCs w:val="26"/>
+        </w:rPr>
+        <w:t>fee,timefee</w:t>
+      </w:r>
+      <w:proofErr w:type="spellEnd"/>
+      <w:proofErr w:type="gramEnd"/>
+      <w:r>
+        <w:rPr>
+          <w:rFonts w:ascii="Menlo" w:hAnsi="Menlo" w:cs="Menlo"/>
+          <w:color w:val="000000" w:themeColor="text1"/>
+          <w:kern w:val="0"/>
+          <w:sz w:val="26"/>
+          <w:szCs w:val="26"/>
+        </w:rPr>
+        <w:t>;</w:t>
+      </w:r>
+    </w:p>
+    <w:p>
+      <w:pPr>
+        <w:tabs>
+          <w:tab w:val="left" w:pos="642"/>
+        </w:tabs>
+        <w:autoSpaceDE w:val="0"/>
+        <w:autoSpaceDN w:val="0"/>
+        <w:adjustRightInd w:val="0"/>
+        <w:spacing w:after="0" w:line="240" w:lineRule="auto"/>
+        <w:rPr>
+          <w:rFonts w:ascii="Menlo" w:hAnsi="Menlo" w:cs="Menlo"/>
+          <w:color w:val="000000" w:themeColor="text1"/>
+          <w:kern w:val="0"/>
+          <w:sz w:val="26"/>
+          <w:szCs w:val="26"/>
+        </w:rPr>
+      </w:pPr>
+      <w:r>
+        <w:rPr>
+          <w:rFonts w:ascii="Menlo" w:hAnsi="Menlo" w:cs="Menlo"/>
+          <w:color w:val="000000" w:themeColor="text1"/>
+          <w:kern w:val="0"/>
+          <w:sz w:val="26"/>
+          <w:szCs w:val="26"/>
+        </w:rPr>
+        <w:t xml:space="preserve">    </w:t>
+      </w:r>
+      <w:r>
+        <w:rPr>
+          <w:rFonts w:ascii="Menlo" w:hAnsi="Menlo" w:cs="Menlo"/>
+          <w:b/>
+          <w:bCs/>
+          <w:color w:val="000000" w:themeColor="text1"/>
+          <w:kern w:val="0"/>
+          <w:sz w:val="26"/>
+          <w:szCs w:val="26"/>
+        </w:rPr>
+        <w:t>float</w:t>
+      </w:r>
+      <w:r>
+        <w:rPr>
+          <w:rFonts w:ascii="Menlo" w:hAnsi="Menlo" w:cs="Menlo"/>
+          <w:color w:val="000000" w:themeColor="text1"/>
+          <w:kern w:val="0"/>
+          <w:sz w:val="26"/>
+          <w:szCs w:val="26"/>
+        </w:rPr>
+        <w:t xml:space="preserve"> t=0;</w:t>
+      </w:r>
+    </w:p>
+    <w:p>
+      <w:pPr>
+        <w:tabs>
+          <w:tab w:val="left" w:pos="642"/>
+        </w:tabs>
+        <w:autoSpaceDE w:val="0"/>
+        <w:autoSpaceDN w:val="0"/>
+        <w:adjustRightInd w:val="0"/>
+        <w:spacing w:after="0" w:line="240" w:lineRule="auto"/>
+        <w:rPr>
+          <w:rFonts w:ascii="Menlo" w:hAnsi="Menlo" w:cs="Menlo"/>
+          <w:color w:val="000000" w:themeColor="text1"/>
+          <w:kern w:val="0"/>
+          <w:sz w:val="26"/>
+          <w:szCs w:val="26"/>
+        </w:rPr>
+      </w:pPr>
+    </w:p>
+    <w:p>
+      <w:pPr>
+        <w:tabs>
+          <w:tab w:val="left" w:pos="642"/>
+        </w:tabs>
+        <w:autoSpaceDE w:val="0"/>
+        <w:autoSpaceDN w:val="0"/>
+        <w:adjustRightInd w:val="0"/>
+        <w:spacing w:after="0" w:line="240" w:lineRule="auto"/>
+        <w:rPr>
+          <w:rFonts w:ascii="Menlo" w:hAnsi="Menlo" w:cs="Menlo"/>
+          <w:color w:val="000000" w:themeColor="text1"/>
+          <w:kern w:val="0"/>
+          <w:sz w:val="26"/>
+          <w:szCs w:val="26"/>
+        </w:rPr>
+      </w:pPr>
+      <w:r>
+        <w:rPr>
+          <w:rFonts w:ascii="Menlo" w:hAnsi="Menlo" w:cs="Menlo"/>
+          <w:color w:val="000000" w:themeColor="text1"/>
+          <w:kern w:val="0"/>
+          <w:sz w:val="26"/>
+          <w:szCs w:val="26"/>
+        </w:rPr>
+        <w:t xml:space="preserve">    </w:t>
+      </w:r>
+      <w:proofErr w:type="spellStart"/>
+      <w:r>
+        <w:rPr>
+          <w:rFonts w:ascii="Menlo" w:hAnsi="Menlo" w:cs="Menlo"/>
+          <w:color w:val="000000" w:themeColor="text1"/>
+          <w:kern w:val="0"/>
+          <w:sz w:val="26"/>
+          <w:szCs w:val="26"/>
+        </w:rPr>
+        <w:t>printf</w:t>
+      </w:r>
+      <w:proofErr w:type="spellEnd"/>
+      <w:r>
+        <w:rPr>
+          <w:rFonts w:ascii="Menlo" w:hAnsi="Menlo" w:cs="Menlo"/>
+          <w:color w:val="000000" w:themeColor="text1"/>
+          <w:kern w:val="0"/>
+          <w:sz w:val="26"/>
+          <w:szCs w:val="26"/>
+        </w:rPr>
+        <w:t>("</w:t>
+      </w:r>
+      <w:r>
+        <w:rPr>
+          <w:rFonts w:ascii="Menlo" w:hAnsi="Menlo" w:cs="Menlo"/>
+          <w:color w:val="000000" w:themeColor="text1"/>
+          <w:kern w:val="0"/>
+          <w:sz w:val="26"/>
+          <w:szCs w:val="26"/>
+        </w:rPr>
+        <w:t>請輸入里程（公尺）：</w:t>
+      </w:r>
+      <w:r>
+        <w:rPr>
+          <w:rFonts w:ascii="Menlo" w:hAnsi="Menlo" w:cs="Menlo"/>
+          <w:color w:val="000000" w:themeColor="text1"/>
+          <w:kern w:val="0"/>
+          <w:sz w:val="26"/>
+          <w:szCs w:val="26"/>
+        </w:rPr>
+        <w:t>");</w:t>
+      </w:r>
+    </w:p>
+    <w:p>
+      <w:pPr>
+        <w:tabs>
+          <w:tab w:val="left" w:pos="642"/>
+        </w:tabs>
+        <w:autoSpaceDE w:val="0"/>
+        <w:autoSpaceDN w:val="0"/>
+        <w:adjustRightInd w:val="0"/>
+        <w:spacing w:after="0" w:line="240" w:lineRule="auto"/>
+        <w:rPr>
+          <w:rFonts w:ascii="Menlo" w:hAnsi="Menlo" w:cs="Menlo"/>
+          <w:color w:val="000000" w:themeColor="text1"/>
+          <w:kern w:val="0"/>
+          <w:sz w:val="26"/>
+          <w:szCs w:val="26"/>
+        </w:rPr>
+      </w:pPr>
+      <w:r>
+        <w:rPr>
+          <w:rFonts w:ascii="Menlo" w:hAnsi="Menlo" w:cs="Menlo"/>
+          <w:color w:val="000000" w:themeColor="text1"/>
+          <w:kern w:val="0"/>
+          <w:sz w:val="26"/>
+          <w:szCs w:val="26"/>
+        </w:rPr>
+        <w:t xml:space="preserve">    </w:t>
+      </w:r>
+      <w:proofErr w:type="spellStart"/>
+      <w:proofErr w:type="gramStart"/>
+      <w:r>
+        <w:rPr>
+          <w:rFonts w:ascii="Menlo" w:hAnsi="Menlo" w:cs="Menlo"/>
+          <w:color w:val="000000" w:themeColor="text1"/>
+          <w:kern w:val="0"/>
+          <w:sz w:val="26"/>
+          <w:szCs w:val="26"/>
+        </w:rPr>
+        <w:t>scanf</w:t>
+      </w:r>
+      <w:proofErr w:type="spellEnd"/>
+      <w:r>
+        <w:rPr>
+          <w:rFonts w:ascii="Menlo" w:hAnsi="Menlo" w:cs="Menlo"/>
+          <w:color w:val="000000" w:themeColor="text1"/>
+          <w:kern w:val="0"/>
+          <w:sz w:val="26"/>
+          <w:szCs w:val="26"/>
+        </w:rPr>
+        <w:t>(</w:t>
+      </w:r>
+      <w:proofErr w:type="gramEnd"/>
+      <w:r>
+        <w:rPr>
+          <w:rFonts w:ascii="Menlo" w:hAnsi="Menlo" w:cs="Menlo"/>
+          <w:color w:val="000000" w:themeColor="text1"/>
+          <w:kern w:val="0"/>
+          <w:sz w:val="26"/>
+          <w:szCs w:val="26"/>
+        </w:rPr>
+        <w:t>"%d", &amp;distance);</w:t>
+      </w:r>
+    </w:p>
+    <w:p>
+      <w:pPr>
+        <w:tabs>
+          <w:tab w:val="left" w:pos="642"/>
+        </w:tabs>
+        <w:autoSpaceDE w:val="0"/>
+        <w:autoSpaceDN w:val="0"/>
+        <w:adjustRightInd w:val="0"/>
+        <w:spacing w:after="0" w:line="240" w:lineRule="auto"/>
+        <w:rPr>
+          <w:rFonts w:ascii="Menlo" w:hAnsi="Menlo" w:cs="Menlo"/>
+          <w:color w:val="000000" w:themeColor="text1"/>
+          <w:kern w:val="0"/>
+          <w:sz w:val="26"/>
+          <w:szCs w:val="26"/>
+        </w:rPr>
+      </w:pPr>
+    </w:p>
+    <w:p>
+      <w:pPr>
+        <w:tabs>
+          <w:tab w:val="left" w:pos="642"/>
+        </w:tabs>
+        <w:autoSpaceDE w:val="0"/>
+        <w:autoSpaceDN w:val="0"/>
+        <w:adjustRightInd w:val="0"/>
+        <w:spacing w:after="0" w:line="240" w:lineRule="auto"/>
+        <w:rPr>
+          <w:rFonts w:ascii="Menlo" w:hAnsi="Menlo" w:cs="Menlo"/>
+          <w:color w:val="000000" w:themeColor="text1"/>
+          <w:kern w:val="0"/>
+          <w:sz w:val="26"/>
+          <w:szCs w:val="26"/>
+        </w:rPr>
+      </w:pPr>
+      <w:r>
+        <w:rPr>
+          <w:rFonts w:ascii="Menlo" w:hAnsi="Menlo" w:cs="Menlo"/>
+          <w:color w:val="000000" w:themeColor="text1"/>
+          <w:kern w:val="0"/>
+          <w:sz w:val="26"/>
+          <w:szCs w:val="26"/>
+        </w:rPr>
+        <w:t xml:space="preserve">    </w:t>
+      </w:r>
+      <w:proofErr w:type="spellStart"/>
+      <w:r>
+        <w:rPr>
+          <w:rFonts w:ascii="Menlo" w:hAnsi="Menlo" w:cs="Menlo"/>
+          <w:color w:val="000000" w:themeColor="text1"/>
+          <w:kern w:val="0"/>
+          <w:sz w:val="26"/>
+          <w:szCs w:val="26"/>
+        </w:rPr>
+        <w:t>printf</w:t>
+      </w:r>
+      <w:proofErr w:type="spellEnd"/>
+      <w:r>
+        <w:rPr>
+          <w:rFonts w:ascii="Menlo" w:hAnsi="Menlo" w:cs="Menlo"/>
+          <w:color w:val="000000" w:themeColor="text1"/>
+          <w:kern w:val="0"/>
+          <w:sz w:val="26"/>
+          <w:szCs w:val="26"/>
+        </w:rPr>
+        <w:t>("</w:t>
+      </w:r>
+      <w:r>
+        <w:rPr>
+          <w:rFonts w:ascii="Menlo" w:hAnsi="Menlo" w:cs="Menlo"/>
+          <w:color w:val="000000" w:themeColor="text1"/>
+          <w:kern w:val="0"/>
+          <w:sz w:val="26"/>
+          <w:szCs w:val="26"/>
+        </w:rPr>
+        <w:t>請輸入時間（秒）：</w:t>
+      </w:r>
+      <w:r>
+        <w:rPr>
+          <w:rFonts w:ascii="Menlo" w:hAnsi="Menlo" w:cs="Menlo"/>
+          <w:color w:val="000000" w:themeColor="text1"/>
+          <w:kern w:val="0"/>
+          <w:sz w:val="26"/>
+          <w:szCs w:val="26"/>
+        </w:rPr>
+        <w:t>");</w:t>
+      </w:r>
+    </w:p>
+    <w:p>
+      <w:pPr>
+        <w:tabs>
+          <w:tab w:val="left" w:pos="642"/>
+        </w:tabs>
+        <w:autoSpaceDE w:val="0"/>
+        <w:autoSpaceDN w:val="0"/>
+        <w:adjustRightInd w:val="0"/>
+        <w:spacing w:after="0" w:line="240" w:lineRule="auto"/>
+        <w:rPr>
+          <w:rFonts w:ascii="Menlo" w:hAnsi="Menlo" w:cs="Menlo"/>
+          <w:color w:val="000000" w:themeColor="text1"/>
+          <w:kern w:val="0"/>
+          <w:sz w:val="26"/>
+          <w:szCs w:val="26"/>
+        </w:rPr>
+      </w:pPr>
+      <w:r>
+        <w:rPr>
+          <w:rFonts w:ascii="Menlo" w:hAnsi="Menlo" w:cs="Menlo"/>
+          <w:color w:val="000000" w:themeColor="text1"/>
+          <w:kern w:val="0"/>
+          <w:sz w:val="26"/>
+          <w:szCs w:val="26"/>
+        </w:rPr>
+        <w:t xml:space="preserve">    </w:t>
+      </w:r>
+      <w:proofErr w:type="spellStart"/>
+      <w:proofErr w:type="gramStart"/>
+      <w:r>
+        <w:rPr>
+          <w:rFonts w:ascii="Menlo" w:hAnsi="Menlo" w:cs="Menlo"/>
+          <w:color w:val="000000" w:themeColor="text1"/>
+          <w:kern w:val="0"/>
+          <w:sz w:val="26"/>
+          <w:szCs w:val="26"/>
+        </w:rPr>
+        <w:t>scanf</w:t>
+      </w:r>
+      <w:proofErr w:type="spellEnd"/>
+      <w:r>
+        <w:rPr>
+          <w:rFonts w:ascii="Menlo" w:hAnsi="Menlo" w:cs="Menlo"/>
+          <w:color w:val="000000" w:themeColor="text1"/>
+          <w:kern w:val="0"/>
+          <w:sz w:val="26"/>
+          <w:szCs w:val="26"/>
+        </w:rPr>
+        <w:t>(</w:t>
+      </w:r>
+      <w:proofErr w:type="gramEnd"/>
+      <w:r>
+        <w:rPr>
+          <w:rFonts w:ascii="Menlo" w:hAnsi="Menlo" w:cs="Menlo"/>
+          <w:color w:val="000000" w:themeColor="text1"/>
+          <w:kern w:val="0"/>
+          <w:sz w:val="26"/>
+          <w:szCs w:val="26"/>
+        </w:rPr>
+        <w:t>"%d", &amp;time);</w:t>
+      </w:r>
+    </w:p>
+    <w:p>
+      <w:pPr>
+        <w:tabs>
+          <w:tab w:val="left" w:pos="642"/>
+        </w:tabs>
+        <w:autoSpaceDE w:val="0"/>
+        <w:autoSpaceDN w:val="0"/>
+        <w:adjustRightInd w:val="0"/>
+        <w:spacing w:after="0" w:line="240" w:lineRule="auto"/>
+        <w:rPr>
+          <w:rFonts w:ascii="Menlo" w:hAnsi="Menlo" w:cs="Menlo"/>
+          <w:color w:val="000000" w:themeColor="text1"/>
+          <w:kern w:val="0"/>
+          <w:sz w:val="26"/>
+          <w:szCs w:val="26"/>
+        </w:rPr>
+      </w:pPr>
+      <w:r>
+        <w:rPr>
+          <w:rFonts w:ascii="Menlo" w:hAnsi="Menlo" w:cs="Menlo"/>
+          <w:color w:val="000000" w:themeColor="text1"/>
+          <w:kern w:val="0"/>
+          <w:sz w:val="26"/>
+          <w:szCs w:val="26"/>
+        </w:rPr>
+        <w:t xml:space="preserve">    fee =85;</w:t>
+      </w:r>
+    </w:p>
+    <w:p>
+      <w:pPr>
+        <w:tabs>
+          <w:tab w:val="left" w:pos="642"/>
+        </w:tabs>
+        <w:autoSpaceDE w:val="0"/>
+        <w:autoSpaceDN w:val="0"/>
+        <w:adjustRightInd w:val="0"/>
+        <w:spacing w:after="0" w:line="240" w:lineRule="auto"/>
+        <w:rPr>
+          <w:rFonts w:ascii="Menlo" w:hAnsi="Menlo" w:cs="Menlo"/>
+          <w:color w:val="000000" w:themeColor="text1"/>
+          <w:kern w:val="0"/>
+          <w:sz w:val="26"/>
+          <w:szCs w:val="26"/>
+        </w:rPr>
+      </w:pPr>
+    </w:p>
+    <w:p>
+      <w:pPr>
+        <w:tabs>
+          <w:tab w:val="left" w:pos="642"/>
+        </w:tabs>
+        <w:autoSpaceDE w:val="0"/>
+        <w:autoSpaceDN w:val="0"/>
+        <w:adjustRightInd w:val="0"/>
+        <w:spacing w:after="0" w:line="240" w:lineRule="auto"/>
+        <w:rPr>
+          <w:rFonts w:ascii="Menlo" w:hAnsi="Menlo" w:cs="Menlo"/>
+          <w:color w:val="000000" w:themeColor="text1"/>
+          <w:kern w:val="0"/>
+          <w:sz w:val="26"/>
+          <w:szCs w:val="26"/>
+        </w:rPr>
+      </w:pPr>
+      <w:r>
+        <w:rPr>
+          <w:rFonts w:ascii="Menlo" w:hAnsi="Menlo" w:cs="Menlo"/>
+          <w:color w:val="000000" w:themeColor="text1"/>
+          <w:kern w:val="0"/>
+          <w:sz w:val="26"/>
+          <w:szCs w:val="26"/>
+        </w:rPr>
+        <w:t xml:space="preserve">     // ===== </w:t>
+      </w:r>
+      <w:r>
+        <w:rPr>
+          <w:rFonts w:ascii="Menlo" w:hAnsi="Menlo" w:cs="Menlo"/>
+          <w:color w:val="000000" w:themeColor="text1"/>
+          <w:kern w:val="0"/>
+          <w:sz w:val="26"/>
+          <w:szCs w:val="26"/>
+        </w:rPr>
+        <w:t>距離費</w:t>
+      </w:r>
+      <w:r>
+        <w:rPr>
+          <w:rFonts w:ascii="Menlo" w:hAnsi="Menlo" w:cs="Menlo"/>
+          <w:color w:val="000000" w:themeColor="text1"/>
+          <w:kern w:val="0"/>
+          <w:sz w:val="26"/>
+          <w:szCs w:val="26"/>
+        </w:rPr>
+        <w:t xml:space="preserve"> =====</w:t>
+      </w:r>
+    </w:p>
+    <w:p>
+      <w:pPr>
+        <w:tabs>
+          <w:tab w:val="left" w:pos="642"/>
+        </w:tabs>
+        <w:autoSpaceDE w:val="0"/>
+        <w:autoSpaceDN w:val="0"/>
+        <w:adjustRightInd w:val="0"/>
+        <w:spacing w:after="0" w:line="240" w:lineRule="auto"/>
+        <w:rPr>
+          <w:rFonts w:ascii="Menlo" w:hAnsi="Menlo" w:cs="Menlo"/>
+          <w:color w:val="000000" w:themeColor="text1"/>
+          <w:kern w:val="0"/>
+          <w:sz w:val="26"/>
+          <w:szCs w:val="26"/>
+        </w:rPr>
+      </w:pPr>
+      <w:r>
+        <w:rPr>
+          <w:rFonts w:ascii="Menlo" w:hAnsi="Menlo" w:cs="Menlo"/>
+          <w:color w:val="000000" w:themeColor="text1"/>
+          <w:kern w:val="0"/>
+          <w:sz w:val="26"/>
+          <w:szCs w:val="26"/>
+        </w:rPr>
+        <w:lastRenderedPageBreak/>
+        <w:t xml:space="preserve">    </w:t>
+      </w:r>
+      <w:r>
+        <w:rPr>
+          <w:rFonts w:ascii="Menlo" w:hAnsi="Menlo" w:cs="Menlo"/>
+          <w:b/>
+          <w:bCs/>
+          <w:color w:val="000000" w:themeColor="text1"/>
+          <w:kern w:val="0"/>
+          <w:sz w:val="26"/>
+          <w:szCs w:val="26"/>
+        </w:rPr>
+        <w:t>if</w:t>
+      </w:r>
+      <w:r>
+        <w:rPr>
+          <w:rFonts w:ascii="Menlo" w:hAnsi="Menlo" w:cs="Menlo"/>
+          <w:color w:val="000000" w:themeColor="text1"/>
+          <w:kern w:val="0"/>
+          <w:sz w:val="26"/>
+          <w:szCs w:val="26"/>
+        </w:rPr>
+        <w:t xml:space="preserve"> (distance &gt; 1250) {</w:t>
+      </w:r>
+    </w:p>
+    <w:p>
+      <w:pPr>
+        <w:tabs>
+          <w:tab w:val="left" w:pos="642"/>
+        </w:tabs>
+        <w:autoSpaceDE w:val="0"/>
+        <w:autoSpaceDN w:val="0"/>
+        <w:adjustRightInd w:val="0"/>
+        <w:spacing w:after="0" w:line="240" w:lineRule="auto"/>
+        <w:rPr>
+          <w:rFonts w:ascii="Menlo" w:hAnsi="Menlo" w:cs="Menlo"/>
+          <w:color w:val="000000" w:themeColor="text1"/>
+          <w:kern w:val="0"/>
+          <w:sz w:val="26"/>
+          <w:szCs w:val="26"/>
+        </w:rPr>
+      </w:pPr>
+      <w:r>
+        <w:rPr>
+          <w:rFonts w:ascii="Menlo" w:hAnsi="Menlo" w:cs="Menlo"/>
+          <w:color w:val="000000" w:themeColor="text1"/>
+          <w:kern w:val="0"/>
+          <w:sz w:val="26"/>
+          <w:szCs w:val="26"/>
+        </w:rPr>
+        <w:t xml:space="preserve">        </w:t>
+      </w:r>
+      <w:r>
+        <w:rPr>
+          <w:rFonts w:ascii="Menlo" w:hAnsi="Menlo" w:cs="Menlo"/>
+          <w:b/>
+          <w:bCs/>
+          <w:color w:val="000000" w:themeColor="text1"/>
+          <w:kern w:val="0"/>
+          <w:sz w:val="26"/>
+          <w:szCs w:val="26"/>
+        </w:rPr>
+        <w:t>int</w:t>
+      </w:r>
+      <w:r>
+        <w:rPr>
+          <w:rFonts w:ascii="Menlo" w:hAnsi="Menlo" w:cs="Menlo"/>
+          <w:color w:val="000000" w:themeColor="text1"/>
+          <w:kern w:val="0"/>
+          <w:sz w:val="26"/>
+          <w:szCs w:val="26"/>
+        </w:rPr>
+        <w:t xml:space="preserve"> extra = distance - 1250;</w:t>
+      </w:r>
+    </w:p>
+    <w:p>
+      <w:pPr>
+        <w:tabs>
+          <w:tab w:val="left" w:pos="642"/>
+        </w:tabs>
+        <w:autoSpaceDE w:val="0"/>
+        <w:autoSpaceDN w:val="0"/>
+        <w:adjustRightInd w:val="0"/>
+        <w:spacing w:after="0" w:line="240" w:lineRule="auto"/>
+        <w:rPr>
+          <w:rFonts w:ascii="Menlo" w:hAnsi="Menlo" w:cs="Menlo"/>
+          <w:color w:val="000000" w:themeColor="text1"/>
+          <w:kern w:val="0"/>
+          <w:sz w:val="26"/>
+          <w:szCs w:val="26"/>
+        </w:rPr>
+      </w:pPr>
+    </w:p>
+    <w:p>
+      <w:pPr>
+        <w:tabs>
+          <w:tab w:val="left" w:pos="642"/>
+        </w:tabs>
+        <w:autoSpaceDE w:val="0"/>
+        <w:autoSpaceDN w:val="0"/>
+        <w:adjustRightInd w:val="0"/>
+        <w:spacing w:after="0" w:line="240" w:lineRule="auto"/>
+        <w:rPr>
+          <w:rFonts w:ascii="Menlo" w:hAnsi="Menlo" w:cs="Menlo"/>
+          <w:color w:val="000000" w:themeColor="text1"/>
+          <w:kern w:val="0"/>
+          <w:sz w:val="26"/>
+          <w:szCs w:val="26"/>
+        </w:rPr>
+      </w:pPr>
+      <w:r>
+        <w:rPr>
+          <w:rFonts w:ascii="Menlo" w:hAnsi="Menlo" w:cs="Menlo"/>
+          <w:color w:val="000000" w:themeColor="text1"/>
+          <w:kern w:val="0"/>
+          <w:sz w:val="26"/>
+          <w:szCs w:val="26"/>
+        </w:rPr>
+        <w:t xml:space="preserve">    // (</w:t>
+      </w:r>
+      <w:r>
+        <w:rPr>
+          <w:rFonts w:ascii="Menlo" w:hAnsi="Menlo" w:cs="Menlo"/>
+          <w:color w:val="000000" w:themeColor="text1"/>
+          <w:kern w:val="0"/>
+          <w:sz w:val="26"/>
+          <w:szCs w:val="26"/>
+        </w:rPr>
+        <w:t>不足</w:t>
+      </w:r>
+      <w:r>
+        <w:rPr>
+          <w:rFonts w:ascii="Menlo" w:hAnsi="Menlo" w:cs="Menlo"/>
+          <w:color w:val="000000" w:themeColor="text1"/>
+          <w:kern w:val="0"/>
+          <w:sz w:val="26"/>
+          <w:szCs w:val="26"/>
+        </w:rPr>
+        <w:t>200</w:t>
+      </w:r>
+      <w:r>
+        <w:rPr>
+          <w:rFonts w:ascii="Menlo" w:hAnsi="Menlo" w:cs="Menlo"/>
+          <w:color w:val="000000" w:themeColor="text1"/>
+          <w:kern w:val="0"/>
+          <w:sz w:val="26"/>
+          <w:szCs w:val="26"/>
+        </w:rPr>
+        <w:t>也算一段</w:t>
+      </w:r>
+      <w:r>
+        <w:rPr>
+          <w:rFonts w:ascii="Menlo" w:hAnsi="Menlo" w:cs="Menlo"/>
+          <w:color w:val="000000" w:themeColor="text1"/>
+          <w:kern w:val="0"/>
+          <w:sz w:val="26"/>
+          <w:szCs w:val="26"/>
+        </w:rPr>
+        <w:t>)</w:t>
+      </w:r>
+    </w:p>
+    <w:p>
+      <w:pPr>
+        <w:tabs>
+          <w:tab w:val="left" w:pos="642"/>
+        </w:tabs>
+        <w:autoSpaceDE w:val="0"/>
+        <w:autoSpaceDN w:val="0"/>
+        <w:adjustRightInd w:val="0"/>
+        <w:spacing w:after="0" w:line="240" w:lineRule="auto"/>
+        <w:rPr>
+          <w:rFonts w:ascii="Menlo" w:hAnsi="Menlo" w:cs="Menlo"/>
+          <w:color w:val="000000" w:themeColor="text1"/>
+          <w:kern w:val="0"/>
+          <w:sz w:val="26"/>
+          <w:szCs w:val="26"/>
+        </w:rPr>
+      </w:pPr>
+      <w:r>
+        <w:rPr>
+          <w:rFonts w:ascii="Menlo" w:hAnsi="Menlo" w:cs="Menlo"/>
+          <w:color w:val="000000" w:themeColor="text1"/>
+          <w:kern w:val="0"/>
+          <w:sz w:val="26"/>
+          <w:szCs w:val="26"/>
+        </w:rPr>
+        <w:t xml:space="preserve">        fee += ((extra + 199) / 200) * 5;</w:t>
+      </w:r>
+    </w:p>
+    <w:p>
+      <w:pPr>
+        <w:tabs>
+          <w:tab w:val="left" w:pos="642"/>
+        </w:tabs>
+        <w:autoSpaceDE w:val="0"/>
+        <w:autoSpaceDN w:val="0"/>
+        <w:adjustRightInd w:val="0"/>
+        <w:spacing w:after="0" w:line="240" w:lineRule="auto"/>
+        <w:rPr>
+          <w:rFonts w:ascii="Menlo" w:hAnsi="Menlo" w:cs="Menlo"/>
+          <w:color w:val="000000" w:themeColor="text1"/>
+          <w:kern w:val="0"/>
+          <w:sz w:val="26"/>
+          <w:szCs w:val="26"/>
+        </w:rPr>
+      </w:pPr>
+      <w:r>
+        <w:rPr>
+          <w:rFonts w:ascii="Menlo" w:hAnsi="Menlo" w:cs="Menlo"/>
+          <w:color w:val="000000" w:themeColor="text1"/>
+          <w:kern w:val="0"/>
+          <w:sz w:val="26"/>
+          <w:szCs w:val="26"/>
+        </w:rPr>
+        <w:t xml:space="preserve">    }</w:t>
+      </w:r>
+    </w:p>
+    <w:p>
+      <w:pPr>
+        <w:tabs>
+          <w:tab w:val="left" w:pos="642"/>
+        </w:tabs>
+        <w:autoSpaceDE w:val="0"/>
+        <w:autoSpaceDN w:val="0"/>
+        <w:adjustRightInd w:val="0"/>
+        <w:spacing w:after="0" w:line="240" w:lineRule="auto"/>
+        <w:rPr>
+          <w:rFonts w:ascii="Menlo" w:hAnsi="Menlo" w:cs="Menlo"/>
+          <w:color w:val="000000" w:themeColor="text1"/>
+          <w:kern w:val="0"/>
+          <w:sz w:val="26"/>
+          <w:szCs w:val="26"/>
+        </w:rPr>
+      </w:pPr>
+    </w:p>
+    <w:p>
+      <w:pPr>
+        <w:tabs>
+          <w:tab w:val="left" w:pos="642"/>
+        </w:tabs>
+        <w:autoSpaceDE w:val="0"/>
+        <w:autoSpaceDN w:val="0"/>
+        <w:adjustRightInd w:val="0"/>
+        <w:spacing w:after="0" w:line="240" w:lineRule="auto"/>
+        <w:rPr>
+          <w:rFonts w:ascii="Menlo" w:hAnsi="Menlo" w:cs="Menlo"/>
+          <w:color w:val="000000" w:themeColor="text1"/>
+          <w:kern w:val="0"/>
+          <w:sz w:val="26"/>
+          <w:szCs w:val="26"/>
+        </w:rPr>
+      </w:pPr>
+      <w:r>
+        <w:rPr>
+          <w:rFonts w:ascii="Menlo" w:hAnsi="Menlo" w:cs="Menlo"/>
+          <w:color w:val="000000" w:themeColor="text1"/>
+          <w:kern w:val="0"/>
+          <w:sz w:val="26"/>
+          <w:szCs w:val="26"/>
+        </w:rPr>
+        <w:t xml:space="preserve">    // ===== </w:t>
+      </w:r>
+      <w:r>
+        <w:rPr>
+          <w:rFonts w:ascii="Menlo" w:hAnsi="Menlo" w:cs="Menlo"/>
+          <w:color w:val="000000" w:themeColor="text1"/>
+          <w:kern w:val="0"/>
+          <w:sz w:val="26"/>
+          <w:szCs w:val="26"/>
+        </w:rPr>
+        <w:t>時間費</w:t>
+      </w:r>
+      <w:r>
+        <w:rPr>
+          <w:rFonts w:ascii="Menlo" w:hAnsi="Menlo" w:cs="Menlo"/>
+          <w:color w:val="000000" w:themeColor="text1"/>
+          <w:kern w:val="0"/>
+          <w:sz w:val="26"/>
+          <w:szCs w:val="26"/>
+        </w:rPr>
+        <w:t xml:space="preserve"> =====</w:t>
+      </w:r>
+    </w:p>
+    <w:p>
+      <w:pPr>
+        <w:tabs>
+          <w:tab w:val="left" w:pos="642"/>
+        </w:tabs>
+        <w:autoSpaceDE w:val="0"/>
+        <w:autoSpaceDN w:val="0"/>
+        <w:adjustRightInd w:val="0"/>
+        <w:spacing w:after="0" w:line="240" w:lineRule="auto"/>
+        <w:rPr>
+          <w:rFonts w:ascii="Menlo" w:hAnsi="Menlo" w:cs="Menlo"/>
+          <w:color w:val="000000" w:themeColor="text1"/>
+          <w:kern w:val="0"/>
+          <w:sz w:val="26"/>
+          <w:szCs w:val="26"/>
+        </w:rPr>
+      </w:pPr>
+      <w:r>
+        <w:rPr>
+          <w:rFonts w:ascii="Menlo" w:hAnsi="Menlo" w:cs="Menlo"/>
+          <w:color w:val="000000" w:themeColor="text1"/>
+          <w:kern w:val="0"/>
+          <w:sz w:val="26"/>
+          <w:szCs w:val="26"/>
+        </w:rPr>
+        <w:t xml:space="preserve">    </w:t>
+      </w:r>
+      <w:r>
+        <w:rPr>
+          <w:rFonts w:ascii="Menlo" w:hAnsi="Menlo" w:cs="Menlo"/>
+          <w:b/>
+          <w:bCs/>
+          <w:color w:val="000000" w:themeColor="text1"/>
+          <w:kern w:val="0"/>
+          <w:sz w:val="26"/>
+          <w:szCs w:val="26"/>
+        </w:rPr>
+        <w:t>if</w:t>
+      </w:r>
+      <w:r>
+        <w:rPr>
+          <w:rFonts w:ascii="Menlo" w:hAnsi="Menlo" w:cs="Menlo"/>
+          <w:color w:val="000000" w:themeColor="text1"/>
+          <w:kern w:val="0"/>
+          <w:sz w:val="26"/>
+          <w:szCs w:val="26"/>
+        </w:rPr>
+        <w:t xml:space="preserve"> (time &gt; 0) {</w:t>
+      </w:r>
+    </w:p>
+    <w:p>
+      <w:pPr>
+        <w:tabs>
+          <w:tab w:val="left" w:pos="642"/>
+        </w:tabs>
+        <w:autoSpaceDE w:val="0"/>
+        <w:autoSpaceDN w:val="0"/>
+        <w:adjustRightInd w:val="0"/>
+        <w:spacing w:after="0" w:line="240" w:lineRule="auto"/>
+        <w:rPr>
+          <w:rFonts w:ascii="Menlo" w:hAnsi="Menlo" w:cs="Menlo"/>
+          <w:color w:val="000000" w:themeColor="text1"/>
+          <w:kern w:val="0"/>
+          <w:sz w:val="26"/>
+          <w:szCs w:val="26"/>
+        </w:rPr>
+      </w:pPr>
+      <w:r>
+        <w:rPr>
+          <w:rFonts w:ascii="Menlo" w:hAnsi="Menlo" w:cs="Menlo"/>
+          <w:color w:val="000000" w:themeColor="text1"/>
+          <w:kern w:val="0"/>
+          <w:sz w:val="26"/>
+          <w:szCs w:val="26"/>
+        </w:rPr>
+        <w:t xml:space="preserve">        // ★</w:t>
+      </w:r>
+    </w:p>
+    <w:p>
+      <w:pPr>
+        <w:tabs>
+          <w:tab w:val="left" w:pos="642"/>
+        </w:tabs>
+        <w:autoSpaceDE w:val="0"/>
+        <w:autoSpaceDN w:val="0"/>
+        <w:adjustRightInd w:val="0"/>
+        <w:spacing w:after="0" w:line="240" w:lineRule="auto"/>
+        <w:rPr>
+          <w:rFonts w:ascii="Menlo" w:hAnsi="Menlo" w:cs="Menlo"/>
+          <w:color w:val="000000" w:themeColor="text1"/>
+          <w:kern w:val="0"/>
+          <w:sz w:val="26"/>
+          <w:szCs w:val="26"/>
+        </w:rPr>
+      </w:pPr>
+      <w:r>
+        <w:rPr>
+          <w:rFonts w:ascii="Menlo" w:hAnsi="Menlo" w:cs="Menlo"/>
+          <w:color w:val="000000" w:themeColor="text1"/>
+          <w:kern w:val="0"/>
+          <w:sz w:val="26"/>
+          <w:szCs w:val="26"/>
+        </w:rPr>
+        <w:t xml:space="preserve">        </w:t>
+      </w:r>
+      <w:proofErr w:type="spellStart"/>
+      <w:r>
+        <w:rPr>
+          <w:rFonts w:ascii="Menlo" w:hAnsi="Menlo" w:cs="Menlo"/>
+          <w:color w:val="000000" w:themeColor="text1"/>
+          <w:kern w:val="0"/>
+          <w:sz w:val="26"/>
+          <w:szCs w:val="26"/>
+        </w:rPr>
+        <w:t>timefee</w:t>
+      </w:r>
+      <w:proofErr w:type="spellEnd"/>
+      <w:r>
+        <w:rPr>
+          <w:rFonts w:ascii="Menlo" w:hAnsi="Menlo" w:cs="Menlo"/>
+          <w:color w:val="000000" w:themeColor="text1"/>
+          <w:kern w:val="0"/>
+          <w:sz w:val="26"/>
+          <w:szCs w:val="26"/>
+        </w:rPr>
+        <w:t xml:space="preserve"> = ((</w:t>
+      </w:r>
+      <w:proofErr w:type="gramStart"/>
+      <w:r>
+        <w:rPr>
+          <w:rFonts w:ascii="Menlo" w:hAnsi="Menlo" w:cs="Menlo"/>
+          <w:color w:val="000000" w:themeColor="text1"/>
+          <w:kern w:val="0"/>
+          <w:sz w:val="26"/>
+          <w:szCs w:val="26"/>
+        </w:rPr>
+        <w:t>time )</w:t>
+      </w:r>
+      <w:proofErr w:type="gramEnd"/>
+      <w:r>
+        <w:rPr>
+          <w:rFonts w:ascii="Menlo" w:hAnsi="Menlo" w:cs="Menlo"/>
+          <w:color w:val="000000" w:themeColor="text1"/>
+          <w:kern w:val="0"/>
+          <w:sz w:val="26"/>
+          <w:szCs w:val="26"/>
+        </w:rPr>
+        <w:t xml:space="preserve"> / 60) * 5;</w:t>
+      </w:r>
+    </w:p>
+    <w:p>
+      <w:pPr>
+        <w:tabs>
+          <w:tab w:val="left" w:pos="642"/>
+        </w:tabs>
+        <w:autoSpaceDE w:val="0"/>
+        <w:autoSpaceDN w:val="0"/>
+        <w:adjustRightInd w:val="0"/>
+        <w:spacing w:after="0" w:line="240" w:lineRule="auto"/>
+        <w:rPr>
+          <w:rFonts w:ascii="Menlo" w:hAnsi="Menlo" w:cs="Menlo"/>
+          <w:color w:val="000000" w:themeColor="text1"/>
+          <w:kern w:val="0"/>
+          <w:sz w:val="26"/>
+          <w:szCs w:val="26"/>
+        </w:rPr>
+      </w:pPr>
+      <w:r>
+        <w:rPr>
+          <w:rFonts w:ascii="Menlo" w:hAnsi="Menlo" w:cs="Menlo"/>
+          <w:color w:val="000000" w:themeColor="text1"/>
+          <w:kern w:val="0"/>
+          <w:sz w:val="26"/>
+          <w:szCs w:val="26"/>
+        </w:rPr>
+        <w:t xml:space="preserve">    }</w:t>
+      </w:r>
+    </w:p>
+    <w:p>
+      <w:pPr>
+        <w:tabs>
+          <w:tab w:val="left" w:pos="642"/>
+        </w:tabs>
+        <w:autoSpaceDE w:val="0"/>
+        <w:autoSpaceDN w:val="0"/>
+        <w:adjustRightInd w:val="0"/>
+        <w:spacing w:after="0" w:line="240" w:lineRule="auto"/>
+        <w:rPr>
+          <w:rFonts w:ascii="Menlo" w:hAnsi="Menlo" w:cs="Menlo"/>
+          <w:color w:val="000000" w:themeColor="text1"/>
+          <w:kern w:val="0"/>
+          <w:sz w:val="26"/>
+          <w:szCs w:val="26"/>
+        </w:rPr>
+      </w:pPr>
+    </w:p>
+    <w:p>
+      <w:pPr>
+        <w:tabs>
+          <w:tab w:val="left" w:pos="642"/>
+        </w:tabs>
+        <w:autoSpaceDE w:val="0"/>
+        <w:autoSpaceDN w:val="0"/>
+        <w:adjustRightInd w:val="0"/>
+        <w:spacing w:after="0" w:line="240" w:lineRule="auto"/>
+        <w:rPr>
+          <w:rFonts w:ascii="Menlo" w:hAnsi="Menlo" w:cs="Menlo"/>
+          <w:color w:val="000000" w:themeColor="text1"/>
+          <w:kern w:val="0"/>
+          <w:sz w:val="26"/>
+          <w:szCs w:val="26"/>
+        </w:rPr>
+      </w:pPr>
+      <w:r>
+        <w:rPr>
+          <w:rFonts w:ascii="Menlo" w:hAnsi="Menlo" w:cs="Menlo"/>
+          <w:color w:val="000000" w:themeColor="text1"/>
+          <w:kern w:val="0"/>
+          <w:sz w:val="26"/>
+          <w:szCs w:val="26"/>
+        </w:rPr>
+        <w:t xml:space="preserve">    // ===== </w:t>
+      </w:r>
+      <w:r>
+        <w:rPr>
+          <w:rFonts w:ascii="Menlo" w:hAnsi="Menlo" w:cs="Menlo"/>
+          <w:color w:val="000000" w:themeColor="text1"/>
+          <w:kern w:val="0"/>
+          <w:sz w:val="26"/>
+          <w:szCs w:val="26"/>
+        </w:rPr>
+        <w:t>總金額</w:t>
+      </w:r>
+      <w:r>
+        <w:rPr>
+          <w:rFonts w:ascii="Menlo" w:hAnsi="Menlo" w:cs="Menlo"/>
+          <w:color w:val="000000" w:themeColor="text1"/>
+          <w:kern w:val="0"/>
+          <w:sz w:val="26"/>
+          <w:szCs w:val="26"/>
+        </w:rPr>
+        <w:t xml:space="preserve"> =====</w:t>
+      </w:r>
+    </w:p>
+    <w:p>
+      <w:pPr>
+        <w:tabs>
+          <w:tab w:val="left" w:pos="642"/>
+        </w:tabs>
+        <w:autoSpaceDE w:val="0"/>
+        <w:autoSpaceDN w:val="0"/>
+        <w:adjustRightInd w:val="0"/>
+        <w:spacing w:after="0" w:line="240" w:lineRule="auto"/>
+        <w:rPr>
+          <w:rFonts w:ascii="Menlo" w:hAnsi="Menlo" w:cs="Menlo"/>
+          <w:color w:val="000000" w:themeColor="text1"/>
+          <w:kern w:val="0"/>
+          <w:sz w:val="26"/>
+          <w:szCs w:val="26"/>
+        </w:rPr>
+      </w:pPr>
+      <w:r>
+        <w:rPr>
+          <w:rFonts w:ascii="Menlo" w:hAnsi="Menlo" w:cs="Menlo"/>
+          <w:color w:val="000000" w:themeColor="text1"/>
+          <w:kern w:val="0"/>
+          <w:sz w:val="26"/>
+          <w:szCs w:val="26"/>
+        </w:rPr>
+        <w:t xml:space="preserve">    </w:t>
+      </w:r>
+      <w:r>
+        <w:rPr>
+          <w:rFonts w:ascii="Menlo" w:hAnsi="Menlo" w:cs="Menlo"/>
+          <w:b/>
+          <w:bCs/>
+          <w:color w:val="000000" w:themeColor="text1"/>
+          <w:kern w:val="0"/>
+          <w:sz w:val="26"/>
+          <w:szCs w:val="26"/>
+        </w:rPr>
+        <w:t>float</w:t>
+      </w:r>
+      <w:r>
+        <w:rPr>
+          <w:rFonts w:ascii="Menlo" w:hAnsi="Menlo" w:cs="Menlo"/>
+          <w:color w:val="000000" w:themeColor="text1"/>
+          <w:kern w:val="0"/>
+          <w:sz w:val="26"/>
+          <w:szCs w:val="26"/>
+        </w:rPr>
+        <w:t xml:space="preserve"> total = fee + </w:t>
+      </w:r>
+      <w:proofErr w:type="spellStart"/>
+      <w:r>
+        <w:rPr>
+          <w:rFonts w:ascii="Menlo" w:hAnsi="Menlo" w:cs="Menlo"/>
+          <w:color w:val="000000" w:themeColor="text1"/>
+          <w:kern w:val="0"/>
+          <w:sz w:val="26"/>
+          <w:szCs w:val="26"/>
+        </w:rPr>
+        <w:t>timefee</w:t>
+      </w:r>
+      <w:proofErr w:type="spellEnd"/>
+      <w:r>
+        <w:rPr>
+          <w:rFonts w:ascii="Menlo" w:hAnsi="Menlo" w:cs="Menlo"/>
+          <w:color w:val="000000" w:themeColor="text1"/>
+          <w:kern w:val="0"/>
+          <w:sz w:val="26"/>
+          <w:szCs w:val="26"/>
+        </w:rPr>
+        <w:t>;</w:t>
+      </w:r>
+    </w:p>
+    <w:p>
+      <w:pPr>
+        <w:tabs>
+          <w:tab w:val="left" w:pos="642"/>
+        </w:tabs>
+        <w:autoSpaceDE w:val="0"/>
+        <w:autoSpaceDN w:val="0"/>
+        <w:adjustRightInd w:val="0"/>
+        <w:spacing w:after="0" w:line="240" w:lineRule="auto"/>
+        <w:rPr>
+          <w:rFonts w:ascii="Menlo" w:hAnsi="Menlo" w:cs="Menlo"/>
+          <w:color w:val="000000" w:themeColor="text1"/>
+          <w:kern w:val="0"/>
+          <w:sz w:val="26"/>
+          <w:szCs w:val="26"/>
+        </w:rPr>
+      </w:pPr>
+    </w:p>
+    <w:p>
+      <w:pPr>
+        <w:tabs>
+          <w:tab w:val="left" w:pos="642"/>
+        </w:tabs>
+        <w:autoSpaceDE w:val="0"/>
+        <w:autoSpaceDN w:val="0"/>
+        <w:adjustRightInd w:val="0"/>
+        <w:spacing w:after="0" w:line="240" w:lineRule="auto"/>
+        <w:rPr>
+          <w:rFonts w:ascii="Menlo" w:hAnsi="Menlo" w:cs="Menlo"/>
+          <w:color w:val="000000" w:themeColor="text1"/>
+          <w:kern w:val="0"/>
+          <w:sz w:val="26"/>
+          <w:szCs w:val="26"/>
+        </w:rPr>
+      </w:pPr>
+      <w:r>
+        <w:rPr>
+          <w:rFonts w:ascii="Menlo" w:hAnsi="Menlo" w:cs="Menlo"/>
+          <w:color w:val="000000" w:themeColor="text1"/>
+          <w:kern w:val="0"/>
+          <w:sz w:val="26"/>
+          <w:szCs w:val="26"/>
+        </w:rPr>
+        <w:t xml:space="preserve">    </w:t>
+      </w:r>
+      <w:proofErr w:type="spellStart"/>
+      <w:r>
+        <w:rPr>
+          <w:rFonts w:ascii="Menlo" w:hAnsi="Menlo" w:cs="Menlo"/>
+          <w:color w:val="000000" w:themeColor="text1"/>
+          <w:kern w:val="0"/>
+          <w:sz w:val="26"/>
+          <w:szCs w:val="26"/>
+        </w:rPr>
+        <w:t>printf</w:t>
+      </w:r>
+      <w:proofErr w:type="spellEnd"/>
+      <w:r>
+        <w:rPr>
+          <w:rFonts w:ascii="Menlo" w:hAnsi="Menlo" w:cs="Menlo"/>
+          <w:color w:val="000000" w:themeColor="text1"/>
+          <w:kern w:val="0"/>
+          <w:sz w:val="26"/>
+          <w:szCs w:val="26"/>
+        </w:rPr>
+        <w:t>("</w:t>
+      </w:r>
+      <w:r>
+        <w:rPr>
+          <w:rFonts w:ascii="Menlo" w:hAnsi="Menlo" w:cs="Menlo"/>
+          <w:color w:val="000000" w:themeColor="text1"/>
+          <w:kern w:val="0"/>
+          <w:sz w:val="26"/>
+          <w:szCs w:val="26"/>
+        </w:rPr>
+        <w:t>車費為：</w:t>
+      </w:r>
+      <w:r>
+        <w:rPr>
+          <w:rFonts w:ascii="Menlo" w:hAnsi="Menlo" w:cs="Menlo"/>
+          <w:color w:val="000000" w:themeColor="text1"/>
+          <w:kern w:val="0"/>
+          <w:sz w:val="26"/>
+          <w:szCs w:val="26"/>
+        </w:rPr>
+        <w:t>%.2f\n", total);</w:t>
+      </w:r>
+    </w:p>
+    <w:p>
+      <w:pPr>
+        <w:tabs>
+          <w:tab w:val="left" w:pos="642"/>
+        </w:tabs>
+        <w:autoSpaceDE w:val="0"/>
+        <w:autoSpaceDN w:val="0"/>
+        <w:adjustRightInd w:val="0"/>
+        <w:spacing w:after="0" w:line="240" w:lineRule="auto"/>
+        <w:rPr>
+          <w:rFonts w:ascii="Menlo" w:hAnsi="Menlo" w:cs="Menlo"/>
+          <w:color w:val="000000" w:themeColor="text1"/>
+          <w:kern w:val="0"/>
+          <w:sz w:val="26"/>
+          <w:szCs w:val="26"/>
+        </w:rPr>
+      </w:pPr>
+    </w:p>
+    <w:p>
+      <w:pPr>
+        <w:tabs>
+          <w:tab w:val="left" w:pos="642"/>
+        </w:tabs>
+        <w:autoSpaceDE w:val="0"/>
+        <w:autoSpaceDN w:val="0"/>
+        <w:adjustRightInd w:val="0"/>
+        <w:spacing w:after="0" w:line="240" w:lineRule="auto"/>
+        <w:rPr>
+          <w:rFonts w:ascii="Menlo" w:hAnsi="Menlo" w:cs="Menlo"/>
+          <w:color w:val="000000" w:themeColor="text1"/>
+          <w:kern w:val="0"/>
+          <w:sz w:val="26"/>
+          <w:szCs w:val="26"/>
+        </w:rPr>
+      </w:pPr>
+      <w:r>
+        <w:rPr>
+          <w:rFonts w:ascii="Menlo" w:hAnsi="Menlo" w:cs="Menlo"/>
+          <w:color w:val="000000" w:themeColor="text1"/>
+          <w:kern w:val="0"/>
+          <w:sz w:val="26"/>
+          <w:szCs w:val="26"/>
+        </w:rPr>
+        <w:t xml:space="preserve">    </w:t>
+      </w:r>
+    </w:p>
+    <w:p>
+      <w:pPr>
+        <w:tabs>
+          <w:tab w:val="left" w:pos="642"/>
+        </w:tabs>
+        <w:autoSpaceDE w:val="0"/>
+        <w:autoSpaceDN w:val="0"/>
+        <w:adjustRightInd w:val="0"/>
+        <w:spacing w:after="0" w:line="240" w:lineRule="auto"/>
+        <w:rPr>
+          <w:rFonts w:ascii="Menlo" w:hAnsi="Menlo" w:cs="Menlo"/>
+          <w:color w:val="000000" w:themeColor="text1"/>
+          <w:kern w:val="0"/>
+          <w:sz w:val="26"/>
+          <w:szCs w:val="26"/>
+        </w:rPr>
+      </w:pPr>
+      <w:r>
+        <w:rPr>
+          <w:rFonts w:ascii="Menlo" w:hAnsi="Menlo" w:cs="Menlo"/>
+          <w:color w:val="000000" w:themeColor="text1"/>
+          <w:kern w:val="0"/>
+          <w:sz w:val="26"/>
+          <w:szCs w:val="26"/>
+        </w:rPr>
+        <w:t xml:space="preserve">    system("pause");</w:t>
+      </w:r>
+    </w:p>
+    <w:p>
+      <w:pPr>
+        <w:tabs>
+          <w:tab w:val="left" w:pos="642"/>
+        </w:tabs>
+        <w:autoSpaceDE w:val="0"/>
+        <w:autoSpaceDN w:val="0"/>
+        <w:adjustRightInd w:val="0"/>
+        <w:spacing w:after="0" w:line="240" w:lineRule="auto"/>
+        <w:rPr>
+          <w:rFonts w:ascii="Menlo" w:hAnsi="Menlo" w:cs="Menlo"/>
+          <w:color w:val="000000" w:themeColor="text1"/>
+          <w:kern w:val="0"/>
+          <w:sz w:val="26"/>
+          <w:szCs w:val="26"/>
+        </w:rPr>
+      </w:pPr>
+      <w:r>
+        <w:rPr>
+          <w:rFonts w:ascii="Menlo" w:hAnsi="Menlo" w:cs="Menlo"/>
+          <w:color w:val="000000" w:themeColor="text1"/>
+          <w:kern w:val="0"/>
+          <w:sz w:val="26"/>
+          <w:szCs w:val="26"/>
+        </w:rPr>
+        <w:t xml:space="preserve">    </w:t>
+      </w:r>
+      <w:r>
+        <w:rPr>
+          <w:rFonts w:ascii="Menlo" w:hAnsi="Menlo" w:cs="Menlo"/>
+          <w:b/>
+          <w:bCs/>
+          <w:color w:val="000000" w:themeColor="text1"/>
+          <w:kern w:val="0"/>
+          <w:sz w:val="26"/>
+          <w:szCs w:val="26"/>
+        </w:rPr>
+        <w:t>return</w:t>
+      </w:r>
+      <w:r>
+        <w:rPr>
+          <w:rFonts w:ascii="Menlo" w:hAnsi="Menlo" w:cs="Menlo"/>
+          <w:color w:val="000000" w:themeColor="text1"/>
+          <w:kern w:val="0"/>
+          <w:sz w:val="26"/>
+          <w:szCs w:val="26"/>
+        </w:rPr>
+        <w:t xml:space="preserve"> 0;</w:t>
+      </w:r>
+    </w:p>
+    <w:p>
+      <w:pPr>
+        <w:tabs>
+          <w:tab w:val="left" w:pos="642"/>
+        </w:tabs>
+        <w:autoSpaceDE w:val="0"/>
+        <w:autoSpaceDN w:val="0"/>
+        <w:adjustRightInd w:val="0"/>
+        <w:spacing w:after="0" w:line="240" w:lineRule="auto"/>
+        <w:rPr>
+          <w:rFonts w:ascii="Menlo" w:hAnsi="Menlo" w:cs="Menlo"/>
+          <w:color w:val="000000" w:themeColor="text1"/>
+          <w:kern w:val="0"/>
+          <w:sz w:val="26"/>
+          <w:szCs w:val="26"/>
+        </w:rPr>
+      </w:pPr>
+      <w:r>
+        <w:rPr>
+          <w:rFonts w:ascii="Menlo" w:hAnsi="Menlo" w:cs="Menlo"/>
+          <w:color w:val="000000" w:themeColor="text1"/>
+          <w:kern w:val="0"/>
+          <w:sz w:val="26"/>
+          <w:szCs w:val="26"/>
+        </w:rPr>
+        <w:t>}</w:t>
+      </w:r>
+    </w:p>
+    <w:p>
+      <w:pPr>
+        <w:widowControl/>
+        <w:spacing w:line="240" w:lineRule="auto"/>
+        <w:rPr>
+          <w:rFonts w:ascii="Menlo" w:hAnsi="Menlo" w:cs="Menlo"/>
+          <w:color w:val="000000" w:themeColor="text1"/>
+          <w:kern w:val="0"/>
+          <w:sz w:val="26"/>
+          <w:szCs w:val="26"/>
+        </w:rPr>
+      </w:pPr>
+    </w:p>
+    <w:p>
+      <w:pPr>
+        <w:widowControl/>
+        <w:spacing w:line="240" w:lineRule="auto"/>
+        <w:rPr>
+          <w:rFonts w:ascii="Menlo" w:hAnsi="Menlo" w:cs="Menlo"/>
+          <w:color w:val="000000" w:themeColor="text1"/>
+          <w:kern w:val="0"/>
+          <w:sz w:val="26"/>
+          <w:szCs w:val="26"/>
+        </w:rPr>
+      </w:pPr>
+      <w:r>
+        <w:rPr>
+          <w:rFonts w:ascii="Menlo" w:hAnsi="Menlo" w:cs="Menlo"/>
+          <w:color w:val="000000" w:themeColor="text1"/>
+          <w:kern w:val="0"/>
+          <w:sz w:val="26"/>
+          <w:szCs w:val="26"/>
+        </w:rPr>
+        <w:t xml:space="preserve">    </w:t>
+      </w:r>
+    </w:p>
+    <w:p>
+      <w:pPr>
+        <w:widowControl/>
+        <w:spacing w:line="240" w:lineRule="auto"/>
+        <w:rPr>
+          <w:rFonts w:ascii="Menlo" w:hAnsi="Menlo" w:cs="Menlo"/>
+          <w:color w:val="000000" w:themeColor="text1"/>
+          <w:kern w:val="0"/>
+          <w:sz w:val="26"/>
+          <w:szCs w:val="26"/>
+        </w:rPr>
+      </w:pPr>
+      <w:r>
+        <w:rPr>
+          <w:rFonts w:ascii="Menlo" w:hAnsi="Menlo" w:cs="Menlo"/>
+          <w:color w:val="000000" w:themeColor="text1"/>
+          <w:kern w:val="0"/>
+          <w:sz w:val="26"/>
+          <w:szCs w:val="26"/>
+        </w:rPr>
+        <w:t xml:space="preserve">    system("pause");</w:t>
+      </w:r>
+    </w:p>
+    <w:p>
+      <w:pPr>
+        <w:widowControl/>
+        <w:spacing w:line="240" w:lineRule="auto"/>
+        <w:rPr>
+          <w:rFonts w:ascii="Menlo" w:hAnsi="Menlo" w:cs="Menlo"/>
+          <w:color w:val="000000" w:themeColor="text1"/>
+          <w:kern w:val="0"/>
+          <w:sz w:val="26"/>
+          <w:szCs w:val="26"/>
+        </w:rPr>
+      </w:pPr>
+      <w:r>
+        <w:rPr>
+          <w:rFonts w:ascii="Menlo" w:hAnsi="Menlo" w:cs="Menlo"/>
+          <w:color w:val="000000" w:themeColor="text1"/>
+          <w:kern w:val="0"/>
+          <w:sz w:val="26"/>
+          <w:szCs w:val="26"/>
+        </w:rPr>
+        <w:t xml:space="preserve">    return 0;</w:t>
+      </w:r>
+    </w:p>
+    <w:p>
+      <w:pPr>
+        <w:widowControl/>
+        <w:spacing w:line="240" w:lineRule="auto"/>
+        <w:rPr>
+          <w:rFonts w:ascii="Menlo" w:hAnsi="Menlo" w:cs="Menlo"/>
+          <w:color w:val="000000" w:themeColor="text1"/>
+          <w:kern w:val="0"/>
+          <w:sz w:val="26"/>
+          <w:szCs w:val="26"/>
+        </w:rPr>
+      </w:pPr>
+      <w:r>
+        <w:rPr>
+          <w:rFonts w:ascii="Menlo" w:hAnsi="Menlo" w:cs="Menlo"/>
+          <w:color w:val="000000" w:themeColor="text1"/>
+          <w:kern w:val="0"/>
+          <w:sz w:val="26"/>
+          <w:szCs w:val="26"/>
+        </w:rPr>
+        <w:t>}</w:t>
+      </w:r>
+    </w:p>
+    <w:p>
+      <w:pPr>
+        <w:widowControl/>
+        <w:spacing w:line="240" w:lineRule="auto"/>
+      </w:pPr>
+      <w:r>
+        <w:rPr>
+          <w:rFonts w:hint="eastAsia"/>
+          <w:color w:val="000000" w:themeColor="text1"/>
+        </w:rPr>
         <w:br w:type="page"/>
       </w:r>
     </w:p>
@@ -85,7 +8886,7 @@
 </file>
 
 <file path=word/numbering.xml><?xml version="1.0" encoding="utf-8"?>
-<w:numbering xmlns:wpc="http://schemas.microsoft.com/office/word/2010/wordprocessingCanvas" xmlns:cx="http://schemas.microsoft.com/office/drawing/2014/chartex" xmlns:cx1="http://schemas.microsoft.com/office/drawing/2015/9/8/chartex" xmlns:cx2="http://schemas.microsoft.com/office/drawing/2015/10/21/chartex" xmlns:cx3="http://schemas.microsoft.com/office/drawing/2016/5/9/chartex" xmlns:cx4="http://schemas.microsoft.com/office/drawing/2016/5/10/chartex" xmlns:cx5="http://schemas.microsoft.com/office/drawing/2016/5/11/chartex" xmlns:cx6="http://schemas.microsoft.com/office/drawing/2016/5/12/chartex" xmlns:cx7="http://schemas.microsoft.com/office/drawing/2016/5/13/chartex" xmlns:cx8="http://schemas.microsoft.com/office/drawing/2016/5/14/chartex" xmlns:mc="http://schemas.openxmlformats.org/markup-compatibility/2006" xmlns:aink="http://schemas.microsoft.com/office/drawing/2016/ink" xmlns:am3d="http://schemas.microsoft.com/office/drawing/2017/model3d" xmlns:o="urn:schemas-microsoft-com:office:office" xmlns:oel="http://schemas.microsoft.com/office/2019/extlst" xmlns:r="http://schemas.openxmlformats.org/officeDocument/2006/relationships" xmlns:m="http://schemas.openxmlformats.org/officeDocument/2006/math" xmlns:v="urn:schemas-microsoft-com:vml" xmlns:wp14="http://schemas.microsoft.com/office/word/2010/wordprocessingDrawing" xmlns:wp="http://schemas.openxmlformats.org/drawingml/2006/wordprocessingDrawing" xmlns:w10="urn:schemas-microsoft-com:office:word" xmlns:w="http://schemas.openxmlformats.org/wordprocessingml/2006/main" xmlns:w14="http://schemas.microsoft.com/office/word/2010/wordml" xmlns:w15="http://schemas.microsoft.com/office/word/2012/wordml" xmlns:w16cex="http://schemas.microsoft.com/office/word/2018/wordml/cex" xmlns:w16cid="http://schemas.microsoft.com/office/word/2016/wordml/cid" xmlns:w16="http://schemas.microsoft.com/office/word/2018/wordml" xmlns:w16du="http://schemas.microsoft.com/office/word/2023/wordml/word16du" xmlns:w16sdtdh="http://schemas.microsoft.com/office/word/2020/wordml/sdtdatahash" xmlns:w16sdtfl="http://schemas.microsoft.com/office/word/2024/wordml/sdtformatlock" xmlns:w16se="http://schemas.microsoft.com/office/word/2015/wordml/symex" xmlns:wpg="http://schemas.microsoft.com/office/word/2010/wordprocessingGroup" xmlns:wpi="http://schemas.microsoft.com/office/word/2010/wordprocessingInk" xmlns:wne="http://schemas.microsoft.com/office/word/2006/wordml" xmlns:wps="http://schemas.microsoft.com/office/word/2010/wordprocessingShape" mc:Ignorable="w14 w15 w16se w16cid w16 w16cex w16sdtdh w16sdtfl w16du wp14">
+<w:numbering xmlns:wpc="http://schemas.microsoft.com/office/word/2010/wordprocessingCanvas" xmlns:cx="http://schemas.microsoft.com/office/drawing/2014/chartex" xmlns:cx1="http://schemas.microsoft.com/office/drawing/2015/9/8/chartex" xmlns:cx2="http://schemas.microsoft.com/office/drawing/2015/10/21/chartex" xmlns:cx3="http://schemas.microsoft.com/office/drawing/2016/5/9/chartex" xmlns:cx4="http://schemas.microsoft.com/office/drawing/2016/5/10/chartex" xmlns:cx5="http://schemas.microsoft.com/office/drawing/2016/5/11/chartex" xmlns:cx6="http://schemas.microsoft.com/office/drawing/2016/5/12/chartex" xmlns:cx7="http://schemas.microsoft.com/office/drawing/2016/5/13/chartex" xmlns:cx8="http://schemas.microsoft.com/office/drawing/2016/5/14/chartex" xmlns:mc="http://schemas.openxmlformats.org/markup-compatibility/2006" xmlns:aink="http://schemas.microsoft.com/office/drawing/2016/ink" xmlns:am3d="http://schemas.microsoft.com/office/drawing/2017/model3d" xmlns:o="urn:schemas-microsoft-com:office:office" xmlns:oel="http://schemas.microsoft.com/office/2019/extlst" xmlns:r="http://schemas.openxmlformats.org/officeDocument/2006/relationships" xmlns:m="http://schemas.openxmlformats.org/officeDocument/2006/math" xmlns:v="urn:schemas-microsoft-com:vml" xmlns:wp14="http://schemas.microsoft.com/office/word/2010/wordprocessingDrawing" xmlns:wp="http://schemas.openxmlformats.org/drawingml/2006/wordprocessingDrawing" xmlns:w10="urn:schemas-microsoft-com:office:word" xmlns:w="http://schemas.openxmlformats.org/wordprocessingml/2006/main" xmlns:w14="http://schemas.microsoft.com/office/word/2010/wordml" xmlns:w15="http://schemas.microsoft.com/office/word/2012/wordml" xmlns:w16cex="http://schemas.microsoft.com/office/word/2018/wordml/cex" xmlns:w16cid="http://schemas.microsoft.com/office/word/2016/wordml/cid" xmlns:w16="http://schemas.microsoft.com/office/word/2018/wordml" xmlns:w16du="http://schemas.microsoft.com/office/word/2023/wordml/word16du" xmlns:w16sdtdh="http://schemas.microsoft.com/office/word/2020/wordml/sdtdatahash" xmlns:w16se="http://schemas.microsoft.com/office/word/2015/wordml/symex" xmlns:wpg="http://schemas.microsoft.com/office/word/2010/wordprocessingGroup" xmlns:wpi="http://schemas.microsoft.com/office/word/2010/wordprocessingInk" xmlns:wne="http://schemas.microsoft.com/office/word/2006/wordml" xmlns:wps="http://schemas.microsoft.com/office/word/2010/wordprocessingShape" mc:Ignorable="w14 w15 w16se w16cid w16 w16cex w16sdtdh wp14">
   <w:abstractNum w:abstractNumId="0" w15:restartNumberingAfterBreak="0">
     <w:nsid w:val="4D143E82"/>
     <w:multiLevelType w:val="hybridMultilevel"/>
@@ -366,7 +9167,7 @@
 </file>
 
 <file path=word/styles.xml><?xml version="1.0" encoding="utf-8"?>
-<w:styles xmlns:mc="http://schemas.openxmlformats.org/markup-compatibility/2006" xmlns:r="http://schemas.openxmlformats.org/officeDocument/2006/relationships" xmlns:w="http://schemas.openxmlformats.org/wordprocessingml/2006/main" xmlns:w14="http://schemas.microsoft.com/office/word/2010/wordml" xmlns:w15="http://schemas.microsoft.com/office/word/2012/wordml" xmlns:w16cex="http://schemas.microsoft.com/office/word/2018/wordml/cex" xmlns:w16cid="http://schemas.microsoft.com/office/word/2016/wordml/cid" xmlns:w16="http://schemas.microsoft.com/office/word/2018/wordml" xmlns:w16du="http://schemas.microsoft.com/office/word/2023/wordml/word16du" xmlns:w16sdtdh="http://schemas.microsoft.com/office/word/2020/wordml/sdtdatahash" xmlns:w16sdtfl="http://schemas.microsoft.com/office/word/2024/wordml/sdtformatlock" xmlns:w16se="http://schemas.microsoft.com/office/word/2015/wordml/symex" mc:Ignorable="w14 w15 w16se w16cid w16 w16cex w16sdtdh w16sdtfl w16du">
+<w:styles xmlns:mc="http://schemas.openxmlformats.org/markup-compatibility/2006" xmlns:r="http://schemas.openxmlformats.org/officeDocument/2006/relationships" xmlns:w="http://schemas.openxmlformats.org/wordprocessingml/2006/main" xmlns:w14="http://schemas.microsoft.com/office/word/2010/wordml" xmlns:w15="http://schemas.microsoft.com/office/word/2012/wordml" xmlns:w16cex="http://schemas.microsoft.com/office/word/2018/wordml/cex" xmlns:w16cid="http://schemas.microsoft.com/office/word/2016/wordml/cid" xmlns:w16="http://schemas.microsoft.com/office/word/2018/wordml" xmlns:w16sdtdh="http://schemas.microsoft.com/office/word/2020/wordml/sdtdatahash" xmlns:w16se="http://schemas.microsoft.com/office/word/2015/wordml/symex" mc:Ignorable="w14 w15 w16se w16cid w16 w16cex w16sdtdh">
   <w:docDefaults>
     <w:rPrDefault>
       <w:rPr>
